--- a/01-电源电路/02-开关电源/并联谐振PRC变换器/并联谐振电路/并联谐振电路.docx
+++ b/01-电源电路/02-开关电源/并联谐振PRC变换器/并联谐振电路/并联谐振电路.docx
@@ -2461,6 +2461,20 @@
     </w:p>
     <w:bookmarkEnd w:id="26"/>
     <w:bookmarkEnd w:id="27"/>
+    <w:p>
+      <w:pPr>
+        <w:spacing w:before="360"/>
+        <w:jc w:val="center"/>
+      </w:pPr>
+      <w:r>
+        <w:rPr>
+          <w:rFonts w:ascii="Times New Roman" w:hAnsi="Times New Roman"/>
+          <w:color w:val="555555"/>
+          <w:sz w:val="21"/>
+        </w:rPr>
+        <w:t>材料收集者：杜文杰</w:t>
+      </w:r>
+    </w:p>
     <w:sectPr>
       <w:headerReference r:id="rId9" w:type="default"/>
       <w:footerReference r:id="rId10" w:type="default"/>

--- a/01-电源电路/02-开关电源/并联谐振PRC变换器/并联谐振电路/并联谐振电路.docx
+++ b/01-电源电路/02-开关电源/并联谐振PRC变换器/并联谐振电路/并联谐振电路.docx
@@ -1,6 +1,6 @@
 
 <file path=word/document.xml><?xml version="1.0" encoding="utf-8"?>
-<w:document xmlns:w="http://schemas.openxmlformats.org/wordprocessingml/2006/main" xmlns:m="http://schemas.openxmlformats.org/officeDocument/2006/math" xmlns:r="http://schemas.openxmlformats.org/officeDocument/2006/relationships" xmlns:o="urn:schemas-microsoft-com:office:office" xmlns:v="urn:schemas-microsoft-com:vml" xmlns:w10="urn:schemas-microsoft-com:office:word" xmlns:a="http://schemas.openxmlformats.org/drawingml/2006/main" xmlns:pic="http://schemas.openxmlformats.org/drawingml/2006/picture" xmlns:wp="http://schemas.openxmlformats.org/drawingml/2006/wordprocessingDrawing">
+<w:document xmlns:m="http://schemas.openxmlformats.org/officeDocument/2006/math" xmlns:r="http://schemas.openxmlformats.org/officeDocument/2006/relationships" xmlns:w="http://schemas.openxmlformats.org/wordprocessingml/2006/main" xmlns:o="urn:schemas-microsoft-com:office:office" xmlns:v="urn:schemas-microsoft-com:vml" xmlns:w10="urn:schemas-microsoft-com:office:word" xmlns:a="http://schemas.openxmlformats.org/drawingml/2006/main" xmlns:pic="http://schemas.openxmlformats.org/drawingml/2006/picture" xmlns:wp="http://schemas.openxmlformats.org/drawingml/2006/wordprocessingDrawing">
   <w:body>
     <w:bookmarkStart w:id="27" w:name="并联谐振电路"/>
     <w:p>
@@ -9,7 +9,7 @@
       </w:pPr>
       <w:r>
         <w:rPr>
-          <w:rFonts w:hint="eastAsia"/>
+          <w:rFonts w:hint="eastAsia" w:eastAsia="黑体"/>
         </w:rPr>
         <w:t xml:space="preserve">并联谐振电路</w:t>
       </w:r>
@@ -21,7 +21,7 @@
       </w:pPr>
       <w:r>
         <w:rPr>
-          <w:rFonts w:hint="eastAsia"/>
+          <w:rFonts w:hint="eastAsia" w:eastAsia="黑体"/>
         </w:rPr>
         <w:t xml:space="preserve">拓扑描述</w:t>
       </w:r>
@@ -32,25 +32,31 @@
       </w:pPr>
       <w:r>
         <w:rPr>
-          <w:rFonts w:hint="eastAsia"/>
+          <w:rFonts w:hint="eastAsia" w:eastAsia="黑体"/>
         </w:rPr>
         <w:t xml:space="preserve">并联谐振（Parallel</w:t>
       </w:r>
       <w:r>
+        <w:rPr>
+          <w:rFonts w:eastAsia="黑体"/>
+        </w:rPr>
         <w:t xml:space="preserve"> Resonant Converter, </w:t>
       </w:r>
       <w:r>
         <w:rPr>
-          <w:rFonts w:hint="eastAsia"/>
+          <w:rFonts w:hint="eastAsia" w:eastAsia="黑体"/>
         </w:rPr>
         <w:t xml:space="preserve">PRC）电路由</w:t>
       </w:r>
       <w:r>
+        <w:rPr>
+          <w:rFonts w:eastAsia="黑体"/>
+        </w:rPr>
         <w:t xml:space="preserve"> </w:t>
       </w:r>
       <w:r>
         <w:rPr>
-          <w:rFonts w:hint="eastAsia"/>
+          <w:rFonts w:hint="eastAsia" w:eastAsia="黑体"/>
           <w:b/>
           <w:bCs/>
         </w:rPr>
@@ -58,6 +64,7 @@
       </w:r>
       <w:r>
         <w:rPr>
+          <w:rFonts w:eastAsia="黑体"/>
           <w:b/>
           <w:bCs/>
         </w:rPr>
@@ -69,20 +76,26 @@
         </m:r>
       </m:oMath>
       <w:r>
+        <w:rPr>
+          <w:rFonts w:eastAsia="黑体"/>
+        </w:rPr>
         <w:t xml:space="preserve"> </w:t>
       </w:r>
       <w:r>
         <w:rPr>
-          <w:rFonts w:hint="eastAsia"/>
+          <w:rFonts w:hint="eastAsia" w:eastAsia="黑体"/>
         </w:rPr>
         <w:t xml:space="preserve">与</w:t>
       </w:r>
       <w:r>
+        <w:rPr>
+          <w:rFonts w:eastAsia="黑体"/>
+        </w:rPr>
         <w:t xml:space="preserve"> </w:t>
       </w:r>
       <w:r>
         <w:rPr>
-          <w:rFonts w:hint="eastAsia"/>
+          <w:rFonts w:hint="eastAsia" w:eastAsia="黑体"/>
           <w:b/>
           <w:bCs/>
         </w:rPr>
@@ -90,6 +103,7 @@
       </w:r>
       <w:r>
         <w:rPr>
+          <w:rFonts w:eastAsia="黑体"/>
           <w:b/>
           <w:bCs/>
         </w:rPr>
@@ -101,49 +115,64 @@
         </m:r>
       </m:oMath>
       <w:r>
+        <w:rPr>
+          <w:rFonts w:eastAsia="黑体"/>
+        </w:rPr>
         <w:t xml:space="preserve"> </w:t>
       </w:r>
       <w:r>
         <w:rPr>
-          <w:rFonts w:hint="eastAsia"/>
+          <w:rFonts w:hint="eastAsia" w:eastAsia="黑体"/>
         </w:rPr>
         <w:t xml:space="preserve">并联构成</w:t>
       </w:r>
       <w:r>
+        <w:rPr>
+          <w:rFonts w:eastAsia="黑体"/>
+        </w:rPr>
         <w:t xml:space="preserve"> LC </w:t>
       </w:r>
       <w:r>
         <w:rPr>
-          <w:rFonts w:hint="eastAsia"/>
+          <w:rFonts w:hint="eastAsia" w:eastAsia="黑体"/>
         </w:rPr>
         <w:t xml:space="preserve">谐振网络，配合</w:t>
       </w:r>
       <w:r>
+        <w:rPr>
+          <w:rFonts w:eastAsia="黑体"/>
+        </w:rPr>
         <w:t xml:space="preserve"> </w:t>
       </w:r>
       <w:r>
         <w:rPr>
-          <w:rFonts w:hint="eastAsia"/>
+          <w:rFonts w:hint="eastAsia" w:eastAsia="黑体"/>
           <w:b/>
           <w:bCs/>
         </w:rPr>
         <w:t xml:space="preserve">变换器开关级</w:t>
       </w:r>
       <w:r>
+        <w:rPr>
+          <w:rFonts w:eastAsia="黑体"/>
+        </w:rPr>
         <w:t xml:space="preserve"> </w:t>
       </w:r>
       <w:r>
         <w:rPr>
-          <w:rFonts w:hint="eastAsia"/>
+          <w:rFonts w:hint="eastAsia" w:eastAsia="黑体"/>
         </w:rPr>
         <w:t xml:space="preserve">与</w:t>
       </w:r>
       <w:r>
+        <w:rPr>
+          <w:rFonts w:eastAsia="黑体"/>
+        </w:rPr>
         <w:t xml:space="preserve"> </w:t>
       </w:r>
       <w:r>
         <w:rPr>
-          <w:rFonts w:hint="eastAsia"/>
+          <w:rFonts w:hint="eastAsia" w:eastAsia="黑体"/>
           <w:b/>
           <w:bCs/>
         </w:rPr>
@@ -151,13 +180,13 @@
       </w:r>
       <w:r>
         <w:rPr>
-          <w:rFonts w:hint="eastAsia"/>
+          <w:rFonts w:hint="eastAsia" w:eastAsia="黑体"/>
         </w:rPr>
         <w:t xml:space="preserve">。电路关键节点：</w:t>
       </w:r>
       <w:r>
         <w:rPr>
-          <w:rFonts w:hint="eastAsia"/>
+          <w:rFonts w:hint="eastAsia" w:eastAsia="黑体"/>
           <w:b/>
           <w:bCs/>
         </w:rPr>
@@ -165,6 +194,7 @@
       </w:r>
       <w:r>
         <w:rPr>
+          <w:rFonts w:eastAsia="黑体"/>
           <w:b/>
           <w:bCs/>
         </w:rPr>
@@ -172,7 +202,7 @@
       </w:r>
       <w:r>
         <w:rPr>
-          <w:rFonts w:hint="eastAsia"/>
+          <w:rFonts w:hint="eastAsia" w:eastAsia="黑体"/>
           <w:b/>
           <w:bCs/>
         </w:rPr>
@@ -180,11 +210,14 @@
       </w:r>
       <w:r>
         <w:rPr>
-          <w:rFonts w:hint="eastAsia"/>
+          <w:rFonts w:hint="eastAsia" w:eastAsia="黑体"/>
         </w:rPr>
         <w:t xml:space="preserve">（电感</w:t>
       </w:r>
       <w:r>
+        <w:rPr>
+          <w:rFonts w:eastAsia="黑体"/>
+        </w:rPr>
         <w:t xml:space="preserve"> </w:t>
       </w:r>
       <m:oMath>
@@ -193,15 +226,21 @@
         </m:r>
       </m:oMath>
       <w:r>
+        <w:rPr>
+          <w:rFonts w:eastAsia="黑体"/>
+        </w:rPr>
         <w:t xml:space="preserve"> </w:t>
       </w:r>
       <w:r>
         <w:rPr>
-          <w:rFonts w:hint="eastAsia"/>
+          <w:rFonts w:hint="eastAsia" w:eastAsia="黑体"/>
         </w:rPr>
         <w:t xml:space="preserve">一端、电容</w:t>
       </w:r>
       <w:r>
+        <w:rPr>
+          <w:rFonts w:eastAsia="黑体"/>
+        </w:rPr>
         <w:t xml:space="preserve"> </w:t>
       </w:r>
       <m:oMath>
@@ -210,17 +249,20 @@
         </m:r>
       </m:oMath>
       <w:r>
+        <w:rPr>
+          <w:rFonts w:eastAsia="黑体"/>
+        </w:rPr>
         <w:t xml:space="preserve"> </w:t>
       </w:r>
       <w:r>
         <w:rPr>
-          <w:rFonts w:hint="eastAsia"/>
+          <w:rFonts w:hint="eastAsia" w:eastAsia="黑体"/>
         </w:rPr>
         <w:t xml:space="preserve">一端、开关级输出一端、负载/整流输入一端相连）；</w:t>
       </w:r>
       <w:r>
         <w:rPr>
-          <w:rFonts w:hint="eastAsia"/>
+          <w:rFonts w:hint="eastAsia" w:eastAsia="黑体"/>
           <w:b/>
           <w:bCs/>
         </w:rPr>
@@ -228,6 +270,7 @@
       </w:r>
       <w:r>
         <w:rPr>
+          <w:rFonts w:eastAsia="黑体"/>
           <w:b/>
           <w:bCs/>
         </w:rPr>
@@ -235,7 +278,7 @@
       </w:r>
       <w:r>
         <w:rPr>
-          <w:rFonts w:hint="eastAsia"/>
+          <w:rFonts w:hint="eastAsia" w:eastAsia="黑体"/>
           <w:b/>
           <w:bCs/>
         </w:rPr>
@@ -243,11 +286,14 @@
       </w:r>
       <w:r>
         <w:rPr>
-          <w:rFonts w:hint="eastAsia"/>
+          <w:rFonts w:hint="eastAsia" w:eastAsia="黑体"/>
         </w:rPr>
         <w:t xml:space="preserve">（电感</w:t>
       </w:r>
       <w:r>
+        <w:rPr>
+          <w:rFonts w:eastAsia="黑体"/>
+        </w:rPr>
         <w:t xml:space="preserve"> </w:t>
       </w:r>
       <m:oMath>
@@ -256,15 +302,21 @@
         </m:r>
       </m:oMath>
       <w:r>
+        <w:rPr>
+          <w:rFonts w:eastAsia="黑体"/>
+        </w:rPr>
         <w:t xml:space="preserve"> </w:t>
       </w:r>
       <w:r>
         <w:rPr>
-          <w:rFonts w:hint="eastAsia"/>
+          <w:rFonts w:hint="eastAsia" w:eastAsia="黑体"/>
         </w:rPr>
         <w:t xml:space="preserve">另一端、电容</w:t>
       </w:r>
       <w:r>
+        <w:rPr>
+          <w:rFonts w:eastAsia="黑体"/>
+        </w:rPr>
         <w:t xml:space="preserve"> </w:t>
       </w:r>
       <m:oMath>
@@ -273,11 +325,14 @@
         </m:r>
       </m:oMath>
       <w:r>
+        <w:rPr>
+          <w:rFonts w:eastAsia="黑体"/>
+        </w:rPr>
         <w:t xml:space="preserve"> </w:t>
       </w:r>
       <w:r>
         <w:rPr>
-          <w:rFonts w:hint="eastAsia"/>
+          <w:rFonts w:hint="eastAsia" w:eastAsia="黑体"/>
         </w:rPr>
         <w:t xml:space="preserve">另一端、开关级返回端、负载返回端相连）。</w:t>
       </w:r>
@@ -286,13 +341,13 @@
       <w:pPr/>
       <w:r>
         <w:rPr>
-          <w:rFonts w:hint="eastAsia"/>
+          <w:rFonts w:hint="eastAsia" w:eastAsia="黑体"/>
         </w:rPr>
         <w:t xml:space="preserve">各元件管脚连接：</w:t>
       </w:r>
       <w:r>
         <w:rPr>
-          <w:rFonts w:hint="eastAsia"/>
+          <w:rFonts w:hint="eastAsia" w:eastAsia="黑体"/>
           <w:b/>
           <w:bCs/>
         </w:rPr>
@@ -300,6 +355,7 @@
       </w:r>
       <w:r>
         <w:rPr>
+          <w:rFonts w:eastAsia="黑体"/>
           <w:b/>
           <w:bCs/>
         </w:rPr>
@@ -311,35 +367,44 @@
         </m:r>
       </m:oMath>
       <w:r>
+        <w:rPr>
+          <w:rFonts w:eastAsia="黑体"/>
+        </w:rPr>
         <w:t xml:space="preserve"> </w:t>
       </w:r>
       <w:r>
         <w:rPr>
-          <w:rFonts w:hint="eastAsia"/>
+          <w:rFonts w:hint="eastAsia" w:eastAsia="黑体"/>
         </w:rPr>
         <w:t xml:space="preserve">一端接节点</w:t>
       </w:r>
       <w:r>
+        <w:rPr>
+          <w:rFonts w:eastAsia="黑体"/>
+        </w:rPr>
         <w:t xml:space="preserve"> </w:t>
       </w:r>
       <w:r>
         <w:rPr>
-          <w:rFonts w:hint="eastAsia"/>
+          <w:rFonts w:hint="eastAsia" w:eastAsia="黑体"/>
         </w:rPr>
         <w:t xml:space="preserve">A、另一端接节点</w:t>
       </w:r>
       <w:r>
+        <w:rPr>
+          <w:rFonts w:eastAsia="黑体"/>
+        </w:rPr>
         <w:t xml:space="preserve"> </w:t>
       </w:r>
       <w:r>
         <w:rPr>
-          <w:rFonts w:hint="eastAsia"/>
+          <w:rFonts w:hint="eastAsia" w:eastAsia="黑体"/>
         </w:rPr>
         <w:t xml:space="preserve">B；</w:t>
       </w:r>
       <w:r>
         <w:rPr>
-          <w:rFonts w:hint="eastAsia"/>
+          <w:rFonts w:hint="eastAsia" w:eastAsia="黑体"/>
           <w:b/>
           <w:bCs/>
         </w:rPr>
@@ -347,6 +412,7 @@
       </w:r>
       <w:r>
         <w:rPr>
+          <w:rFonts w:eastAsia="黑体"/>
           <w:b/>
           <w:bCs/>
         </w:rPr>
@@ -358,33 +424,45 @@
         </m:r>
       </m:oMath>
       <w:r>
+        <w:rPr>
+          <w:rFonts w:eastAsia="黑体"/>
+        </w:rPr>
         <w:t xml:space="preserve"> </w:t>
       </w:r>
       <w:r>
         <w:rPr>
-          <w:rFonts w:hint="eastAsia"/>
+          <w:rFonts w:hint="eastAsia" w:eastAsia="黑体"/>
         </w:rPr>
         <w:t xml:space="preserve">一端接节点</w:t>
       </w:r>
       <w:r>
+        <w:rPr>
+          <w:rFonts w:eastAsia="黑体"/>
+        </w:rPr>
         <w:t xml:space="preserve"> </w:t>
       </w:r>
       <w:r>
         <w:rPr>
-          <w:rFonts w:hint="eastAsia"/>
+          <w:rFonts w:hint="eastAsia" w:eastAsia="黑体"/>
         </w:rPr>
         <w:t xml:space="preserve">A、另一端接节点</w:t>
       </w:r>
       <w:r>
+        <w:rPr>
+          <w:rFonts w:eastAsia="黑体"/>
+        </w:rPr>
         <w:t xml:space="preserve"> </w:t>
       </w:r>
       <w:r>
         <w:rPr>
-          <w:rFonts w:hint="eastAsia"/>
+          <w:rFonts w:hint="eastAsia" w:eastAsia="黑体"/>
         </w:rPr>
         <w:t xml:space="preserve">B（与</w:t>
       </w:r>
       <w:r>
+        <w:rPr>
+          <w:rFonts w:eastAsia="黑体"/>
+        </w:rPr>
         <w:t xml:space="preserve"> </w:t>
       </w:r>
       <m:oMath>
@@ -393,17 +471,20 @@
         </m:r>
       </m:oMath>
       <w:r>
+        <w:rPr>
+          <w:rFonts w:eastAsia="黑体"/>
+        </w:rPr>
         <w:t xml:space="preserve"> </w:t>
       </w:r>
       <w:r>
         <w:rPr>
-          <w:rFonts w:hint="eastAsia"/>
+          <w:rFonts w:hint="eastAsia" w:eastAsia="黑体"/>
         </w:rPr>
         <w:t xml:space="preserve">并联）；</w:t>
       </w:r>
       <w:r>
         <w:rPr>
-          <w:rFonts w:hint="eastAsia"/>
+          <w:rFonts w:hint="eastAsia" w:eastAsia="黑体"/>
           <w:b/>
           <w:bCs/>
         </w:rPr>
@@ -411,31 +492,37 @@
       </w:r>
       <w:r>
         <w:rPr>
-          <w:rFonts w:hint="eastAsia"/>
+          <w:rFonts w:hint="eastAsia" w:eastAsia="黑体"/>
         </w:rPr>
         <w:t xml:space="preserve">输出端接节点</w:t>
       </w:r>
       <w:r>
+        <w:rPr>
+          <w:rFonts w:eastAsia="黑体"/>
+        </w:rPr>
         <w:t xml:space="preserve"> </w:t>
       </w:r>
       <w:r>
         <w:rPr>
-          <w:rFonts w:hint="eastAsia"/>
+          <w:rFonts w:hint="eastAsia" w:eastAsia="黑体"/>
         </w:rPr>
         <w:t xml:space="preserve">A、返回端接节点</w:t>
       </w:r>
       <w:r>
+        <w:rPr>
+          <w:rFonts w:eastAsia="黑体"/>
+        </w:rPr>
         <w:t xml:space="preserve"> </w:t>
       </w:r>
       <w:r>
         <w:rPr>
-          <w:rFonts w:hint="eastAsia"/>
+          <w:rFonts w:hint="eastAsia" w:eastAsia="黑体"/>
         </w:rPr>
         <w:t xml:space="preserve">B；</w:t>
       </w:r>
       <w:r>
         <w:rPr>
-          <w:rFonts w:hint="eastAsia"/>
+          <w:rFonts w:hint="eastAsia" w:eastAsia="黑体"/>
           <w:b/>
           <w:bCs/>
         </w:rPr>
@@ -443,25 +530,31 @@
       </w:r>
       <w:r>
         <w:rPr>
-          <w:rFonts w:hint="eastAsia"/>
+          <w:rFonts w:hint="eastAsia" w:eastAsia="黑体"/>
         </w:rPr>
         <w:t xml:space="preserve">（或经整流/变压器的负载）上端接节点</w:t>
       </w:r>
       <w:r>
+        <w:rPr>
+          <w:rFonts w:eastAsia="黑体"/>
+        </w:rPr>
         <w:t xml:space="preserve"> </w:t>
       </w:r>
       <w:r>
         <w:rPr>
-          <w:rFonts w:hint="eastAsia"/>
+          <w:rFonts w:hint="eastAsia" w:eastAsia="黑体"/>
         </w:rPr>
         <w:t xml:space="preserve">A、下端接节点</w:t>
       </w:r>
       <w:r>
+        <w:rPr>
+          <w:rFonts w:eastAsia="黑体"/>
+        </w:rPr>
         <w:t xml:space="preserve"> </w:t>
       </w:r>
       <w:r>
         <w:rPr>
-          <w:rFonts w:hint="eastAsia"/>
+          <w:rFonts w:hint="eastAsia" w:eastAsia="黑体"/>
         </w:rPr>
         <w:t xml:space="preserve">B，从而与并联谐振槽路并联。</w:t>
       </w:r>
@@ -470,7 +563,7 @@
       <w:pPr/>
       <w:r>
         <w:rPr>
-          <w:rFonts w:hint="eastAsia"/>
+          <w:rFonts w:hint="eastAsia" w:eastAsia="黑体"/>
         </w:rPr>
         <w:t xml:space="preserve">由此构成”电感与电容并联、谐振频率处总阻抗最大、呈现高阻抗”的并联谐振（PRC）槽路，谐振网络与负载并联，通过变频使开关管实现零电压/零电流软开关，常见于谐振型开关电源。</w:t>
       </w:r>
@@ -483,7 +576,7 @@
       </w:pPr>
       <w:r>
         <w:rPr>
-          <w:rFonts w:hint="eastAsia"/>
+          <w:rFonts w:hint="eastAsia" w:eastAsia="黑体"/>
         </w:rPr>
         <w:t xml:space="preserve">工作原理</w:t>
       </w:r>
@@ -494,11 +587,14 @@
       </w:pPr>
       <w:r>
         <w:rPr>
-          <w:rFonts w:hint="eastAsia"/>
+          <w:rFonts w:hint="eastAsia" w:eastAsia="黑体"/>
         </w:rPr>
         <w:t xml:space="preserve">并联谐振网络在谐振频率</w:t>
       </w:r>
       <w:r>
+        <w:rPr>
+          <w:rFonts w:eastAsia="黑体"/>
+        </w:rPr>
         <w:t xml:space="preserve"> </w:t>
       </w:r>
       <m:oMath>
@@ -516,24 +612,33 @@
         </m:sSub>
       </m:oMath>
       <w:r>
+        <w:rPr>
+          <w:rFonts w:eastAsia="黑体"/>
+        </w:rPr>
         <w:t xml:space="preserve"> </w:t>
       </w:r>
       <w:r>
         <w:rPr>
-          <w:rFonts w:hint="eastAsia"/>
+          <w:rFonts w:hint="eastAsia" w:eastAsia="黑体"/>
         </w:rPr>
         <w:t xml:space="preserve">处导纳的虚部为零，LC</w:t>
       </w:r>
       <w:r>
+        <w:rPr>
+          <w:rFonts w:eastAsia="黑体"/>
+        </w:rPr>
         <w:t xml:space="preserve"> </w:t>
       </w:r>
       <w:r>
         <w:rPr>
-          <w:rFonts w:hint="eastAsia"/>
+          <w:rFonts w:hint="eastAsia" w:eastAsia="黑体"/>
         </w:rPr>
         <w:t xml:space="preserve">并联支路对外呈现纯电阻性的高阻抗。变换器中，开关级输出的方波电流或电压激励谐振槽路，在接近谐振频率工作时电压电流相位接近，实现软开关，降低开关损耗与</w:t>
       </w:r>
       <w:r>
+        <w:rPr>
+          <w:rFonts w:eastAsia="黑体"/>
+        </w:rPr>
         <w:t xml:space="preserve"> EMI。</w:t>
       </w:r>
     </w:p>
@@ -545,7 +650,7 @@
       </w:pPr>
       <w:r>
         <w:rPr>
-          <w:rFonts w:hint="eastAsia"/>
+          <w:rFonts w:hint="eastAsia" w:eastAsia="黑体"/>
         </w:rPr>
         <w:t xml:space="preserve">关键计算公式</w:t>
       </w:r>
@@ -559,7 +664,7 @@
       </w:pPr>
       <w:r>
         <w:rPr>
-          <w:rFonts w:hint="eastAsia"/>
+          <w:rFonts w:hint="eastAsia" w:eastAsia="黑体"/>
         </w:rPr>
         <w:t xml:space="preserve">谐振频率：</w:t>
       </w:r>
@@ -636,7 +741,7 @@
       </w:pPr>
       <w:r>
         <w:rPr>
-          <w:rFonts w:hint="eastAsia"/>
+          <w:rFonts w:hint="eastAsia" w:eastAsia="黑体"/>
         </w:rPr>
         <w:t xml:space="preserve">谐振角频率：</w:t>
       </w:r>
@@ -707,7 +812,7 @@
       </w:pPr>
       <w:r>
         <w:rPr>
-          <w:rFonts w:hint="eastAsia"/>
+          <w:rFonts w:hint="eastAsia" w:eastAsia="黑体"/>
         </w:rPr>
         <w:t xml:space="preserve">特征阻抗：</w:t>
       </w:r>
@@ -775,7 +880,7 @@
       </w:pPr>
       <w:r>
         <w:rPr>
-          <w:rFonts w:hint="eastAsia"/>
+          <w:rFonts w:hint="eastAsia" w:eastAsia="黑体"/>
         </w:rPr>
         <w:t xml:space="preserve">品质因数（负载并联时）：</w:t>
       </w:r>
@@ -885,7 +990,7 @@
       </w:pPr>
       <w:r>
         <w:rPr>
-          <w:rFonts w:hint="eastAsia"/>
+          <w:rFonts w:hint="eastAsia" w:eastAsia="黑体"/>
         </w:rPr>
         <w:t xml:space="preserve">并联谐振阻抗（谐振时）：</w:t>
       </w:r>
@@ -982,7 +1087,7 @@
       </w:pPr>
       <w:r>
         <w:rPr>
-          <w:rFonts w:hint="eastAsia"/>
+          <w:rFonts w:hint="eastAsia" w:eastAsia="黑体"/>
         </w:rPr>
         <w:t xml:space="preserve">带宽：</w:t>
       </w:r>
@@ -1067,7 +1172,7 @@
             </w:pPr>
             <w:r>
               <w:rPr>
-                <w:rFonts w:hint="eastAsia"/>
+                <w:rFonts w:hint="eastAsia" w:eastAsia="黑体"/>
               </w:rPr>
               <w:t xml:space="preserve">符号</w:t>
             </w:r>
@@ -1081,7 +1186,7 @@
             </w:pPr>
             <w:r>
               <w:rPr>
-                <w:rFonts w:hint="eastAsia"/>
+                <w:rFonts w:hint="eastAsia" w:eastAsia="黑体"/>
               </w:rPr>
               <w:t xml:space="preserve">含义</w:t>
             </w:r>
@@ -1095,7 +1200,7 @@
             </w:pPr>
             <w:r>
               <w:rPr>
-                <w:rFonts w:hint="eastAsia"/>
+                <w:rFonts w:hint="eastAsia" w:eastAsia="黑体"/>
               </w:rPr>
               <w:t xml:space="preserve">单位</w:t>
             </w:r>
@@ -1115,6 +1220,9 @@
               </m:r>
             </m:oMath>
             <w:r>
+              <w:rPr>
+                <w:rFonts w:eastAsia="黑体"/>
+              </w:rPr>
               <w:t xml:space="preserve">​</w:t>
             </w:r>
           </w:p>
@@ -1127,7 +1235,7 @@
             </w:pPr>
             <w:r>
               <w:rPr>
-                <w:rFonts w:hint="eastAsia"/>
+                <w:rFonts w:hint="eastAsia" w:eastAsia="黑体"/>
               </w:rPr>
               <w:t xml:space="preserve">谐振电感</w:t>
             </w:r>
@@ -1140,6 +1248,9 @@
               <w:pStyle w:val="Compact"/>
             </w:pPr>
             <w:r>
+              <w:rPr>
+                <w:rFonts w:eastAsia="黑体"/>
+              </w:rPr>
               <w:t xml:space="preserve">H</w:t>
             </w:r>
           </w:p>
@@ -1158,6 +1269,9 @@
               </m:r>
             </m:oMath>
             <w:r>
+              <w:rPr>
+                <w:rFonts w:eastAsia="黑体"/>
+              </w:rPr>
               <w:t xml:space="preserve">​</w:t>
             </w:r>
           </w:p>
@@ -1170,7 +1284,7 @@
             </w:pPr>
             <w:r>
               <w:rPr>
-                <w:rFonts w:hint="eastAsia"/>
+                <w:rFonts w:hint="eastAsia" w:eastAsia="黑体"/>
               </w:rPr>
               <w:t xml:space="preserve">谐振电容</w:t>
             </w:r>
@@ -1183,6 +1297,9 @@
               <w:pStyle w:val="Compact"/>
             </w:pPr>
             <w:r>
+              <w:rPr>
+                <w:rFonts w:eastAsia="黑体"/>
+              </w:rPr>
               <w:t xml:space="preserve">F</w:t>
             </w:r>
           </w:p>
@@ -1210,6 +1327,9 @@
               </m:sSub>
             </m:oMath>
             <w:r>
+              <w:rPr>
+                <w:rFonts w:eastAsia="黑体"/>
+              </w:rPr>
               <w:t xml:space="preserve">​</w:t>
             </w:r>
           </w:p>
@@ -1222,7 +1342,7 @@
             </w:pPr>
             <w:r>
               <w:rPr>
-                <w:rFonts w:hint="eastAsia"/>
+                <w:rFonts w:hint="eastAsia" w:eastAsia="黑体"/>
               </w:rPr>
               <w:t xml:space="preserve">谐振频率</w:t>
             </w:r>
@@ -1235,6 +1355,9 @@
               <w:pStyle w:val="Compact"/>
             </w:pPr>
             <w:r>
+              <w:rPr>
+                <w:rFonts w:eastAsia="黑体"/>
+              </w:rPr>
               <w:t xml:space="preserve">Hz</w:t>
             </w:r>
           </w:p>
@@ -1262,6 +1385,9 @@
               </m:sSub>
             </m:oMath>
             <w:r>
+              <w:rPr>
+                <w:rFonts w:eastAsia="黑体"/>
+              </w:rPr>
               <w:t xml:space="preserve">​</w:t>
             </w:r>
           </w:p>
@@ -1274,7 +1400,7 @@
             </w:pPr>
             <w:r>
               <w:rPr>
-                <w:rFonts w:hint="eastAsia"/>
+                <w:rFonts w:hint="eastAsia" w:eastAsia="黑体"/>
               </w:rPr>
               <w:t xml:space="preserve">谐振角频率</w:t>
             </w:r>
@@ -1287,6 +1413,9 @@
               <w:pStyle w:val="Compact"/>
             </w:pPr>
             <w:r>
+              <w:rPr>
+                <w:rFonts w:eastAsia="黑体"/>
+              </w:rPr>
               <w:t xml:space="preserve">rad/s</w:t>
             </w:r>
           </w:p>
@@ -1314,6 +1443,9 @@
               </m:sSub>
             </m:oMath>
             <w:r>
+              <w:rPr>
+                <w:rFonts w:eastAsia="黑体"/>
+              </w:rPr>
               <w:t xml:space="preserve">​</w:t>
             </w:r>
           </w:p>
@@ -1326,7 +1458,7 @@
             </w:pPr>
             <w:r>
               <w:rPr>
-                <w:rFonts w:hint="eastAsia"/>
+                <w:rFonts w:hint="eastAsia" w:eastAsia="黑体"/>
               </w:rPr>
               <w:t xml:space="preserve">特征阻抗</w:t>
             </w:r>
@@ -1339,6 +1471,9 @@
               <w:pStyle w:val="Compact"/>
             </w:pPr>
             <w:r>
+              <w:rPr>
+                <w:rFonts w:eastAsia="黑体"/>
+              </w:rPr>
               <w:t xml:space="preserve">Ω</w:t>
             </w:r>
           </w:p>
@@ -1357,6 +1492,9 @@
               </m:r>
             </m:oMath>
             <w:r>
+              <w:rPr>
+                <w:rFonts w:eastAsia="黑体"/>
+              </w:rPr>
               <w:t xml:space="preserve">​</w:t>
             </w:r>
           </w:p>
@@ -1369,7 +1507,7 @@
             </w:pPr>
             <w:r>
               <w:rPr>
-                <w:rFonts w:hint="eastAsia"/>
+                <w:rFonts w:hint="eastAsia" w:eastAsia="黑体"/>
               </w:rPr>
               <w:t xml:space="preserve">品质因数</w:t>
             </w:r>
@@ -1382,6 +1520,9 @@
               <w:pStyle w:val="Compact"/>
             </w:pPr>
             <w:r>
+              <w:rPr>
+                <w:rFonts w:eastAsia="黑体"/>
+              </w:rPr>
               <w:t xml:space="preserve">—</w:t>
             </w:r>
           </w:p>
@@ -1409,6 +1550,9 @@
               </m:sSub>
             </m:oMath>
             <w:r>
+              <w:rPr>
+                <w:rFonts w:eastAsia="黑体"/>
+              </w:rPr>
               <w:t xml:space="preserve">​</w:t>
             </w:r>
           </w:p>
@@ -1421,7 +1565,7 @@
             </w:pPr>
             <w:r>
               <w:rPr>
-                <w:rFonts w:hint="eastAsia"/>
+                <w:rFonts w:hint="eastAsia" w:eastAsia="黑体"/>
               </w:rPr>
               <w:t xml:space="preserve">负载电阻</w:t>
             </w:r>
@@ -1434,6 +1578,9 @@
               <w:pStyle w:val="Compact"/>
             </w:pPr>
             <w:r>
+              <w:rPr>
+                <w:rFonts w:eastAsia="黑体"/>
+              </w:rPr>
               <w:t xml:space="preserve">Ω</w:t>
             </w:r>
           </w:p>
@@ -1448,7 +1595,7 @@
       </w:pPr>
       <w:r>
         <w:rPr>
-          <w:rFonts w:hint="eastAsia"/>
+          <w:rFonts w:hint="eastAsia" w:eastAsia="黑体"/>
         </w:rPr>
         <w:t xml:space="preserve">元件调整影响</w:t>
       </w:r>
@@ -1463,6 +1610,7 @@
       </w:pPr>
       <w:r>
         <w:rPr>
+          <w:rFonts w:eastAsia="黑体"/>
           <w:b/>
           <w:bCs/>
         </w:rPr>
@@ -1470,7 +1618,7 @@
       </w:r>
       <w:r>
         <w:rPr>
-          <w:rFonts w:hint="eastAsia"/>
+          <w:rFonts w:hint="eastAsia" w:eastAsia="黑体"/>
           <w:b/>
           <w:bCs/>
         </w:rPr>
@@ -1478,6 +1626,7 @@
       </w:r>
       <w:r>
         <w:rPr>
+          <w:rFonts w:eastAsia="黑体"/>
           <w:b/>
           <w:bCs/>
         </w:rPr>
@@ -1485,25 +1634,34 @@
       </w:r>
       <w:r>
         <w:rPr>
-          <w:rFonts w:hint="eastAsia"/>
+          <w:rFonts w:hint="eastAsia" w:eastAsia="黑体"/>
           <w:b/>
           <w:bCs/>
         </w:rPr>
         <w:t xml:space="preserve">增大</w:t>
       </w:r>
       <w:r>
+        <w:rPr>
+          <w:rFonts w:eastAsia="黑体"/>
+        </w:rPr>
         <w:t xml:space="preserve"> </w:t>
       </w:r>
       <w:r>
+        <w:rPr>
+          <w:rFonts w:eastAsia="黑体"/>
+        </w:rPr>
         <w:t xml:space="preserve">→ </w:t>
       </w:r>
       <w:r>
         <w:rPr>
-          <w:rFonts w:hint="eastAsia"/>
+          <w:rFonts w:hint="eastAsia" w:eastAsia="黑体"/>
         </w:rPr>
         <w:t xml:space="preserve">谐振频率</w:t>
       </w:r>
       <w:r>
+        <w:rPr>
+          <w:rFonts w:eastAsia="黑体"/>
+        </w:rPr>
         <w:t xml:space="preserve"> </w:t>
       </w:r>
       <m:oMath>
@@ -1521,11 +1679,14 @@
         </m:sSub>
       </m:oMath>
       <w:r>
+        <w:rPr>
+          <w:rFonts w:eastAsia="黑体"/>
+        </w:rPr>
         <w:t xml:space="preserve"> </w:t>
       </w:r>
       <w:r>
         <w:rPr>
-          <w:rFonts w:hint="eastAsia"/>
+          <w:rFonts w:hint="eastAsia" w:eastAsia="黑体"/>
         </w:rPr>
         <w:t xml:space="preserve">下降。</w:t>
       </w:r>
@@ -1540,6 +1701,7 @@
       </w:pPr>
       <w:r>
         <w:rPr>
+          <w:rFonts w:eastAsia="黑体"/>
           <w:b/>
           <w:bCs/>
         </w:rPr>
@@ -1547,7 +1709,7 @@
       </w:r>
       <w:r>
         <w:rPr>
-          <w:rFonts w:hint="eastAsia"/>
+          <w:rFonts w:hint="eastAsia" w:eastAsia="黑体"/>
           <w:b/>
           <w:bCs/>
         </w:rPr>
@@ -1555,6 +1717,7 @@
       </w:r>
       <w:r>
         <w:rPr>
+          <w:rFonts w:eastAsia="黑体"/>
           <w:b/>
           <w:bCs/>
         </w:rPr>
@@ -1562,7 +1725,7 @@
       </w:r>
       <w:r>
         <w:rPr>
-          <w:rFonts w:hint="eastAsia"/>
+          <w:rFonts w:hint="eastAsia" w:eastAsia="黑体"/>
           <w:b/>
           <w:bCs/>
         </w:rPr>
@@ -1570,6 +1733,7 @@
       </w:r>
       <w:r>
         <w:rPr>
+          <w:rFonts w:eastAsia="黑体"/>
           <w:b/>
           <w:bCs/>
         </w:rPr>
@@ -1577,7 +1741,7 @@
       </w:r>
       <w:r>
         <w:rPr>
-          <w:rFonts w:hint="eastAsia"/>
+          <w:rFonts w:hint="eastAsia" w:eastAsia="黑体"/>
           <w:b/>
           <w:bCs/>
         </w:rPr>
@@ -1585,6 +1749,7 @@
       </w:r>
       <w:r>
         <w:rPr>
+          <w:rFonts w:eastAsia="黑体"/>
           <w:b/>
           <w:bCs/>
         </w:rPr>
@@ -1606,6 +1771,7 @@
       </m:oMath>
       <w:r>
         <w:rPr>
+          <w:rFonts w:eastAsia="黑体"/>
           <w:b/>
           <w:bCs/>
         </w:rPr>
@@ -1613,25 +1779,34 @@
       </w:r>
       <w:r>
         <w:rPr>
-          <w:rFonts w:hint="eastAsia"/>
+          <w:rFonts w:hint="eastAsia" w:eastAsia="黑体"/>
           <w:b/>
           <w:bCs/>
         </w:rPr>
         <w:t xml:space="preserve">不变）</w:t>
       </w:r>
       <w:r>
+        <w:rPr>
+          <w:rFonts w:eastAsia="黑体"/>
+        </w:rPr>
         <w:t xml:space="preserve"> </w:t>
       </w:r>
       <w:r>
+        <w:rPr>
+          <w:rFonts w:eastAsia="黑体"/>
+        </w:rPr>
         <w:t xml:space="preserve">→ </w:t>
       </w:r>
       <w:r>
         <w:rPr>
-          <w:rFonts w:hint="eastAsia"/>
+          <w:rFonts w:hint="eastAsia" w:eastAsia="黑体"/>
         </w:rPr>
         <w:t xml:space="preserve">特征阻抗</w:t>
       </w:r>
       <w:r>
+        <w:rPr>
+          <w:rFonts w:eastAsia="黑体"/>
+        </w:rPr>
         <w:t xml:space="preserve"> </w:t>
       </w:r>
       <m:oMath>
@@ -1649,11 +1824,14 @@
         </m:sSub>
       </m:oMath>
       <w:r>
+        <w:rPr>
+          <w:rFonts w:eastAsia="黑体"/>
+        </w:rPr>
         <w:t xml:space="preserve"> </w:t>
       </w:r>
       <w:r>
         <w:rPr>
-          <w:rFonts w:hint="eastAsia"/>
+          <w:rFonts w:hint="eastAsia" w:eastAsia="黑体"/>
         </w:rPr>
         <w:t xml:space="preserve">增大，谐振槽路电压增益提高。</w:t>
       </w:r>
@@ -1668,7 +1846,7 @@
       </w:pPr>
       <w:r>
         <w:rPr>
-          <w:rFonts w:hint="eastAsia"/>
+          <w:rFonts w:hint="eastAsia" w:eastAsia="黑体"/>
           <w:b/>
           <w:bCs/>
         </w:rPr>
@@ -1676,6 +1854,7 @@
       </w:r>
       <w:r>
         <w:rPr>
+          <w:rFonts w:eastAsia="黑体"/>
           <w:b/>
           <w:bCs/>
         </w:rPr>
@@ -1697,6 +1876,7 @@
       </m:oMath>
       <w:r>
         <w:rPr>
+          <w:rFonts w:eastAsia="黑体"/>
           <w:b/>
           <w:bCs/>
         </w:rPr>
@@ -1704,25 +1884,34 @@
       </w:r>
       <w:r>
         <w:rPr>
-          <w:rFonts w:hint="eastAsia"/>
+          <w:rFonts w:hint="eastAsia" w:eastAsia="黑体"/>
           <w:b/>
           <w:bCs/>
         </w:rPr>
         <w:t xml:space="preserve">增大</w:t>
       </w:r>
       <w:r>
+        <w:rPr>
+          <w:rFonts w:eastAsia="黑体"/>
+        </w:rPr>
         <w:t xml:space="preserve"> </w:t>
       </w:r>
       <w:r>
+        <w:rPr>
+          <w:rFonts w:eastAsia="黑体"/>
+        </w:rPr>
         <w:t xml:space="preserve">→ </w:t>
       </w:r>
       <w:r>
         <w:rPr>
-          <w:rFonts w:hint="eastAsia"/>
+          <w:rFonts w:hint="eastAsia" w:eastAsia="黑体"/>
         </w:rPr>
         <w:t xml:space="preserve">品质因数</w:t>
       </w:r>
       <w:r>
+        <w:rPr>
+          <w:rFonts w:eastAsia="黑体"/>
+        </w:rPr>
         <w:t xml:space="preserve"> </w:t>
       </w:r>
       <m:oMath>
@@ -1731,11 +1920,14 @@
         </m:r>
       </m:oMath>
       <w:r>
+        <w:rPr>
+          <w:rFonts w:eastAsia="黑体"/>
+        </w:rPr>
         <w:t xml:space="preserve"> </w:t>
       </w:r>
       <w:r>
         <w:rPr>
-          <w:rFonts w:hint="eastAsia"/>
+          <w:rFonts w:hint="eastAsia" w:eastAsia="黑体"/>
         </w:rPr>
         <w:t xml:space="preserve">增大，谐振峰值变尖锐、输出电压对负载变化更敏感。</w:t>
       </w:r>
@@ -1750,7 +1942,7 @@
       </w:pPr>
       <w:r>
         <w:rPr>
-          <w:rFonts w:hint="eastAsia"/>
+          <w:rFonts w:hint="eastAsia" w:eastAsia="黑体"/>
           <w:b/>
           <w:bCs/>
         </w:rPr>
@@ -1758,6 +1950,7 @@
       </w:r>
       <w:r>
         <w:rPr>
+          <w:rFonts w:eastAsia="黑体"/>
           <w:b/>
           <w:bCs/>
         </w:rPr>
@@ -1770,6 +1963,7 @@
       </m:oMath>
       <w:r>
         <w:rPr>
+          <w:rFonts w:eastAsia="黑体"/>
           <w:b/>
           <w:bCs/>
         </w:rPr>
@@ -1777,21 +1971,27 @@
       </w:r>
       <w:r>
         <w:rPr>
-          <w:rFonts w:hint="eastAsia"/>
+          <w:rFonts w:hint="eastAsia" w:eastAsia="黑体"/>
           <w:b/>
           <w:bCs/>
         </w:rPr>
         <w:t xml:space="preserve">降低</w:t>
       </w:r>
       <w:r>
+        <w:rPr>
+          <w:rFonts w:eastAsia="黑体"/>
+        </w:rPr>
         <w:t xml:space="preserve"> </w:t>
       </w:r>
       <w:r>
+        <w:rPr>
+          <w:rFonts w:eastAsia="黑体"/>
+        </w:rPr>
         <w:t xml:space="preserve">→ </w:t>
       </w:r>
       <w:r>
         <w:rPr>
-          <w:rFonts w:hint="eastAsia"/>
+          <w:rFonts w:hint="eastAsia" w:eastAsia="黑体"/>
         </w:rPr>
         <w:t xml:space="preserve">通带变宽，谐振特性减弱，软开关范围收窄。</w:t>
       </w:r>
@@ -1804,7 +2004,7 @@
       </w:pPr>
       <w:r>
         <w:rPr>
-          <w:rFonts w:hint="eastAsia"/>
+          <w:rFonts w:hint="eastAsia" w:eastAsia="黑体"/>
         </w:rPr>
         <w:t xml:space="preserve">典型参数示例</w:t>
       </w:r>
@@ -1819,11 +2019,14 @@
       </w:pPr>
       <w:r>
         <w:rPr>
-          <w:rFonts w:hint="eastAsia"/>
+          <w:rFonts w:hint="eastAsia" w:eastAsia="黑体"/>
         </w:rPr>
         <w:t xml:space="preserve">取</w:t>
       </w:r>
       <w:r>
+        <w:rPr>
+          <w:rFonts w:eastAsia="黑体"/>
+        </w:rPr>
         <w:t xml:space="preserve"> </w:t>
       </w:r>
       <m:oMath>
@@ -1854,6 +2057,9 @@
         </m:r>
       </m:oMath>
       <w:r>
+        <w:rPr>
+          <w:rFonts w:eastAsia="黑体"/>
+        </w:rPr>
         <w:t xml:space="preserve">、</w:t>
       </w:r>
       <m:oMath>
@@ -1882,7 +2088,7 @@
       </m:oMath>
       <w:r>
         <w:rPr>
-          <w:rFonts w:hint="eastAsia"/>
+          <w:rFonts w:hint="eastAsia" w:eastAsia="黑体"/>
         </w:rPr>
         <w:t xml:space="preserve">：</w:t>
       </w:r>
@@ -2012,6 +2218,9 @@
         </m:r>
       </m:oMath>
       <w:r>
+        <w:rPr>
+          <w:rFonts w:eastAsia="黑体"/>
+        </w:rPr>
         <w:t xml:space="preserve">。</w:t>
       </w:r>
     </w:p>
@@ -2025,11 +2234,14 @@
       </w:pPr>
       <w:r>
         <w:rPr>
-          <w:rFonts w:hint="eastAsia"/>
+          <w:rFonts w:hint="eastAsia" w:eastAsia="黑体"/>
         </w:rPr>
         <w:t xml:space="preserve">取</w:t>
       </w:r>
       <w:r>
+        <w:rPr>
+          <w:rFonts w:eastAsia="黑体"/>
+        </w:rPr>
         <w:t xml:space="preserve"> </w:t>
       </w:r>
       <m:oMath>
@@ -2060,6 +2272,9 @@
         </m:r>
       </m:oMath>
       <w:r>
+        <w:rPr>
+          <w:rFonts w:eastAsia="黑体"/>
+        </w:rPr>
         <w:t xml:space="preserve">、</w:t>
       </w:r>
       <m:oMath>
@@ -2088,7 +2303,7 @@
       </m:oMath>
       <w:r>
         <w:rPr>
-          <w:rFonts w:hint="eastAsia"/>
+          <w:rFonts w:hint="eastAsia" w:eastAsia="黑体"/>
         </w:rPr>
         <w:t xml:space="preserve">：</w:t>
       </w:r>
@@ -2202,6 +2417,9 @@
         </m:r>
       </m:oMath>
       <w:r>
+        <w:rPr>
+          <w:rFonts w:eastAsia="黑体"/>
+        </w:rPr>
         <w:t xml:space="preserve">。</w:t>
       </w:r>
     </w:p>
@@ -2213,7 +2431,7 @@
       </w:pPr>
       <w:r>
         <w:rPr>
-          <w:rFonts w:hint="eastAsia"/>
+          <w:rFonts w:hint="eastAsia" w:eastAsia="黑体"/>
         </w:rPr>
         <w:t xml:space="preserve">常见器件型号</w:t>
       </w:r>
@@ -2228,25 +2446,31 @@
       </w:pPr>
       <w:r>
         <w:rPr>
-          <w:rFonts w:hint="eastAsia"/>
+          <w:rFonts w:hint="eastAsia" w:eastAsia="黑体"/>
         </w:rPr>
         <w:t xml:space="preserve">谐振电容：C0G/NP0</w:t>
       </w:r>
       <w:r>
+        <w:rPr>
+          <w:rFonts w:eastAsia="黑体"/>
+        </w:rPr>
         <w:t xml:space="preserve"> </w:t>
       </w:r>
       <w:r>
         <w:rPr>
-          <w:rFonts w:hint="eastAsia"/>
+          <w:rFonts w:hint="eastAsia" w:eastAsia="黑体"/>
         </w:rPr>
         <w:t xml:space="preserve">贴片电容、金属化聚丙烯薄膜电容（如</w:t>
       </w:r>
       <w:r>
+        <w:rPr>
+          <w:rFonts w:eastAsia="黑体"/>
+        </w:rPr>
         <w:t xml:space="preserve"> 941C </w:t>
       </w:r>
       <w:r>
         <w:rPr>
-          <w:rFonts w:hint="eastAsia"/>
+          <w:rFonts w:hint="eastAsia" w:eastAsia="黑体"/>
         </w:rPr>
         <w:t xml:space="preserve">系列）。</w:t>
       </w:r>
@@ -2261,16 +2485,19 @@
       </w:pPr>
       <w:r>
         <w:rPr>
-          <w:rFonts w:hint="eastAsia"/>
+          <w:rFonts w:hint="eastAsia" w:eastAsia="黑体"/>
         </w:rPr>
         <w:t xml:space="preserve">谐振电感：铁氧体磁芯绕制（PQ、RM</w:t>
       </w:r>
       <w:r>
+        <w:rPr>
+          <w:rFonts w:eastAsia="黑体"/>
+        </w:rPr>
         <w:t xml:space="preserve"> </w:t>
       </w:r>
       <w:r>
         <w:rPr>
-          <w:rFonts w:hint="eastAsia"/>
+          <w:rFonts w:hint="eastAsia" w:eastAsia="黑体"/>
         </w:rPr>
         <w:t xml:space="preserve">磁芯系列）。</w:t>
       </w:r>
@@ -2285,7 +2512,7 @@
       </w:pPr>
       <w:r>
         <w:rPr>
-          <w:rFonts w:hint="eastAsia"/>
+          <w:rFonts w:hint="eastAsia" w:eastAsia="黑体"/>
         </w:rPr>
         <w:t xml:space="preserve">谐振控制芯片：L6599、UCC25600。</w:t>
       </w:r>
@@ -2298,7 +2525,7 @@
       </w:pPr>
       <w:r>
         <w:rPr>
-          <w:rFonts w:hint="eastAsia"/>
+          <w:rFonts w:hint="eastAsia" w:eastAsia="黑体"/>
         </w:rPr>
         <w:t xml:space="preserve">注意事项</w:t>
       </w:r>
@@ -2313,7 +2540,7 @@
       </w:pPr>
       <w:r>
         <w:rPr>
-          <w:rFonts w:hint="eastAsia"/>
+          <w:rFonts w:hint="eastAsia" w:eastAsia="黑体"/>
         </w:rPr>
         <w:t xml:space="preserve">并联谐振槽路在谐振点阻抗极高，轻载时谐振峰值电压很高，需校核器件耐压。</w:t>
       </w:r>
@@ -2328,11 +2555,14 @@
       </w:pPr>
       <w:r>
         <w:rPr>
-          <w:rFonts w:hint="eastAsia"/>
+          <w:rFonts w:hint="eastAsia" w:eastAsia="黑体"/>
         </w:rPr>
         <w:t xml:space="preserve">负载变化会显著改变</w:t>
       </w:r>
       <w:r>
+        <w:rPr>
+          <w:rFonts w:eastAsia="黑体"/>
+        </w:rPr>
         <w:t xml:space="preserve"> </w:t>
       </w:r>
       <m:oMath>
@@ -2341,11 +2571,14 @@
         </m:r>
       </m:oMath>
       <w:r>
+        <w:rPr>
+          <w:rFonts w:eastAsia="黑体"/>
+        </w:rPr>
         <w:t xml:space="preserve"> </w:t>
       </w:r>
       <w:r>
         <w:rPr>
-          <w:rFonts w:hint="eastAsia"/>
+          <w:rFonts w:hint="eastAsia" w:eastAsia="黑体"/>
         </w:rPr>
         <w:t xml:space="preserve">与增益，需结合变频控制维持稳定输出。</w:t>
       </w:r>
@@ -2360,16 +2593,19 @@
       </w:pPr>
       <w:r>
         <w:rPr>
-          <w:rFonts w:hint="eastAsia"/>
+          <w:rFonts w:hint="eastAsia" w:eastAsia="黑体"/>
         </w:rPr>
         <w:t xml:space="preserve">电容需选用低损耗、温度稳定的介质（C0G</w:t>
       </w:r>
       <w:r>
+        <w:rPr>
+          <w:rFonts w:eastAsia="黑体"/>
+        </w:rPr>
         <w:t xml:space="preserve"> </w:t>
       </w:r>
       <w:r>
         <w:rPr>
-          <w:rFonts w:hint="eastAsia"/>
+          <w:rFonts w:hint="eastAsia" w:eastAsia="黑体"/>
         </w:rPr>
         <w:t xml:space="preserve">或聚丙烯），避免发热漂移。</w:t>
       </w:r>
@@ -2384,7 +2620,7 @@
       </w:pPr>
       <w:r>
         <w:rPr>
-          <w:rFonts w:hint="eastAsia"/>
+          <w:rFonts w:hint="eastAsia" w:eastAsia="黑体"/>
         </w:rPr>
         <w:t xml:space="preserve">谐振电感需考虑磁芯损耗与饱和，预留足够气隙。</w:t>
       </w:r>
@@ -2397,7 +2633,7 @@
       </w:pPr>
       <w:r>
         <w:rPr>
-          <w:rFonts w:hint="eastAsia"/>
+          <w:rFonts w:hint="eastAsia" w:eastAsia="黑体"/>
         </w:rPr>
         <w:t xml:space="preserve">参考资料</w:t>
       </w:r>
@@ -2411,6 +2647,9 @@
         </w:numPr>
       </w:pPr>
       <w:r>
+        <w:rPr>
+          <w:rFonts w:eastAsia="黑体"/>
+        </w:rPr>
         <w:t xml:space="preserve">Wikipedia: LC circuit。</w:t>
       </w:r>
     </w:p>
@@ -2423,15 +2662,21 @@
         </w:numPr>
       </w:pPr>
       <w:r>
+        <w:rPr>
+          <w:rFonts w:eastAsia="黑体"/>
+        </w:rPr>
         <w:t xml:space="preserve">ON </w:t>
       </w:r>
       <w:r>
         <w:rPr>
-          <w:rFonts w:hint="eastAsia"/>
+          <w:rFonts w:hint="eastAsia" w:eastAsia="黑体"/>
         </w:rPr>
         <w:t xml:space="preserve">Semiconductor（onsemi）AND8424《Parallel</w:t>
       </w:r>
       <w:r>
+        <w:rPr>
+          <w:rFonts w:eastAsia="黑体"/>
+        </w:rPr>
         <w:t xml:space="preserve"> Resonant Converter》。</w:t>
       </w:r>
     </w:p>
@@ -2445,16 +2690,19 @@
       </w:pPr>
       <w:r>
         <w:rPr>
-          <w:rFonts w:hint="eastAsia"/>
+          <w:rFonts w:hint="eastAsia" w:eastAsia="黑体"/>
         </w:rPr>
         <w:t xml:space="preserve">《开关电源设计》（Abraham</w:t>
       </w:r>
       <w:r>
+        <w:rPr>
+          <w:rFonts w:eastAsia="黑体"/>
+        </w:rPr>
         <w:t xml:space="preserve"> I. </w:t>
       </w:r>
       <w:r>
         <w:rPr>
-          <w:rFonts w:hint="eastAsia"/>
+          <w:rFonts w:hint="eastAsia" w:eastAsia="黑体"/>
         </w:rPr>
         <w:t xml:space="preserve">Pressman）。</w:t>
       </w:r>
@@ -2468,11 +2716,11 @@
       </w:pPr>
       <w:r>
         <w:rPr>
-          <w:rFonts w:ascii="Times New Roman" w:hAnsi="Times New Roman"/>
+          <w:rFonts w:ascii="Times New Roman" w:hAnsi="Times New Roman" w:eastAsia="黑体"/>
           <w:color w:val="555555"/>
           <w:sz w:val="21"/>
         </w:rPr>
-        <w:t>材料收集者：杜文杰</w:t>
+        <w:t>材料收集者：杜文杰，WX手机：19519196569，QQ:3478827729</w:t>
       </w:r>
     </w:p>
     <w:sectPr>
@@ -2492,7 +2740,7 @@
 </file>
 
 <file path=word/footer1.xml><?xml version="1.0" encoding="utf-8"?>
-<w:ftr xmlns:m="http://schemas.openxmlformats.org/officeDocument/2006/math" xmlns:mc="http://schemas.openxmlformats.org/markup-compatibility/2006" xmlns:mo="http://schemas.microsoft.com/office/mac/office/2008/main" xmlns:mv="urn:schemas-microsoft-com:mac:vml" xmlns:o="urn:schemas-microsoft-com:office:office" xmlns:r="http://schemas.openxmlformats.org/officeDocument/2006/relationships" xmlns:v="urn:schemas-microsoft-com:vml" xmlns:w10="urn:schemas-microsoft-com:office:word" xmlns:w14="http://schemas.microsoft.com/office/word/2010/wordml" xmlns:w="http://schemas.openxmlformats.org/wordprocessingml/2006/main" xmlns:wne="http://schemas.microsoft.com/office/word/2006/wordml" xmlns:wp14="http://schemas.microsoft.com/office/word/2010/wordprocessingDrawing" xmlns:wp="http://schemas.openxmlformats.org/drawingml/2006/wordprocessingDrawing" xmlns:wpc="http://schemas.microsoft.com/office/word/2010/wordprocessingCanvas" xmlns:wpg="http://schemas.microsoft.com/office/word/2010/wordprocessingGroup" xmlns:wpi="http://schemas.microsoft.com/office/word/2010/wordprocessingInk" xmlns:wps="http://schemas.microsoft.com/office/word/2010/wordprocessingShape" mc:Ignorable="w14 wp14">
+<w:ftr xmlns:mc="http://schemas.openxmlformats.org/markup-compatibility/2006" xmlns:w="http://schemas.openxmlformats.org/wordprocessingml/2006/main" xmlns:m="http://schemas.openxmlformats.org/officeDocument/2006/math" xmlns:mo="http://schemas.microsoft.com/office/mac/office/2008/main" xmlns:mv="urn:schemas-microsoft-com:mac:vml" xmlns:o="urn:schemas-microsoft-com:office:office" xmlns:r="http://schemas.openxmlformats.org/officeDocument/2006/relationships" xmlns:v="urn:schemas-microsoft-com:vml" xmlns:w10="urn:schemas-microsoft-com:office:word" xmlns:w14="http://schemas.microsoft.com/office/word/2010/wordml" xmlns:wne="http://schemas.microsoft.com/office/word/2006/wordml" xmlns:wp14="http://schemas.microsoft.com/office/word/2010/wordprocessingDrawing" xmlns:wp="http://schemas.openxmlformats.org/drawingml/2006/wordprocessingDrawing" xmlns:wpc="http://schemas.microsoft.com/office/word/2010/wordprocessingCanvas" xmlns:wpg="http://schemas.microsoft.com/office/word/2010/wordprocessingGroup" xmlns:wpi="http://schemas.microsoft.com/office/word/2010/wordprocessingInk" xmlns:wps="http://schemas.microsoft.com/office/word/2010/wordprocessingShape" mc:Ignorable="w14 wp14">
   <w:p>
     <w:pPr>
       <w:pStyle w:val="Footer"/>
@@ -2500,12 +2748,14 @@
     </w:pPr>
     <w:r>
       <w:rPr>
+        <w:rFonts w:eastAsia="黑体"/>
         <w:sz w:val="18"/>
       </w:rPr>
       <w:t xml:space="preserve">第 </w:t>
     </w:r>
     <w:r>
       <w:rPr>
+        <w:rFonts w:eastAsia="黑体"/>
         <w:sz w:val="18"/>
       </w:rPr>
       <w:fldChar w:fldCharType="begin"/>
@@ -2514,6 +2764,7 @@
     </w:r>
     <w:r>
       <w:rPr>
+        <w:rFonts w:eastAsia="黑体"/>
         <w:sz w:val="18"/>
       </w:rPr>
       <w:t xml:space="preserve"> 页</w:t>
@@ -2527,6 +2778,9 @@
   <w:footnote w:type="continuationSeparator" w:id="0">
     <w:p>
       <w:r>
+        <w:rPr>
+          <w:rFonts w:eastAsia="黑体"/>
+        </w:rPr>
         <w:continuationSeparator/>
       </w:r>
     </w:p>
@@ -2534,6 +2788,9 @@
   <w:footnote w:type="separator" w:id="-1">
     <w:p>
       <w:r>
+        <w:rPr>
+          <w:rFonts w:eastAsia="黑体"/>
+        </w:rPr>
         <w:separator/>
       </w:r>
     </w:p>
@@ -2542,7 +2799,7 @@
 </file>
 
 <file path=word/header1.xml><?xml version="1.0" encoding="utf-8"?>
-<w:hdr xmlns:m="http://schemas.openxmlformats.org/officeDocument/2006/math" xmlns:mc="http://schemas.openxmlformats.org/markup-compatibility/2006" xmlns:mo="http://schemas.microsoft.com/office/mac/office/2008/main" xmlns:mv="urn:schemas-microsoft-com:mac:vml" xmlns:o="urn:schemas-microsoft-com:office:office" xmlns:r="http://schemas.openxmlformats.org/officeDocument/2006/relationships" xmlns:v="urn:schemas-microsoft-com:vml" xmlns:w10="urn:schemas-microsoft-com:office:word" xmlns:w14="http://schemas.microsoft.com/office/word/2010/wordml" xmlns:w="http://schemas.openxmlformats.org/wordprocessingml/2006/main" xmlns:wne="http://schemas.microsoft.com/office/word/2006/wordml" xmlns:wp14="http://schemas.microsoft.com/office/word/2010/wordprocessingDrawing" xmlns:wp="http://schemas.openxmlformats.org/drawingml/2006/wordprocessingDrawing" xmlns:wpc="http://schemas.microsoft.com/office/word/2010/wordprocessingCanvas" xmlns:wpg="http://schemas.microsoft.com/office/word/2010/wordprocessingGroup" xmlns:wpi="http://schemas.microsoft.com/office/word/2010/wordprocessingInk" xmlns:wps="http://schemas.microsoft.com/office/word/2010/wordprocessingShape" mc:Ignorable="w14 wp14">
+<w:hdr xmlns:mc="http://schemas.openxmlformats.org/markup-compatibility/2006" xmlns:w="http://schemas.openxmlformats.org/wordprocessingml/2006/main" xmlns:m="http://schemas.openxmlformats.org/officeDocument/2006/math" xmlns:mo="http://schemas.microsoft.com/office/mac/office/2008/main" xmlns:mv="urn:schemas-microsoft-com:mac:vml" xmlns:o="urn:schemas-microsoft-com:office:office" xmlns:r="http://schemas.openxmlformats.org/officeDocument/2006/relationships" xmlns:v="urn:schemas-microsoft-com:vml" xmlns:w10="urn:schemas-microsoft-com:office:word" xmlns:w14="http://schemas.microsoft.com/office/word/2010/wordml" xmlns:wne="http://schemas.microsoft.com/office/word/2006/wordml" xmlns:wp14="http://schemas.microsoft.com/office/word/2010/wordprocessingDrawing" xmlns:wp="http://schemas.openxmlformats.org/drawingml/2006/wordprocessingDrawing" xmlns:wpc="http://schemas.microsoft.com/office/word/2010/wordprocessingCanvas" xmlns:wpg="http://schemas.microsoft.com/office/word/2010/wordprocessingGroup" xmlns:wpi="http://schemas.microsoft.com/office/word/2010/wordprocessingInk" xmlns:wps="http://schemas.microsoft.com/office/word/2010/wordprocessingShape" mc:Ignorable="w14 wp14">
   <w:p>
     <w:pPr>
       <w:pStyle w:val="Header"/>
@@ -2550,7 +2807,7 @@
     </w:pPr>
     <w:r>
       <w:rPr>
-        <w:rFonts w:ascii="Times New Roman" w:hAnsi="Times New Roman"/>
+        <w:rFonts w:ascii="Times New Roman" w:hAnsi="Times New Roman" w:eastAsia="黑体"/>
         <w:sz w:val="18"/>
         <w:rFonts w:eastAsia="黑体"/>
         <w:rFonts w:eastAsia="黑体"/>
@@ -2562,7 +2819,7 @@
 </file>
 
 <file path=word/numbering.xml><?xml version="1.0" encoding="utf-8"?>
-<w:numbering xmlns:m="http://schemas.openxmlformats.org/officeDocument/2006/math" xmlns:mc="http://schemas.openxmlformats.org/markup-compatibility/2006" xmlns:mo="http://schemas.microsoft.com/office/mac/office/2008/main" xmlns:mv="urn:schemas-microsoft-com:mac:vml" xmlns:o="urn:schemas-microsoft-com:office:office" xmlns:r="http://schemas.openxmlformats.org/officeDocument/2006/relationships" xmlns:v="urn:schemas-microsoft-com:vml" xmlns:w="http://schemas.openxmlformats.org/wordprocessingml/2006/main" xmlns:w10="urn:schemas-microsoft-com:office:word" xmlns:w14="http://schemas.microsoft.com/office/word/2010/wordml" xmlns:wne="http://schemas.microsoft.com/office/word/2006/wordml" xmlns:wp="http://schemas.openxmlformats.org/drawingml/2006/wordprocessingDrawing" xmlns:wp14="http://schemas.microsoft.com/office/word/2010/wordprocessingDrawing" xmlns:wpc="http://schemas.microsoft.com/office/word/2010/wordprocessingCanvas" xmlns:wpg="http://schemas.microsoft.com/office/word/2010/wordprocessingGroup" xmlns:wpi="http://schemas.microsoft.com/office/word/2010/wordprocessingInk" xmlns:wps="http://schemas.microsoft.com/office/word/2010/wordprocessingShape" mc:Ignorable="w14 wp14">
+<w:numbering xmlns:mc="http://schemas.openxmlformats.org/markup-compatibility/2006" xmlns:w="http://schemas.openxmlformats.org/wordprocessingml/2006/main" xmlns:m="http://schemas.openxmlformats.org/officeDocument/2006/math" xmlns:mo="http://schemas.microsoft.com/office/mac/office/2008/main" xmlns:mv="urn:schemas-microsoft-com:mac:vml" xmlns:o="urn:schemas-microsoft-com:office:office" xmlns:r="http://schemas.openxmlformats.org/officeDocument/2006/relationships" xmlns:v="urn:schemas-microsoft-com:vml" xmlns:w10="urn:schemas-microsoft-com:office:word" xmlns:w14="http://schemas.microsoft.com/office/word/2010/wordml" xmlns:wne="http://schemas.microsoft.com/office/word/2006/wordml" xmlns:wp="http://schemas.openxmlformats.org/drawingml/2006/wordprocessingDrawing" xmlns:wp14="http://schemas.microsoft.com/office/word/2010/wordprocessingDrawing" xmlns:wpc="http://schemas.microsoft.com/office/word/2010/wordprocessingCanvas" xmlns:wpg="http://schemas.microsoft.com/office/word/2010/wordprocessingGroup" xmlns:wpi="http://schemas.microsoft.com/office/word/2010/wordprocessingInk" xmlns:wps="http://schemas.microsoft.com/office/word/2010/wordprocessingShape" mc:Ignorable="w14 wp14">
   <w:abstractNum w:abstractNumId="0">
     <w:nsid w:val="FFFFFF7C"/>
     <w:multiLevelType w:val="singleLevel"/>
@@ -2649,7 +2906,7 @@
         <w:ind w:hanging="360" w:left="1440"/>
       </w:pPr>
       <w:rPr>
-        <w:rFonts w:ascii="Symbol" w:hAnsi="Symbol" w:hint="default"/>
+        <w:rFonts w:ascii="Symbol" w:hAnsi="Symbol" w:hint="default" w:eastAsia="黑体"/>
       </w:rPr>
     </w:lvl>
   </w:abstractNum>
@@ -2670,7 +2927,7 @@
         <w:ind w:hanging="360" w:left="1080"/>
       </w:pPr>
       <w:rPr>
-        <w:rFonts w:ascii="Symbol" w:hAnsi="Symbol" w:hint="default"/>
+        <w:rFonts w:ascii="Symbol" w:hAnsi="Symbol" w:hint="default" w:eastAsia="黑体"/>
       </w:rPr>
     </w:lvl>
   </w:abstractNum>
@@ -2691,7 +2948,7 @@
         <w:ind w:hanging="360" w:left="720"/>
       </w:pPr>
       <w:rPr>
-        <w:rFonts w:ascii="Symbol" w:hAnsi="Symbol" w:hint="default"/>
+        <w:rFonts w:ascii="Symbol" w:hAnsi="Symbol" w:hint="default" w:eastAsia="黑体"/>
       </w:rPr>
     </w:lvl>
   </w:abstractNum>
@@ -2730,7 +2987,7 @@
         <w:ind w:hanging="360" w:left="360"/>
       </w:pPr>
       <w:rPr>
-        <w:rFonts w:ascii="Symbol" w:hAnsi="Symbol" w:hint="default"/>
+        <w:rFonts w:ascii="Symbol" w:hAnsi="Symbol" w:hint="default" w:eastAsia="黑体"/>
       </w:rPr>
     </w:lvl>
   </w:abstractNum>
@@ -2821,7 +3078,7 @@
         <w:ind w:left="720" w:hanging="360"/>
       </w:pPr>
       <w:rPr>
-        <w:rFonts w:ascii="Symbol" w:hAnsi="Symbol" w:cs="Symbol" w:hint="default"/>
+        <w:rFonts w:ascii="Symbol" w:hAnsi="Symbol" w:cs="Symbol" w:hint="default" w:eastAsia="黑体"/>
       </w:rPr>
     </w:lvl>
     <w:lvl w:ilvl="1">
@@ -2832,7 +3089,7 @@
         <w:ind w:left="1440" w:hanging="360"/>
       </w:pPr>
       <w:rPr>
-        <w:rFonts w:ascii="Courier New" w:hAnsi="Courier New" w:cs="Courier New" w:hint="default"/>
+        <w:rFonts w:ascii="Courier New" w:hAnsi="Courier New" w:cs="Courier New" w:hint="default" w:eastAsia="黑体"/>
       </w:rPr>
     </w:lvl>
     <w:lvl w:ilvl="2">
@@ -2843,7 +3100,7 @@
         <w:ind w:left="2160" w:hanging="360"/>
       </w:pPr>
       <w:rPr>
-        <w:rFonts w:ascii="Wingdings" w:hAnsi="Wingdings" w:cs="Wingdings" w:hint="default"/>
+        <w:rFonts w:ascii="Wingdings" w:hAnsi="Wingdings" w:cs="Wingdings" w:hint="default" w:eastAsia="黑体"/>
       </w:rPr>
     </w:lvl>
     <w:lvl w:ilvl="3">
@@ -2854,7 +3111,7 @@
         <w:ind w:left="2880" w:hanging="360"/>
       </w:pPr>
       <w:rPr>
-        <w:rFonts w:ascii="Symbol" w:hAnsi="Symbol" w:cs="Symbol" w:hint="default"/>
+        <w:rFonts w:ascii="Symbol" w:hAnsi="Symbol" w:cs="Symbol" w:hint="default" w:eastAsia="黑体"/>
       </w:rPr>
     </w:lvl>
     <w:lvl w:ilvl="4">
@@ -2865,7 +3122,7 @@
         <w:ind w:left="3600" w:hanging="360"/>
       </w:pPr>
       <w:rPr>
-        <w:rFonts w:ascii="Courier New" w:hAnsi="Courier New" w:cs="Courier New" w:hint="default"/>
+        <w:rFonts w:ascii="Courier New" w:hAnsi="Courier New" w:cs="Courier New" w:hint="default" w:eastAsia="黑体"/>
       </w:rPr>
     </w:lvl>
     <w:lvl w:ilvl="5">
@@ -2876,7 +3133,7 @@
         <w:ind w:left="4320" w:hanging="360"/>
       </w:pPr>
       <w:rPr>
-        <w:rFonts w:ascii="Wingdings" w:hAnsi="Wingdings" w:cs="Wingdings" w:hint="default"/>
+        <w:rFonts w:ascii="Wingdings" w:hAnsi="Wingdings" w:cs="Wingdings" w:hint="default" w:eastAsia="黑体"/>
       </w:rPr>
     </w:lvl>
     <w:lvl w:ilvl="6">
@@ -2887,7 +3144,7 @@
         <w:ind w:left="5040" w:hanging="360"/>
       </w:pPr>
       <w:rPr>
-        <w:rFonts w:ascii="Symbol" w:hAnsi="Symbol" w:cs="Symbol" w:hint="default"/>
+        <w:rFonts w:ascii="Symbol" w:hAnsi="Symbol" w:cs="Symbol" w:hint="default" w:eastAsia="黑体"/>
       </w:rPr>
     </w:lvl>
     <w:lvl w:ilvl="7">
@@ -2898,7 +3155,7 @@
         <w:ind w:left="5760" w:hanging="360"/>
       </w:pPr>
       <w:rPr>
-        <w:rFonts w:ascii="Courier New" w:hAnsi="Courier New" w:cs="Courier New" w:hint="default"/>
+        <w:rFonts w:ascii="Courier New" w:hAnsi="Courier New" w:cs="Courier New" w:hint="default" w:eastAsia="黑体"/>
       </w:rPr>
     </w:lvl>
     <w:lvl w:ilvl="8">
@@ -2909,7 +3166,7 @@
         <w:ind w:left="6480" w:hanging="360"/>
       </w:pPr>
       <w:rPr>
-        <w:rFonts w:ascii="Wingdings" w:hAnsi="Wingdings" w:cs="Wingdings" w:hint="default"/>
+        <w:rFonts w:ascii="Wingdings" w:hAnsi="Wingdings" w:cs="Wingdings" w:hint="default" w:eastAsia="黑体"/>
       </w:rPr>
     </w:lvl>
   </w:abstractNum>
@@ -2965,11 +3222,11 @@
 </file>
 
 <file path=word/styles.xml><?xml version="1.0" encoding="utf-8"?>
-<w:styles xmlns:mc="http://schemas.openxmlformats.org/markup-compatibility/2006" xmlns:r="http://schemas.openxmlformats.org/officeDocument/2006/relationships" xmlns:w="http://schemas.openxmlformats.org/wordprocessingml/2006/main" xmlns:w14="http://schemas.microsoft.com/office/word/2010/wordml" mc:Ignorable="w14">
+<w:styles xmlns:mc="http://schemas.openxmlformats.org/markup-compatibility/2006" xmlns:w="http://schemas.openxmlformats.org/wordprocessingml/2006/main" xmlns:r="http://schemas.openxmlformats.org/officeDocument/2006/relationships" xmlns:w14="http://schemas.microsoft.com/office/word/2010/wordml" mc:Ignorable="w14">
   <w:docDefaults>
     <w:rPrDefault>
       <w:rPr>
-        <w:rFonts w:asciiTheme="minorHAnsi" w:cstheme="minorBidi" w:eastAsiaTheme="minorEastAsia" w:hAnsiTheme="minorHAnsi"/>
+        <w:rFonts w:asciiTheme="minorHAnsi" w:cstheme="minorBidi" w:hAnsiTheme="minorHAnsi" w:eastAsia="黑体"/>
         <w:sz w:val="22"/>
         <w:szCs w:val="22"/>
         <w:lang w:bidi="ar-SA" w:eastAsia="en-US" w:val="en-US"/>
@@ -3191,7 +3448,7 @@
       <w:outlineLvl w:val="0"/>
     </w:pPr>
     <w:rPr>
-      <w:rFonts w:ascii="Times New Roman" w:asciiTheme="majorHAnsi" w:cstheme="majorBidi" w:eastAsia="黑体" w:eastAsiaTheme="majorEastAsia" w:hAnsi="Times New Roman" w:hAnsiTheme="majorHAnsi"/>
+      <w:rFonts w:ascii="Times New Roman" w:asciiTheme="majorHAnsi" w:cstheme="majorBidi" w:eastAsia="黑体" w:hAnsi="Times New Roman" w:hAnsiTheme="majorHAnsi"/>
       <w:b/>
       <w:bCs/>
       <w:color w:val="1F3864"/>
@@ -3215,7 +3472,7 @@
       <w:outlineLvl w:val="1"/>
     </w:pPr>
     <w:rPr>
-      <w:rFonts w:ascii="Times New Roman" w:asciiTheme="majorHAnsi" w:cstheme="majorBidi" w:eastAsia="黑体" w:eastAsiaTheme="majorEastAsia" w:hAnsi="Times New Roman" w:hAnsiTheme="majorHAnsi"/>
+      <w:rFonts w:ascii="Times New Roman" w:asciiTheme="majorHAnsi" w:cstheme="majorBidi" w:eastAsia="黑体" w:hAnsi="Times New Roman" w:hAnsiTheme="majorHAnsi"/>
       <w:b/>
       <w:bCs/>
       <w:color w:val="2E4E7E"/>
@@ -3239,7 +3496,7 @@
       <w:outlineLvl w:val="2"/>
     </w:pPr>
     <w:rPr>
-      <w:rFonts w:ascii="Times New Roman" w:asciiTheme="majorHAnsi" w:cstheme="majorBidi" w:eastAsia="黑体" w:eastAsiaTheme="majorEastAsia" w:hAnsi="Times New Roman" w:hAnsiTheme="majorHAnsi"/>
+      <w:rFonts w:ascii="Times New Roman" w:asciiTheme="majorHAnsi" w:cstheme="majorBidi" w:eastAsia="黑体" w:hAnsi="Times New Roman" w:hAnsiTheme="majorHAnsi"/>
       <w:b/>
       <w:bCs/>
       <w:color w:val="2E4E7E"/>
@@ -3263,7 +3520,7 @@
       <w:outlineLvl w:val="3"/>
     </w:pPr>
     <w:rPr>
-      <w:rFonts w:ascii="Times New Roman" w:asciiTheme="majorHAnsi" w:cstheme="majorBidi" w:eastAsia="黑体" w:eastAsiaTheme="majorEastAsia" w:hAnsi="Times New Roman" w:hAnsiTheme="majorHAnsi"/>
+      <w:rFonts w:ascii="Times New Roman" w:asciiTheme="majorHAnsi" w:cstheme="majorBidi" w:eastAsia="黑体" w:hAnsi="Times New Roman" w:hAnsiTheme="majorHAnsi"/>
       <w:b/>
       <w:bCs/>
       <w:i/>
@@ -3289,7 +3546,7 @@
       <w:outlineLvl w:val="4"/>
     </w:pPr>
     <w:rPr>
-      <w:rFonts w:ascii="Times New Roman" w:asciiTheme="majorHAnsi" w:cstheme="majorBidi" w:eastAsia="黑体" w:eastAsiaTheme="majorEastAsia" w:hAnsi="Times New Roman" w:hAnsiTheme="majorHAnsi"/>
+      <w:rFonts w:ascii="Times New Roman" w:asciiTheme="majorHAnsi" w:cstheme="majorBidi" w:eastAsia="黑体" w:hAnsi="Times New Roman" w:hAnsiTheme="majorHAnsi"/>
       <w:b/>
       <w:color w:val="333333"/>
       <w:sz w:val="22"/>
@@ -3312,7 +3569,7 @@
       <w:outlineLvl w:val="5"/>
     </w:pPr>
     <w:rPr>
-      <w:rFonts w:asciiTheme="majorHAnsi" w:cstheme="majorBidi" w:eastAsiaTheme="majorEastAsia" w:hAnsiTheme="majorHAnsi"/>
+      <w:rFonts w:asciiTheme="majorHAnsi" w:cstheme="majorBidi" w:hAnsiTheme="majorHAnsi" w:eastAsia="黑体"/>
       <w:i/>
       <w:iCs/>
       <w:color w:themeColor="accent1" w:themeShade="7F" w:val="243F60"/>
@@ -3335,7 +3592,7 @@
       <w:outlineLvl w:val="6"/>
     </w:pPr>
     <w:rPr>
-      <w:rFonts w:asciiTheme="majorHAnsi" w:cstheme="majorBidi" w:eastAsiaTheme="majorEastAsia" w:hAnsiTheme="majorHAnsi"/>
+      <w:rFonts w:asciiTheme="majorHAnsi" w:cstheme="majorBidi" w:hAnsiTheme="majorHAnsi" w:eastAsia="黑体"/>
       <w:i/>
       <w:iCs/>
       <w:color w:themeColor="text1" w:themeTint="BF" w:val="404040"/>
@@ -3358,7 +3615,7 @@
       <w:outlineLvl w:val="7"/>
     </w:pPr>
     <w:rPr>
-      <w:rFonts w:asciiTheme="majorHAnsi" w:cstheme="majorBidi" w:eastAsiaTheme="majorEastAsia" w:hAnsiTheme="majorHAnsi"/>
+      <w:rFonts w:asciiTheme="majorHAnsi" w:cstheme="majorBidi" w:hAnsiTheme="majorHAnsi" w:eastAsia="黑体"/>
       <w:color w:themeColor="accent1" w:val="4F81BD"/>
       <w:sz w:val="20"/>
       <w:szCs w:val="20"/>
@@ -3381,7 +3638,7 @@
       <w:outlineLvl w:val="8"/>
     </w:pPr>
     <w:rPr>
-      <w:rFonts w:asciiTheme="majorHAnsi" w:cstheme="majorBidi" w:eastAsiaTheme="majorEastAsia" w:hAnsiTheme="majorHAnsi"/>
+      <w:rFonts w:asciiTheme="majorHAnsi" w:cstheme="majorBidi" w:hAnsiTheme="majorHAnsi" w:eastAsia="黑体"/>
       <w:i/>
       <w:iCs/>
       <w:color w:themeColor="text1" w:themeTint="BF" w:val="404040"/>
@@ -3432,7 +3689,7 @@
     <w:uiPriority w:val="9"/>
     <w:rsid w:val="00FC693F"/>
     <w:rPr>
-      <w:rFonts w:asciiTheme="majorHAnsi" w:cstheme="majorBidi" w:eastAsiaTheme="majorEastAsia" w:hAnsiTheme="majorHAnsi"/>
+      <w:rFonts w:asciiTheme="majorHAnsi" w:cstheme="majorBidi" w:hAnsiTheme="majorHAnsi" w:eastAsia="黑体"/>
       <w:b/>
       <w:bCs/>
       <w:color w:themeColor="accent1" w:themeShade="BF" w:val="365F91"/>
@@ -3447,7 +3704,7 @@
     <w:uiPriority w:val="9"/>
     <w:rsid w:val="00FC693F"/>
     <w:rPr>
-      <w:rFonts w:asciiTheme="majorHAnsi" w:cstheme="majorBidi" w:eastAsiaTheme="majorEastAsia" w:hAnsiTheme="majorHAnsi"/>
+      <w:rFonts w:asciiTheme="majorHAnsi" w:cstheme="majorBidi" w:hAnsiTheme="majorHAnsi" w:eastAsia="黑体"/>
       <w:b/>
       <w:bCs/>
       <w:color w:themeColor="accent1" w:val="4F81BD"/>
@@ -3462,7 +3719,7 @@
     <w:uiPriority w:val="9"/>
     <w:rsid w:val="00FC693F"/>
     <w:rPr>
-      <w:rFonts w:asciiTheme="majorHAnsi" w:cstheme="majorBidi" w:eastAsiaTheme="majorEastAsia" w:hAnsiTheme="majorHAnsi"/>
+      <w:rFonts w:asciiTheme="majorHAnsi" w:cstheme="majorBidi" w:hAnsiTheme="majorHAnsi" w:eastAsia="黑体"/>
       <w:b/>
       <w:bCs/>
       <w:color w:themeColor="accent1" w:val="4F81BD"/>
@@ -3485,7 +3742,7 @@
       <w:contextualSpacing/>
     </w:pPr>
     <w:rPr>
-      <w:rFonts w:ascii="Times New Roman" w:asciiTheme="majorHAnsi" w:cstheme="majorBidi" w:eastAsia="黑体" w:eastAsiaTheme="majorEastAsia" w:hAnsi="Times New Roman" w:hAnsiTheme="majorHAnsi"/>
+      <w:rFonts w:ascii="Times New Roman" w:asciiTheme="majorHAnsi" w:cstheme="majorBidi" w:eastAsia="黑体" w:hAnsi="Times New Roman" w:hAnsiTheme="majorHAnsi"/>
       <w:b/>
       <w:color w:val="1F3864"/>
       <w:spacing w:val="5"/>
@@ -3501,7 +3758,7 @@
     <w:uiPriority w:val="10"/>
     <w:rsid w:val="00FC693F"/>
     <w:rPr>
-      <w:rFonts w:asciiTheme="majorHAnsi" w:cstheme="majorBidi" w:eastAsiaTheme="majorEastAsia" w:hAnsiTheme="majorHAnsi"/>
+      <w:rFonts w:asciiTheme="majorHAnsi" w:cstheme="majorBidi" w:hAnsiTheme="majorHAnsi" w:eastAsia="黑体"/>
       <w:color w:themeColor="text2" w:themeShade="BF" w:val="17365D"/>
       <w:spacing w:val="5"/>
       <w:kern w:val="28"/>
@@ -3523,7 +3780,7 @@
       </w:numPr>
     </w:pPr>
     <w:rPr>
-      <w:rFonts w:asciiTheme="majorHAnsi" w:cstheme="majorBidi" w:eastAsiaTheme="majorEastAsia" w:hAnsiTheme="majorHAnsi"/>
+      <w:rFonts w:asciiTheme="majorHAnsi" w:cstheme="majorBidi" w:hAnsiTheme="majorHAnsi" w:eastAsia="黑体"/>
       <w:i/>
       <w:iCs/>
       <w:color w:themeColor="accent1" w:val="4F81BD"/>
@@ -3539,7 +3796,7 @@
     <w:uiPriority w:val="11"/>
     <w:rsid w:val="00FC693F"/>
     <w:rPr>
-      <w:rFonts w:asciiTheme="majorHAnsi" w:cstheme="majorBidi" w:eastAsiaTheme="majorEastAsia" w:hAnsiTheme="majorHAnsi"/>
+      <w:rFonts w:asciiTheme="majorHAnsi" w:cstheme="majorBidi" w:hAnsiTheme="majorHAnsi" w:eastAsia="黑体"/>
       <w:i/>
       <w:iCs/>
       <w:color w:themeColor="accent1" w:val="4F81BD"/>
@@ -3606,6 +3863,7 @@
       <w:spacing w:after="120"/>
     </w:pPr>
     <w:rPr>
+      <w:rFonts w:eastAsia="黑体"/>
       <w:sz w:val="16"/>
       <w:szCs w:val="16"/>
     </w:rPr>
@@ -3617,6 +3875,7 @@
     <w:uiPriority w:val="99"/>
     <w:rsid w:val="00AA1D8D"/>
     <w:rPr>
+      <w:rFonts w:eastAsia="黑体"/>
       <w:sz w:val="16"/>
       <w:szCs w:val="16"/>
     </w:rPr>
@@ -3786,7 +4045,7 @@
       </w:tabs>
     </w:pPr>
     <w:rPr>
-      <w:rFonts w:ascii="Courier" w:hAnsi="Courier"/>
+      <w:rFonts w:ascii="Courier" w:hAnsi="Courier" w:eastAsia="黑体"/>
       <w:sz w:val="20"/>
       <w:szCs w:val="20"/>
     </w:rPr>
@@ -3798,7 +4057,7 @@
     <w:uiPriority w:val="99"/>
     <w:rsid w:val="0029639D"/>
     <w:rPr>
-      <w:rFonts w:ascii="Courier" w:hAnsi="Courier"/>
+      <w:rFonts w:ascii="Courier" w:hAnsi="Courier" w:eastAsia="黑体"/>
       <w:sz w:val="20"/>
       <w:szCs w:val="20"/>
     </w:rPr>
@@ -3834,6 +4093,7 @@
     <w:uiPriority w:val="29"/>
     <w:rsid w:val="00FC693F"/>
     <w:rPr>
+      <w:rFonts w:eastAsia="黑体"/>
       <w:i/>
       <w:iCs/>
       <w:color w:themeColor="text1" w:val="000000"/>
@@ -3847,7 +4107,7 @@
     <w:semiHidden/>
     <w:rsid w:val="00FC693F"/>
     <w:rPr>
-      <w:rFonts w:asciiTheme="majorHAnsi" w:cstheme="majorBidi" w:eastAsiaTheme="majorEastAsia" w:hAnsiTheme="majorHAnsi"/>
+      <w:rFonts w:asciiTheme="majorHAnsi" w:cstheme="majorBidi" w:hAnsiTheme="majorHAnsi" w:eastAsia="黑体"/>
       <w:b/>
       <w:bCs/>
       <w:i/>
@@ -3863,7 +4123,7 @@
     <w:semiHidden/>
     <w:rsid w:val="00FC693F"/>
     <w:rPr>
-      <w:rFonts w:asciiTheme="majorHAnsi" w:cstheme="majorBidi" w:eastAsiaTheme="majorEastAsia" w:hAnsiTheme="majorHAnsi"/>
+      <w:rFonts w:asciiTheme="majorHAnsi" w:cstheme="majorBidi" w:hAnsiTheme="majorHAnsi" w:eastAsia="黑体"/>
       <w:color w:themeColor="accent1" w:themeShade="7F" w:val="243F60"/>
     </w:rPr>
   </w:style>
@@ -3875,7 +4135,7 @@
     <w:semiHidden/>
     <w:rsid w:val="00FC693F"/>
     <w:rPr>
-      <w:rFonts w:asciiTheme="majorHAnsi" w:cstheme="majorBidi" w:eastAsiaTheme="majorEastAsia" w:hAnsiTheme="majorHAnsi"/>
+      <w:rFonts w:asciiTheme="majorHAnsi" w:cstheme="majorBidi" w:hAnsiTheme="majorHAnsi" w:eastAsia="黑体"/>
       <w:i/>
       <w:iCs/>
       <w:color w:themeColor="accent1" w:themeShade="7F" w:val="243F60"/>
@@ -3889,7 +4149,7 @@
     <w:semiHidden/>
     <w:rsid w:val="00FC693F"/>
     <w:rPr>
-      <w:rFonts w:asciiTheme="majorHAnsi" w:cstheme="majorBidi" w:eastAsiaTheme="majorEastAsia" w:hAnsiTheme="majorHAnsi"/>
+      <w:rFonts w:asciiTheme="majorHAnsi" w:cstheme="majorBidi" w:hAnsiTheme="majorHAnsi" w:eastAsia="黑体"/>
       <w:i/>
       <w:iCs/>
       <w:color w:themeColor="text1" w:themeTint="BF" w:val="404040"/>
@@ -3903,7 +4163,7 @@
     <w:semiHidden/>
     <w:rsid w:val="00FC693F"/>
     <w:rPr>
-      <w:rFonts w:asciiTheme="majorHAnsi" w:cstheme="majorBidi" w:eastAsiaTheme="majorEastAsia" w:hAnsiTheme="majorHAnsi"/>
+      <w:rFonts w:asciiTheme="majorHAnsi" w:cstheme="majorBidi" w:hAnsiTheme="majorHAnsi" w:eastAsia="黑体"/>
       <w:color w:themeColor="accent1" w:val="4F81BD"/>
       <w:sz w:val="20"/>
       <w:szCs w:val="20"/>
@@ -3917,7 +4177,7 @@
     <w:semiHidden/>
     <w:rsid w:val="00FC693F"/>
     <w:rPr>
-      <w:rFonts w:asciiTheme="majorHAnsi" w:cstheme="majorBidi" w:eastAsiaTheme="majorEastAsia" w:hAnsiTheme="majorHAnsi"/>
+      <w:rFonts w:asciiTheme="majorHAnsi" w:cstheme="majorBidi" w:hAnsiTheme="majorHAnsi" w:eastAsia="黑体"/>
       <w:i/>
       <w:iCs/>
       <w:color w:themeColor="text1" w:themeTint="BF" w:val="404040"/>
@@ -3938,6 +4198,7 @@
       <w:spacing w:line="240" w:lineRule="auto"/>
     </w:pPr>
     <w:rPr>
+      <w:rFonts w:eastAsia="黑体"/>
       <w:b/>
       <w:bCs/>
       <w:color w:themeColor="accent1" w:val="4F81BD"/>
@@ -3952,6 +4213,7 @@
     <w:qFormat/>
     <w:rsid w:val="00FC693F"/>
     <w:rPr>
+      <w:rFonts w:eastAsia="黑体"/>
       <w:b/>
       <w:bCs/>
     </w:rPr>
@@ -3963,6 +4225,7 @@
     <w:qFormat/>
     <w:rsid w:val="00FC693F"/>
     <w:rPr>
+      <w:rFonts w:eastAsia="黑体"/>
       <w:i/>
       <w:iCs/>
     </w:rPr>
@@ -3983,6 +4246,7 @@
       <w:ind w:left="936" w:right="936"/>
     </w:pPr>
     <w:rPr>
+      <w:rFonts w:eastAsia="黑体"/>
       <w:b/>
       <w:bCs/>
       <w:i/>
@@ -3997,6 +4261,7 @@
     <w:uiPriority w:val="30"/>
     <w:rsid w:val="00FC693F"/>
     <w:rPr>
+      <w:rFonts w:eastAsia="黑体"/>
       <w:b/>
       <w:bCs/>
       <w:i/>
@@ -4011,6 +4276,7 @@
     <w:qFormat/>
     <w:rsid w:val="00FC693F"/>
     <w:rPr>
+      <w:rFonts w:eastAsia="黑体"/>
       <w:i/>
       <w:iCs/>
       <w:color w:themeColor="text1" w:themeTint="7F" w:val="808080"/>
@@ -4023,6 +4289,7 @@
     <w:qFormat/>
     <w:rsid w:val="00FC693F"/>
     <w:rPr>
+      <w:rFonts w:eastAsia="黑体"/>
       <w:b/>
       <w:bCs/>
       <w:i/>
@@ -4037,6 +4304,7 @@
     <w:qFormat/>
     <w:rsid w:val="00FC693F"/>
     <w:rPr>
+      <w:rFonts w:eastAsia="黑体"/>
       <w:smallCaps/>
       <w:color w:themeColor="accent2" w:val="C0504D"/>
       <w:u w:val="single"/>
@@ -4049,6 +4317,7 @@
     <w:qFormat/>
     <w:rsid w:val="00FC693F"/>
     <w:rPr>
+      <w:rFonts w:eastAsia="黑体"/>
       <w:b/>
       <w:bCs/>
       <w:smallCaps/>
@@ -4064,6 +4333,7 @@
     <w:qFormat/>
     <w:rsid w:val="00FC693F"/>
     <w:rPr>
+      <w:rFonts w:eastAsia="黑体"/>
       <w:b/>
       <w:bCs/>
       <w:smallCaps/>
@@ -4118,6 +4388,7 @@
       <w:spacing w:after="0" w:line="240" w:lineRule="auto"/>
     </w:pPr>
     <w:rPr>
+      <w:rFonts w:eastAsia="黑体"/>
       <w:color w:themeColor="text1" w:themeShade="BF" w:val="000000"/>
     </w:rPr>
     <w:tblPr>
@@ -4140,6 +4411,7 @@
         <w:spacing w:after="0" w:before="0" w:line="240" w:lineRule="auto"/>
       </w:pPr>
       <w:rPr>
+        <w:rFonts w:eastAsia="黑体"/>
         <w:b/>
         <w:bCs/>
       </w:rPr>
@@ -4160,6 +4432,7 @@
         <w:spacing w:after="0" w:before="0" w:line="240" w:lineRule="auto"/>
       </w:pPr>
       <w:rPr>
+        <w:rFonts w:eastAsia="黑体"/>
         <w:b/>
         <w:bCs/>
       </w:rPr>
@@ -4177,12 +4450,14 @@
     </w:tblStylePr>
     <w:tblStylePr w:type="firstCol">
       <w:rPr>
+        <w:rFonts w:eastAsia="黑体"/>
         <w:b/>
         <w:bCs/>
       </w:rPr>
     </w:tblStylePr>
     <w:tblStylePr w:type="lastCol">
       <w:rPr>
+        <w:rFonts w:eastAsia="黑体"/>
         <w:b/>
         <w:bCs/>
       </w:rPr>
@@ -4221,6 +4496,7 @@
       <w:spacing w:after="0" w:line="240" w:lineRule="auto"/>
     </w:pPr>
     <w:rPr>
+      <w:rFonts w:eastAsia="黑体"/>
       <w:color w:themeColor="accent1" w:themeShade="BF" w:val="365F91"/>
     </w:rPr>
     <w:tblPr>
@@ -4243,6 +4519,7 @@
         <w:spacing w:after="0" w:before="0" w:line="240" w:lineRule="auto"/>
       </w:pPr>
       <w:rPr>
+        <w:rFonts w:eastAsia="黑体"/>
         <w:b/>
         <w:bCs/>
       </w:rPr>
@@ -4263,6 +4540,7 @@
         <w:spacing w:after="0" w:before="0" w:line="240" w:lineRule="auto"/>
       </w:pPr>
       <w:rPr>
+        <w:rFonts w:eastAsia="黑体"/>
         <w:b/>
         <w:bCs/>
       </w:rPr>
@@ -4280,12 +4558,14 @@
     </w:tblStylePr>
     <w:tblStylePr w:type="firstCol">
       <w:rPr>
+        <w:rFonts w:eastAsia="黑体"/>
         <w:b/>
         <w:bCs/>
       </w:rPr>
     </w:tblStylePr>
     <w:tblStylePr w:type="lastCol">
       <w:rPr>
+        <w:rFonts w:eastAsia="黑体"/>
         <w:b/>
         <w:bCs/>
       </w:rPr>
@@ -4324,6 +4604,7 @@
       <w:spacing w:after="0" w:line="240" w:lineRule="auto"/>
     </w:pPr>
     <w:rPr>
+      <w:rFonts w:eastAsia="黑体"/>
       <w:color w:themeColor="accent2" w:themeShade="BF" w:val="943634"/>
     </w:rPr>
     <w:tblPr>
@@ -4346,6 +4627,7 @@
         <w:spacing w:after="0" w:before="0" w:line="240" w:lineRule="auto"/>
       </w:pPr>
       <w:rPr>
+        <w:rFonts w:eastAsia="黑体"/>
         <w:b/>
         <w:bCs/>
       </w:rPr>
@@ -4366,6 +4648,7 @@
         <w:spacing w:after="0" w:before="0" w:line="240" w:lineRule="auto"/>
       </w:pPr>
       <w:rPr>
+        <w:rFonts w:eastAsia="黑体"/>
         <w:b/>
         <w:bCs/>
       </w:rPr>
@@ -4383,12 +4666,14 @@
     </w:tblStylePr>
     <w:tblStylePr w:type="firstCol">
       <w:rPr>
+        <w:rFonts w:eastAsia="黑体"/>
         <w:b/>
         <w:bCs/>
       </w:rPr>
     </w:tblStylePr>
     <w:tblStylePr w:type="lastCol">
       <w:rPr>
+        <w:rFonts w:eastAsia="黑体"/>
         <w:b/>
         <w:bCs/>
       </w:rPr>
@@ -4427,6 +4712,7 @@
       <w:spacing w:after="0" w:line="240" w:lineRule="auto"/>
     </w:pPr>
     <w:rPr>
+      <w:rFonts w:eastAsia="黑体"/>
       <w:color w:themeColor="accent3" w:themeShade="BF" w:val="76923C"/>
     </w:rPr>
     <w:tblPr>
@@ -4449,6 +4735,7 @@
         <w:spacing w:after="0" w:before="0" w:line="240" w:lineRule="auto"/>
       </w:pPr>
       <w:rPr>
+        <w:rFonts w:eastAsia="黑体"/>
         <w:b/>
         <w:bCs/>
       </w:rPr>
@@ -4469,6 +4756,7 @@
         <w:spacing w:after="0" w:before="0" w:line="240" w:lineRule="auto"/>
       </w:pPr>
       <w:rPr>
+        <w:rFonts w:eastAsia="黑体"/>
         <w:b/>
         <w:bCs/>
       </w:rPr>
@@ -4486,12 +4774,14 @@
     </w:tblStylePr>
     <w:tblStylePr w:type="firstCol">
       <w:rPr>
+        <w:rFonts w:eastAsia="黑体"/>
         <w:b/>
         <w:bCs/>
       </w:rPr>
     </w:tblStylePr>
     <w:tblStylePr w:type="lastCol">
       <w:rPr>
+        <w:rFonts w:eastAsia="黑体"/>
         <w:b/>
         <w:bCs/>
       </w:rPr>
@@ -4530,6 +4820,7 @@
       <w:spacing w:after="0" w:line="240" w:lineRule="auto"/>
     </w:pPr>
     <w:rPr>
+      <w:rFonts w:eastAsia="黑体"/>
       <w:color w:themeColor="accent4" w:themeShade="BF" w:val="5F497A"/>
     </w:rPr>
     <w:tblPr>
@@ -4552,6 +4843,7 @@
         <w:spacing w:after="0" w:before="0" w:line="240" w:lineRule="auto"/>
       </w:pPr>
       <w:rPr>
+        <w:rFonts w:eastAsia="黑体"/>
         <w:b/>
         <w:bCs/>
       </w:rPr>
@@ -4572,6 +4864,7 @@
         <w:spacing w:after="0" w:before="0" w:line="240" w:lineRule="auto"/>
       </w:pPr>
       <w:rPr>
+        <w:rFonts w:eastAsia="黑体"/>
         <w:b/>
         <w:bCs/>
       </w:rPr>
@@ -4589,12 +4882,14 @@
     </w:tblStylePr>
     <w:tblStylePr w:type="firstCol">
       <w:rPr>
+        <w:rFonts w:eastAsia="黑体"/>
         <w:b/>
         <w:bCs/>
       </w:rPr>
     </w:tblStylePr>
     <w:tblStylePr w:type="lastCol">
       <w:rPr>
+        <w:rFonts w:eastAsia="黑体"/>
         <w:b/>
         <w:bCs/>
       </w:rPr>
@@ -4633,6 +4928,7 @@
       <w:spacing w:after="0" w:line="240" w:lineRule="auto"/>
     </w:pPr>
     <w:rPr>
+      <w:rFonts w:eastAsia="黑体"/>
       <w:color w:themeColor="accent5" w:themeShade="BF" w:val="31849B"/>
     </w:rPr>
     <w:tblPr>
@@ -4655,6 +4951,7 @@
         <w:spacing w:after="0" w:before="0" w:line="240" w:lineRule="auto"/>
       </w:pPr>
       <w:rPr>
+        <w:rFonts w:eastAsia="黑体"/>
         <w:b/>
         <w:bCs/>
       </w:rPr>
@@ -4675,6 +4972,7 @@
         <w:spacing w:after="0" w:before="0" w:line="240" w:lineRule="auto"/>
       </w:pPr>
       <w:rPr>
+        <w:rFonts w:eastAsia="黑体"/>
         <w:b/>
         <w:bCs/>
       </w:rPr>
@@ -4692,12 +4990,14 @@
     </w:tblStylePr>
     <w:tblStylePr w:type="firstCol">
       <w:rPr>
+        <w:rFonts w:eastAsia="黑体"/>
         <w:b/>
         <w:bCs/>
       </w:rPr>
     </w:tblStylePr>
     <w:tblStylePr w:type="lastCol">
       <w:rPr>
+        <w:rFonts w:eastAsia="黑体"/>
         <w:b/>
         <w:bCs/>
       </w:rPr>
@@ -4736,6 +5036,7 @@
       <w:spacing w:after="0" w:line="240" w:lineRule="auto"/>
     </w:pPr>
     <w:rPr>
+      <w:rFonts w:eastAsia="黑体"/>
       <w:color w:themeColor="accent6" w:themeShade="BF" w:val="E36C0A"/>
     </w:rPr>
     <w:tblPr>
@@ -4758,6 +5059,7 @@
         <w:spacing w:after="0" w:before="0" w:line="240" w:lineRule="auto"/>
       </w:pPr>
       <w:rPr>
+        <w:rFonts w:eastAsia="黑体"/>
         <w:b/>
         <w:bCs/>
       </w:rPr>
@@ -4778,6 +5080,7 @@
         <w:spacing w:after="0" w:before="0" w:line="240" w:lineRule="auto"/>
       </w:pPr>
       <w:rPr>
+        <w:rFonts w:eastAsia="黑体"/>
         <w:b/>
         <w:bCs/>
       </w:rPr>
@@ -4795,12 +5098,14 @@
     </w:tblStylePr>
     <w:tblStylePr w:type="firstCol">
       <w:rPr>
+        <w:rFonts w:eastAsia="黑体"/>
         <w:b/>
         <w:bCs/>
       </w:rPr>
     </w:tblStylePr>
     <w:tblStylePr w:type="lastCol">
       <w:rPr>
+        <w:rFonts w:eastAsia="黑体"/>
         <w:b/>
         <w:bCs/>
       </w:rPr>
@@ -4860,6 +5165,7 @@
         <w:spacing w:after="0" w:before="0" w:line="240" w:lineRule="auto"/>
       </w:pPr>
       <w:rPr>
+        <w:rFonts w:eastAsia="黑体"/>
         <w:b/>
         <w:bCs/>
         <w:color w:themeColor="background1" w:val="FFFFFF"/>
@@ -4874,6 +5180,7 @@
         <w:spacing w:after="0" w:before="0" w:line="240" w:lineRule="auto"/>
       </w:pPr>
       <w:rPr>
+        <w:rFonts w:eastAsia="黑体"/>
         <w:b/>
         <w:bCs/>
       </w:rPr>
@@ -4889,12 +5196,14 @@
     </w:tblStylePr>
     <w:tblStylePr w:type="firstCol">
       <w:rPr>
+        <w:rFonts w:eastAsia="黑体"/>
         <w:b/>
         <w:bCs/>
       </w:rPr>
     </w:tblStylePr>
     <w:tblStylePr w:type="lastCol">
       <w:rPr>
+        <w:rFonts w:eastAsia="黑体"/>
         <w:b/>
         <w:bCs/>
       </w:rPr>
@@ -4952,6 +5261,7 @@
         <w:spacing w:after="0" w:before="0" w:line="240" w:lineRule="auto"/>
       </w:pPr>
       <w:rPr>
+        <w:rFonts w:eastAsia="黑体"/>
         <w:b/>
         <w:bCs/>
         <w:color w:themeColor="background1" w:val="FFFFFF"/>
@@ -4966,6 +5276,7 @@
         <w:spacing w:after="0" w:before="0" w:line="240" w:lineRule="auto"/>
       </w:pPr>
       <w:rPr>
+        <w:rFonts w:eastAsia="黑体"/>
         <w:b/>
         <w:bCs/>
       </w:rPr>
@@ -4981,12 +5292,14 @@
     </w:tblStylePr>
     <w:tblStylePr w:type="firstCol">
       <w:rPr>
+        <w:rFonts w:eastAsia="黑体"/>
         <w:b/>
         <w:bCs/>
       </w:rPr>
     </w:tblStylePr>
     <w:tblStylePr w:type="lastCol">
       <w:rPr>
+        <w:rFonts w:eastAsia="黑体"/>
         <w:b/>
         <w:bCs/>
       </w:rPr>
@@ -5044,6 +5357,7 @@
         <w:spacing w:after="0" w:before="0" w:line="240" w:lineRule="auto"/>
       </w:pPr>
       <w:rPr>
+        <w:rFonts w:eastAsia="黑体"/>
         <w:b/>
         <w:bCs/>
         <w:color w:themeColor="background1" w:val="FFFFFF"/>
@@ -5058,6 +5372,7 @@
         <w:spacing w:after="0" w:before="0" w:line="240" w:lineRule="auto"/>
       </w:pPr>
       <w:rPr>
+        <w:rFonts w:eastAsia="黑体"/>
         <w:b/>
         <w:bCs/>
       </w:rPr>
@@ -5073,12 +5388,14 @@
     </w:tblStylePr>
     <w:tblStylePr w:type="firstCol">
       <w:rPr>
+        <w:rFonts w:eastAsia="黑体"/>
         <w:b/>
         <w:bCs/>
       </w:rPr>
     </w:tblStylePr>
     <w:tblStylePr w:type="lastCol">
       <w:rPr>
+        <w:rFonts w:eastAsia="黑体"/>
         <w:b/>
         <w:bCs/>
       </w:rPr>
@@ -5136,6 +5453,7 @@
         <w:spacing w:after="0" w:before="0" w:line="240" w:lineRule="auto"/>
       </w:pPr>
       <w:rPr>
+        <w:rFonts w:eastAsia="黑体"/>
         <w:b/>
         <w:bCs/>
         <w:color w:themeColor="background1" w:val="FFFFFF"/>
@@ -5150,6 +5468,7 @@
         <w:spacing w:after="0" w:before="0" w:line="240" w:lineRule="auto"/>
       </w:pPr>
       <w:rPr>
+        <w:rFonts w:eastAsia="黑体"/>
         <w:b/>
         <w:bCs/>
       </w:rPr>
@@ -5165,12 +5484,14 @@
     </w:tblStylePr>
     <w:tblStylePr w:type="firstCol">
       <w:rPr>
+        <w:rFonts w:eastAsia="黑体"/>
         <w:b/>
         <w:bCs/>
       </w:rPr>
     </w:tblStylePr>
     <w:tblStylePr w:type="lastCol">
       <w:rPr>
+        <w:rFonts w:eastAsia="黑体"/>
         <w:b/>
         <w:bCs/>
       </w:rPr>
@@ -5228,6 +5549,7 @@
         <w:spacing w:after="0" w:before="0" w:line="240" w:lineRule="auto"/>
       </w:pPr>
       <w:rPr>
+        <w:rFonts w:eastAsia="黑体"/>
         <w:b/>
         <w:bCs/>
         <w:color w:themeColor="background1" w:val="FFFFFF"/>
@@ -5242,6 +5564,7 @@
         <w:spacing w:after="0" w:before="0" w:line="240" w:lineRule="auto"/>
       </w:pPr>
       <w:rPr>
+        <w:rFonts w:eastAsia="黑体"/>
         <w:b/>
         <w:bCs/>
       </w:rPr>
@@ -5257,12 +5580,14 @@
     </w:tblStylePr>
     <w:tblStylePr w:type="firstCol">
       <w:rPr>
+        <w:rFonts w:eastAsia="黑体"/>
         <w:b/>
         <w:bCs/>
       </w:rPr>
     </w:tblStylePr>
     <w:tblStylePr w:type="lastCol">
       <w:rPr>
+        <w:rFonts w:eastAsia="黑体"/>
         <w:b/>
         <w:bCs/>
       </w:rPr>
@@ -5320,6 +5645,7 @@
         <w:spacing w:after="0" w:before="0" w:line="240" w:lineRule="auto"/>
       </w:pPr>
       <w:rPr>
+        <w:rFonts w:eastAsia="黑体"/>
         <w:b/>
         <w:bCs/>
         <w:color w:themeColor="background1" w:val="FFFFFF"/>
@@ -5334,6 +5660,7 @@
         <w:spacing w:after="0" w:before="0" w:line="240" w:lineRule="auto"/>
       </w:pPr>
       <w:rPr>
+        <w:rFonts w:eastAsia="黑体"/>
         <w:b/>
         <w:bCs/>
       </w:rPr>
@@ -5349,12 +5676,14 @@
     </w:tblStylePr>
     <w:tblStylePr w:type="firstCol">
       <w:rPr>
+        <w:rFonts w:eastAsia="黑体"/>
         <w:b/>
         <w:bCs/>
       </w:rPr>
     </w:tblStylePr>
     <w:tblStylePr w:type="lastCol">
       <w:rPr>
+        <w:rFonts w:eastAsia="黑体"/>
         <w:b/>
         <w:bCs/>
       </w:rPr>
@@ -5412,6 +5741,7 @@
         <w:spacing w:after="0" w:before="0" w:line="240" w:lineRule="auto"/>
       </w:pPr>
       <w:rPr>
+        <w:rFonts w:eastAsia="黑体"/>
         <w:b/>
         <w:bCs/>
         <w:color w:themeColor="background1" w:val="FFFFFF"/>
@@ -5426,6 +5756,7 @@
         <w:spacing w:after="0" w:before="0" w:line="240" w:lineRule="auto"/>
       </w:pPr>
       <w:rPr>
+        <w:rFonts w:eastAsia="黑体"/>
         <w:b/>
         <w:bCs/>
       </w:rPr>
@@ -5441,12 +5772,14 @@
     </w:tblStylePr>
     <w:tblStylePr w:type="firstCol">
       <w:rPr>
+        <w:rFonts w:eastAsia="黑体"/>
         <w:b/>
         <w:bCs/>
       </w:rPr>
     </w:tblStylePr>
     <w:tblStylePr w:type="lastCol">
       <w:rPr>
+        <w:rFonts w:eastAsia="黑体"/>
         <w:b/>
         <w:bCs/>
       </w:rPr>
@@ -5506,7 +5839,7 @@
         <w:spacing w:after="0" w:before="0" w:line="240" w:lineRule="auto"/>
       </w:pPr>
       <w:rPr>
-        <w:rFonts w:asciiTheme="majorHAnsi" w:cstheme="majorBidi" w:eastAsiaTheme="majorEastAsia" w:hAnsiTheme="majorHAnsi"/>
+        <w:rFonts w:asciiTheme="majorHAnsi" w:cstheme="majorBidi" w:hAnsiTheme="majorHAnsi" w:eastAsia="黑体"/>
         <w:b/>
         <w:bCs/>
       </w:rPr>
@@ -5527,7 +5860,7 @@
         <w:spacing w:after="0" w:before="0" w:line="240" w:lineRule="auto"/>
       </w:pPr>
       <w:rPr>
-        <w:rFonts w:asciiTheme="majorHAnsi" w:cstheme="majorBidi" w:eastAsiaTheme="majorEastAsia" w:hAnsiTheme="majorHAnsi"/>
+        <w:rFonts w:asciiTheme="majorHAnsi" w:cstheme="majorBidi" w:hAnsiTheme="majorHAnsi" w:eastAsia="黑体"/>
         <w:b/>
         <w:bCs/>
       </w:rPr>
@@ -5545,14 +5878,14 @@
     </w:tblStylePr>
     <w:tblStylePr w:type="firstCol">
       <w:rPr>
-        <w:rFonts w:asciiTheme="majorHAnsi" w:cstheme="majorBidi" w:eastAsiaTheme="majorEastAsia" w:hAnsiTheme="majorHAnsi"/>
+        <w:rFonts w:asciiTheme="majorHAnsi" w:cstheme="majorBidi" w:hAnsiTheme="majorHAnsi" w:eastAsia="黑体"/>
         <w:b/>
         <w:bCs/>
       </w:rPr>
     </w:tblStylePr>
     <w:tblStylePr w:type="lastCol">
       <w:rPr>
-        <w:rFonts w:asciiTheme="majorHAnsi" w:cstheme="majorBidi" w:eastAsiaTheme="majorEastAsia" w:hAnsiTheme="majorHAnsi"/>
+        <w:rFonts w:asciiTheme="majorHAnsi" w:cstheme="majorBidi" w:hAnsiTheme="majorHAnsi" w:eastAsia="黑体"/>
         <w:b/>
         <w:bCs/>
       </w:rPr>
@@ -5636,7 +5969,7 @@
         <w:spacing w:after="0" w:before="0" w:line="240" w:lineRule="auto"/>
       </w:pPr>
       <w:rPr>
-        <w:rFonts w:asciiTheme="majorHAnsi" w:cstheme="majorBidi" w:eastAsiaTheme="majorEastAsia" w:hAnsiTheme="majorHAnsi"/>
+        <w:rFonts w:asciiTheme="majorHAnsi" w:cstheme="majorBidi" w:hAnsiTheme="majorHAnsi" w:eastAsia="黑体"/>
         <w:b/>
         <w:bCs/>
       </w:rPr>
@@ -5657,7 +5990,7 @@
         <w:spacing w:after="0" w:before="0" w:line="240" w:lineRule="auto"/>
       </w:pPr>
       <w:rPr>
-        <w:rFonts w:asciiTheme="majorHAnsi" w:cstheme="majorBidi" w:eastAsiaTheme="majorEastAsia" w:hAnsiTheme="majorHAnsi"/>
+        <w:rFonts w:asciiTheme="majorHAnsi" w:cstheme="majorBidi" w:hAnsiTheme="majorHAnsi" w:eastAsia="黑体"/>
         <w:b/>
         <w:bCs/>
       </w:rPr>
@@ -5675,14 +6008,14 @@
     </w:tblStylePr>
     <w:tblStylePr w:type="firstCol">
       <w:rPr>
-        <w:rFonts w:asciiTheme="majorHAnsi" w:cstheme="majorBidi" w:eastAsiaTheme="majorEastAsia" w:hAnsiTheme="majorHAnsi"/>
+        <w:rFonts w:asciiTheme="majorHAnsi" w:cstheme="majorBidi" w:hAnsiTheme="majorHAnsi" w:eastAsia="黑体"/>
         <w:b/>
         <w:bCs/>
       </w:rPr>
     </w:tblStylePr>
     <w:tblStylePr w:type="lastCol">
       <w:rPr>
-        <w:rFonts w:asciiTheme="majorHAnsi" w:cstheme="majorBidi" w:eastAsiaTheme="majorEastAsia" w:hAnsiTheme="majorHAnsi"/>
+        <w:rFonts w:asciiTheme="majorHAnsi" w:cstheme="majorBidi" w:hAnsiTheme="majorHAnsi" w:eastAsia="黑体"/>
         <w:b/>
         <w:bCs/>
       </w:rPr>
@@ -5766,7 +6099,7 @@
         <w:spacing w:after="0" w:before="0" w:line="240" w:lineRule="auto"/>
       </w:pPr>
       <w:rPr>
-        <w:rFonts w:asciiTheme="majorHAnsi" w:cstheme="majorBidi" w:eastAsiaTheme="majorEastAsia" w:hAnsiTheme="majorHAnsi"/>
+        <w:rFonts w:asciiTheme="majorHAnsi" w:cstheme="majorBidi" w:hAnsiTheme="majorHAnsi" w:eastAsia="黑体"/>
         <w:b/>
         <w:bCs/>
       </w:rPr>
@@ -5787,7 +6120,7 @@
         <w:spacing w:after="0" w:before="0" w:line="240" w:lineRule="auto"/>
       </w:pPr>
       <w:rPr>
-        <w:rFonts w:asciiTheme="majorHAnsi" w:cstheme="majorBidi" w:eastAsiaTheme="majorEastAsia" w:hAnsiTheme="majorHAnsi"/>
+        <w:rFonts w:asciiTheme="majorHAnsi" w:cstheme="majorBidi" w:hAnsiTheme="majorHAnsi" w:eastAsia="黑体"/>
         <w:b/>
         <w:bCs/>
       </w:rPr>
@@ -5805,14 +6138,14 @@
     </w:tblStylePr>
     <w:tblStylePr w:type="firstCol">
       <w:rPr>
-        <w:rFonts w:asciiTheme="majorHAnsi" w:cstheme="majorBidi" w:eastAsiaTheme="majorEastAsia" w:hAnsiTheme="majorHAnsi"/>
+        <w:rFonts w:asciiTheme="majorHAnsi" w:cstheme="majorBidi" w:hAnsiTheme="majorHAnsi" w:eastAsia="黑体"/>
         <w:b/>
         <w:bCs/>
       </w:rPr>
     </w:tblStylePr>
     <w:tblStylePr w:type="lastCol">
       <w:rPr>
-        <w:rFonts w:asciiTheme="majorHAnsi" w:cstheme="majorBidi" w:eastAsiaTheme="majorEastAsia" w:hAnsiTheme="majorHAnsi"/>
+        <w:rFonts w:asciiTheme="majorHAnsi" w:cstheme="majorBidi" w:hAnsiTheme="majorHAnsi" w:eastAsia="黑体"/>
         <w:b/>
         <w:bCs/>
       </w:rPr>
@@ -5896,7 +6229,7 @@
         <w:spacing w:after="0" w:before="0" w:line="240" w:lineRule="auto"/>
       </w:pPr>
       <w:rPr>
-        <w:rFonts w:asciiTheme="majorHAnsi" w:cstheme="majorBidi" w:eastAsiaTheme="majorEastAsia" w:hAnsiTheme="majorHAnsi"/>
+        <w:rFonts w:asciiTheme="majorHAnsi" w:cstheme="majorBidi" w:hAnsiTheme="majorHAnsi" w:eastAsia="黑体"/>
         <w:b/>
         <w:bCs/>
       </w:rPr>
@@ -5917,7 +6250,7 @@
         <w:spacing w:after="0" w:before="0" w:line="240" w:lineRule="auto"/>
       </w:pPr>
       <w:rPr>
-        <w:rFonts w:asciiTheme="majorHAnsi" w:cstheme="majorBidi" w:eastAsiaTheme="majorEastAsia" w:hAnsiTheme="majorHAnsi"/>
+        <w:rFonts w:asciiTheme="majorHAnsi" w:cstheme="majorBidi" w:hAnsiTheme="majorHAnsi" w:eastAsia="黑体"/>
         <w:b/>
         <w:bCs/>
       </w:rPr>
@@ -5935,14 +6268,14 @@
     </w:tblStylePr>
     <w:tblStylePr w:type="firstCol">
       <w:rPr>
-        <w:rFonts w:asciiTheme="majorHAnsi" w:cstheme="majorBidi" w:eastAsiaTheme="majorEastAsia" w:hAnsiTheme="majorHAnsi"/>
+        <w:rFonts w:asciiTheme="majorHAnsi" w:cstheme="majorBidi" w:hAnsiTheme="majorHAnsi" w:eastAsia="黑体"/>
         <w:b/>
         <w:bCs/>
       </w:rPr>
     </w:tblStylePr>
     <w:tblStylePr w:type="lastCol">
       <w:rPr>
-        <w:rFonts w:asciiTheme="majorHAnsi" w:cstheme="majorBidi" w:eastAsiaTheme="majorEastAsia" w:hAnsiTheme="majorHAnsi"/>
+        <w:rFonts w:asciiTheme="majorHAnsi" w:cstheme="majorBidi" w:hAnsiTheme="majorHAnsi" w:eastAsia="黑体"/>
         <w:b/>
         <w:bCs/>
       </w:rPr>
@@ -6026,7 +6359,7 @@
         <w:spacing w:after="0" w:before="0" w:line="240" w:lineRule="auto"/>
       </w:pPr>
       <w:rPr>
-        <w:rFonts w:asciiTheme="majorHAnsi" w:cstheme="majorBidi" w:eastAsiaTheme="majorEastAsia" w:hAnsiTheme="majorHAnsi"/>
+        <w:rFonts w:asciiTheme="majorHAnsi" w:cstheme="majorBidi" w:hAnsiTheme="majorHAnsi" w:eastAsia="黑体"/>
         <w:b/>
         <w:bCs/>
       </w:rPr>
@@ -6047,7 +6380,7 @@
         <w:spacing w:after="0" w:before="0" w:line="240" w:lineRule="auto"/>
       </w:pPr>
       <w:rPr>
-        <w:rFonts w:asciiTheme="majorHAnsi" w:cstheme="majorBidi" w:eastAsiaTheme="majorEastAsia" w:hAnsiTheme="majorHAnsi"/>
+        <w:rFonts w:asciiTheme="majorHAnsi" w:cstheme="majorBidi" w:hAnsiTheme="majorHAnsi" w:eastAsia="黑体"/>
         <w:b/>
         <w:bCs/>
       </w:rPr>
@@ -6065,14 +6398,14 @@
     </w:tblStylePr>
     <w:tblStylePr w:type="firstCol">
       <w:rPr>
-        <w:rFonts w:asciiTheme="majorHAnsi" w:cstheme="majorBidi" w:eastAsiaTheme="majorEastAsia" w:hAnsiTheme="majorHAnsi"/>
+        <w:rFonts w:asciiTheme="majorHAnsi" w:cstheme="majorBidi" w:hAnsiTheme="majorHAnsi" w:eastAsia="黑体"/>
         <w:b/>
         <w:bCs/>
       </w:rPr>
     </w:tblStylePr>
     <w:tblStylePr w:type="lastCol">
       <w:rPr>
-        <w:rFonts w:asciiTheme="majorHAnsi" w:cstheme="majorBidi" w:eastAsiaTheme="majorEastAsia" w:hAnsiTheme="majorHAnsi"/>
+        <w:rFonts w:asciiTheme="majorHAnsi" w:cstheme="majorBidi" w:hAnsiTheme="majorHAnsi" w:eastAsia="黑体"/>
         <w:b/>
         <w:bCs/>
       </w:rPr>
@@ -6156,7 +6489,7 @@
         <w:spacing w:after="0" w:before="0" w:line="240" w:lineRule="auto"/>
       </w:pPr>
       <w:rPr>
-        <w:rFonts w:asciiTheme="majorHAnsi" w:cstheme="majorBidi" w:eastAsiaTheme="majorEastAsia" w:hAnsiTheme="majorHAnsi"/>
+        <w:rFonts w:asciiTheme="majorHAnsi" w:cstheme="majorBidi" w:hAnsiTheme="majorHAnsi" w:eastAsia="黑体"/>
         <w:b/>
         <w:bCs/>
       </w:rPr>
@@ -6177,7 +6510,7 @@
         <w:spacing w:after="0" w:before="0" w:line="240" w:lineRule="auto"/>
       </w:pPr>
       <w:rPr>
-        <w:rFonts w:asciiTheme="majorHAnsi" w:cstheme="majorBidi" w:eastAsiaTheme="majorEastAsia" w:hAnsiTheme="majorHAnsi"/>
+        <w:rFonts w:asciiTheme="majorHAnsi" w:cstheme="majorBidi" w:hAnsiTheme="majorHAnsi" w:eastAsia="黑体"/>
         <w:b/>
         <w:bCs/>
       </w:rPr>
@@ -6195,14 +6528,14 @@
     </w:tblStylePr>
     <w:tblStylePr w:type="firstCol">
       <w:rPr>
-        <w:rFonts w:asciiTheme="majorHAnsi" w:cstheme="majorBidi" w:eastAsiaTheme="majorEastAsia" w:hAnsiTheme="majorHAnsi"/>
+        <w:rFonts w:asciiTheme="majorHAnsi" w:cstheme="majorBidi" w:hAnsiTheme="majorHAnsi" w:eastAsia="黑体"/>
         <w:b/>
         <w:bCs/>
       </w:rPr>
     </w:tblStylePr>
     <w:tblStylePr w:type="lastCol">
       <w:rPr>
-        <w:rFonts w:asciiTheme="majorHAnsi" w:cstheme="majorBidi" w:eastAsiaTheme="majorEastAsia" w:hAnsiTheme="majorHAnsi"/>
+        <w:rFonts w:asciiTheme="majorHAnsi" w:cstheme="majorBidi" w:hAnsiTheme="majorHAnsi" w:eastAsia="黑体"/>
         <w:b/>
         <w:bCs/>
       </w:rPr>
@@ -6286,7 +6619,7 @@
         <w:spacing w:after="0" w:before="0" w:line="240" w:lineRule="auto"/>
       </w:pPr>
       <w:rPr>
-        <w:rFonts w:asciiTheme="majorHAnsi" w:cstheme="majorBidi" w:eastAsiaTheme="majorEastAsia" w:hAnsiTheme="majorHAnsi"/>
+        <w:rFonts w:asciiTheme="majorHAnsi" w:cstheme="majorBidi" w:hAnsiTheme="majorHAnsi" w:eastAsia="黑体"/>
         <w:b/>
         <w:bCs/>
       </w:rPr>
@@ -6307,7 +6640,7 @@
         <w:spacing w:after="0" w:before="0" w:line="240" w:lineRule="auto"/>
       </w:pPr>
       <w:rPr>
-        <w:rFonts w:asciiTheme="majorHAnsi" w:cstheme="majorBidi" w:eastAsiaTheme="majorEastAsia" w:hAnsiTheme="majorHAnsi"/>
+        <w:rFonts w:asciiTheme="majorHAnsi" w:cstheme="majorBidi" w:hAnsiTheme="majorHAnsi" w:eastAsia="黑体"/>
         <w:b/>
         <w:bCs/>
       </w:rPr>
@@ -6325,14 +6658,14 @@
     </w:tblStylePr>
     <w:tblStylePr w:type="firstCol">
       <w:rPr>
-        <w:rFonts w:asciiTheme="majorHAnsi" w:cstheme="majorBidi" w:eastAsiaTheme="majorEastAsia" w:hAnsiTheme="majorHAnsi"/>
+        <w:rFonts w:asciiTheme="majorHAnsi" w:cstheme="majorBidi" w:hAnsiTheme="majorHAnsi" w:eastAsia="黑体"/>
         <w:b/>
         <w:bCs/>
       </w:rPr>
     </w:tblStylePr>
     <w:tblStylePr w:type="lastCol">
       <w:rPr>
-        <w:rFonts w:asciiTheme="majorHAnsi" w:cstheme="majorBidi" w:eastAsiaTheme="majorEastAsia" w:hAnsiTheme="majorHAnsi"/>
+        <w:rFonts w:asciiTheme="majorHAnsi" w:cstheme="majorBidi" w:hAnsiTheme="majorHAnsi" w:eastAsia="黑体"/>
         <w:b/>
         <w:bCs/>
       </w:rPr>
@@ -6415,6 +6748,7 @@
         <w:spacing w:after="0" w:before="0" w:line="240" w:lineRule="auto"/>
       </w:pPr>
       <w:rPr>
+        <w:rFonts w:eastAsia="黑体"/>
         <w:b/>
         <w:bCs/>
         <w:color w:themeColor="background1" w:val="FFFFFF"/>
@@ -6437,6 +6771,7 @@
         <w:spacing w:after="0" w:before="0" w:line="240" w:lineRule="auto"/>
       </w:pPr>
       <w:rPr>
+        <w:rFonts w:eastAsia="黑体"/>
         <w:b/>
         <w:bCs/>
       </w:rPr>
@@ -6454,12 +6789,14 @@
     </w:tblStylePr>
     <w:tblStylePr w:type="firstCol">
       <w:rPr>
+        <w:rFonts w:eastAsia="黑体"/>
         <w:b/>
         <w:bCs/>
       </w:rPr>
     </w:tblStylePr>
     <w:tblStylePr w:type="lastCol">
       <w:rPr>
+        <w:rFonts w:eastAsia="黑体"/>
         <w:b/>
         <w:bCs/>
       </w:rPr>
@@ -6521,6 +6858,7 @@
         <w:spacing w:after="0" w:before="0" w:line="240" w:lineRule="auto"/>
       </w:pPr>
       <w:rPr>
+        <w:rFonts w:eastAsia="黑体"/>
         <w:b/>
         <w:bCs/>
         <w:color w:themeColor="background1" w:val="FFFFFF"/>
@@ -6543,6 +6881,7 @@
         <w:spacing w:after="0" w:before="0" w:line="240" w:lineRule="auto"/>
       </w:pPr>
       <w:rPr>
+        <w:rFonts w:eastAsia="黑体"/>
         <w:b/>
         <w:bCs/>
       </w:rPr>
@@ -6560,12 +6899,14 @@
     </w:tblStylePr>
     <w:tblStylePr w:type="firstCol">
       <w:rPr>
+        <w:rFonts w:eastAsia="黑体"/>
         <w:b/>
         <w:bCs/>
       </w:rPr>
     </w:tblStylePr>
     <w:tblStylePr w:type="lastCol">
       <w:rPr>
+        <w:rFonts w:eastAsia="黑体"/>
         <w:b/>
         <w:bCs/>
       </w:rPr>
@@ -6627,6 +6968,7 @@
         <w:spacing w:after="0" w:before="0" w:line="240" w:lineRule="auto"/>
       </w:pPr>
       <w:rPr>
+        <w:rFonts w:eastAsia="黑体"/>
         <w:b/>
         <w:bCs/>
         <w:color w:themeColor="background1" w:val="FFFFFF"/>
@@ -6649,6 +6991,7 @@
         <w:spacing w:after="0" w:before="0" w:line="240" w:lineRule="auto"/>
       </w:pPr>
       <w:rPr>
+        <w:rFonts w:eastAsia="黑体"/>
         <w:b/>
         <w:bCs/>
       </w:rPr>
@@ -6666,12 +7009,14 @@
     </w:tblStylePr>
     <w:tblStylePr w:type="firstCol">
       <w:rPr>
+        <w:rFonts w:eastAsia="黑体"/>
         <w:b/>
         <w:bCs/>
       </w:rPr>
     </w:tblStylePr>
     <w:tblStylePr w:type="lastCol">
       <w:rPr>
+        <w:rFonts w:eastAsia="黑体"/>
         <w:b/>
         <w:bCs/>
       </w:rPr>
@@ -6733,6 +7078,7 @@
         <w:spacing w:after="0" w:before="0" w:line="240" w:lineRule="auto"/>
       </w:pPr>
       <w:rPr>
+        <w:rFonts w:eastAsia="黑体"/>
         <w:b/>
         <w:bCs/>
         <w:color w:themeColor="background1" w:val="FFFFFF"/>
@@ -6755,6 +7101,7 @@
         <w:spacing w:after="0" w:before="0" w:line="240" w:lineRule="auto"/>
       </w:pPr>
       <w:rPr>
+        <w:rFonts w:eastAsia="黑体"/>
         <w:b/>
         <w:bCs/>
       </w:rPr>
@@ -6772,12 +7119,14 @@
     </w:tblStylePr>
     <w:tblStylePr w:type="firstCol">
       <w:rPr>
+        <w:rFonts w:eastAsia="黑体"/>
         <w:b/>
         <w:bCs/>
       </w:rPr>
     </w:tblStylePr>
     <w:tblStylePr w:type="lastCol">
       <w:rPr>
+        <w:rFonts w:eastAsia="黑体"/>
         <w:b/>
         <w:bCs/>
       </w:rPr>
@@ -6839,6 +7188,7 @@
         <w:spacing w:after="0" w:before="0" w:line="240" w:lineRule="auto"/>
       </w:pPr>
       <w:rPr>
+        <w:rFonts w:eastAsia="黑体"/>
         <w:b/>
         <w:bCs/>
         <w:color w:themeColor="background1" w:val="FFFFFF"/>
@@ -6861,6 +7211,7 @@
         <w:spacing w:after="0" w:before="0" w:line="240" w:lineRule="auto"/>
       </w:pPr>
       <w:rPr>
+        <w:rFonts w:eastAsia="黑体"/>
         <w:b/>
         <w:bCs/>
       </w:rPr>
@@ -6878,12 +7229,14 @@
     </w:tblStylePr>
     <w:tblStylePr w:type="firstCol">
       <w:rPr>
+        <w:rFonts w:eastAsia="黑体"/>
         <w:b/>
         <w:bCs/>
       </w:rPr>
     </w:tblStylePr>
     <w:tblStylePr w:type="lastCol">
       <w:rPr>
+        <w:rFonts w:eastAsia="黑体"/>
         <w:b/>
         <w:bCs/>
       </w:rPr>
@@ -6945,6 +7298,7 @@
         <w:spacing w:after="0" w:before="0" w:line="240" w:lineRule="auto"/>
       </w:pPr>
       <w:rPr>
+        <w:rFonts w:eastAsia="黑体"/>
         <w:b/>
         <w:bCs/>
         <w:color w:themeColor="background1" w:val="FFFFFF"/>
@@ -6967,6 +7321,7 @@
         <w:spacing w:after="0" w:before="0" w:line="240" w:lineRule="auto"/>
       </w:pPr>
       <w:rPr>
+        <w:rFonts w:eastAsia="黑体"/>
         <w:b/>
         <w:bCs/>
       </w:rPr>
@@ -6984,12 +7339,14 @@
     </w:tblStylePr>
     <w:tblStylePr w:type="firstCol">
       <w:rPr>
+        <w:rFonts w:eastAsia="黑体"/>
         <w:b/>
         <w:bCs/>
       </w:rPr>
     </w:tblStylePr>
     <w:tblStylePr w:type="lastCol">
       <w:rPr>
+        <w:rFonts w:eastAsia="黑体"/>
         <w:b/>
         <w:bCs/>
       </w:rPr>
@@ -7051,6 +7408,7 @@
         <w:spacing w:after="0" w:before="0" w:line="240" w:lineRule="auto"/>
       </w:pPr>
       <w:rPr>
+        <w:rFonts w:eastAsia="黑体"/>
         <w:b/>
         <w:bCs/>
         <w:color w:themeColor="background1" w:val="FFFFFF"/>
@@ -7073,6 +7431,7 @@
         <w:spacing w:after="0" w:before="0" w:line="240" w:lineRule="auto"/>
       </w:pPr>
       <w:rPr>
+        <w:rFonts w:eastAsia="黑体"/>
         <w:b/>
         <w:bCs/>
       </w:rPr>
@@ -7090,12 +7449,14 @@
     </w:tblStylePr>
     <w:tblStylePr w:type="firstCol">
       <w:rPr>
+        <w:rFonts w:eastAsia="黑体"/>
         <w:b/>
         <w:bCs/>
       </w:rPr>
     </w:tblStylePr>
     <w:tblStylePr w:type="lastCol">
       <w:rPr>
+        <w:rFonts w:eastAsia="黑体"/>
         <w:b/>
         <w:bCs/>
       </w:rPr>
@@ -7154,6 +7515,7 @@
         <w:spacing w:after="0" w:before="0" w:line="240" w:lineRule="auto"/>
       </w:pPr>
       <w:rPr>
+        <w:rFonts w:eastAsia="黑体"/>
         <w:b/>
         <w:bCs/>
         <w:color w:themeColor="background1" w:val="FFFFFF"/>
@@ -7176,6 +7538,7 @@
         <w:spacing w:after="0" w:before="0" w:line="240" w:lineRule="auto"/>
       </w:pPr>
       <w:rPr>
+        <w:rFonts w:eastAsia="黑体"/>
         <w:color w:val="auto"/>
       </w:rPr>
       <w:tblPr/>
@@ -7193,6 +7556,7 @@
     </w:tblStylePr>
     <w:tblStylePr w:type="firstCol">
       <w:rPr>
+        <w:rFonts w:eastAsia="黑体"/>
         <w:b/>
         <w:bCs/>
         <w:color w:themeColor="background1" w:val="FFFFFF"/>
@@ -7212,6 +7576,7 @@
     </w:tblStylePr>
     <w:tblStylePr w:type="lastCol">
       <w:rPr>
+        <w:rFonts w:eastAsia="黑体"/>
         <w:b/>
         <w:bCs/>
         <w:color w:themeColor="background1" w:val="FFFFFF"/>
@@ -7260,6 +7625,7 @@
     </w:tblStylePr>
     <w:tblStylePr w:type="nwCell">
       <w:rPr>
+        <w:rFonts w:eastAsia="黑体"/>
         <w:color w:themeColor="background1" w:val="FFFFFF"/>
       </w:rPr>
       <w:tblPr/>
@@ -7303,6 +7669,7 @@
         <w:spacing w:after="0" w:before="0" w:line="240" w:lineRule="auto"/>
       </w:pPr>
       <w:rPr>
+        <w:rFonts w:eastAsia="黑体"/>
         <w:b/>
         <w:bCs/>
         <w:color w:themeColor="background1" w:val="FFFFFF"/>
@@ -7325,6 +7692,7 @@
         <w:spacing w:after="0" w:before="0" w:line="240" w:lineRule="auto"/>
       </w:pPr>
       <w:rPr>
+        <w:rFonts w:eastAsia="黑体"/>
         <w:color w:val="auto"/>
       </w:rPr>
       <w:tblPr/>
@@ -7342,6 +7710,7 @@
     </w:tblStylePr>
     <w:tblStylePr w:type="firstCol">
       <w:rPr>
+        <w:rFonts w:eastAsia="黑体"/>
         <w:b/>
         <w:bCs/>
         <w:color w:themeColor="background1" w:val="FFFFFF"/>
@@ -7361,6 +7730,7 @@
     </w:tblStylePr>
     <w:tblStylePr w:type="lastCol">
       <w:rPr>
+        <w:rFonts w:eastAsia="黑体"/>
         <w:b/>
         <w:bCs/>
         <w:color w:themeColor="background1" w:val="FFFFFF"/>
@@ -7409,6 +7779,7 @@
     </w:tblStylePr>
     <w:tblStylePr w:type="nwCell">
       <w:rPr>
+        <w:rFonts w:eastAsia="黑体"/>
         <w:color w:themeColor="background1" w:val="FFFFFF"/>
       </w:rPr>
       <w:tblPr/>
@@ -7452,6 +7823,7 @@
         <w:spacing w:after="0" w:before="0" w:line="240" w:lineRule="auto"/>
       </w:pPr>
       <w:rPr>
+        <w:rFonts w:eastAsia="黑体"/>
         <w:b/>
         <w:bCs/>
         <w:color w:themeColor="background1" w:val="FFFFFF"/>
@@ -7474,6 +7846,7 @@
         <w:spacing w:after="0" w:before="0" w:line="240" w:lineRule="auto"/>
       </w:pPr>
       <w:rPr>
+        <w:rFonts w:eastAsia="黑体"/>
         <w:color w:val="auto"/>
       </w:rPr>
       <w:tblPr/>
@@ -7491,6 +7864,7 @@
     </w:tblStylePr>
     <w:tblStylePr w:type="firstCol">
       <w:rPr>
+        <w:rFonts w:eastAsia="黑体"/>
         <w:b/>
         <w:bCs/>
         <w:color w:themeColor="background1" w:val="FFFFFF"/>
@@ -7510,6 +7884,7 @@
     </w:tblStylePr>
     <w:tblStylePr w:type="lastCol">
       <w:rPr>
+        <w:rFonts w:eastAsia="黑体"/>
         <w:b/>
         <w:bCs/>
         <w:color w:themeColor="background1" w:val="FFFFFF"/>
@@ -7558,6 +7933,7 @@
     </w:tblStylePr>
     <w:tblStylePr w:type="nwCell">
       <w:rPr>
+        <w:rFonts w:eastAsia="黑体"/>
         <w:color w:themeColor="background1" w:val="FFFFFF"/>
       </w:rPr>
       <w:tblPr/>
@@ -7601,6 +7977,7 @@
         <w:spacing w:after="0" w:before="0" w:line="240" w:lineRule="auto"/>
       </w:pPr>
       <w:rPr>
+        <w:rFonts w:eastAsia="黑体"/>
         <w:b/>
         <w:bCs/>
         <w:color w:themeColor="background1" w:val="FFFFFF"/>
@@ -7623,6 +8000,7 @@
         <w:spacing w:after="0" w:before="0" w:line="240" w:lineRule="auto"/>
       </w:pPr>
       <w:rPr>
+        <w:rFonts w:eastAsia="黑体"/>
         <w:color w:val="auto"/>
       </w:rPr>
       <w:tblPr/>
@@ -7640,6 +8018,7 @@
     </w:tblStylePr>
     <w:tblStylePr w:type="firstCol">
       <w:rPr>
+        <w:rFonts w:eastAsia="黑体"/>
         <w:b/>
         <w:bCs/>
         <w:color w:themeColor="background1" w:val="FFFFFF"/>
@@ -7659,6 +8038,7 @@
     </w:tblStylePr>
     <w:tblStylePr w:type="lastCol">
       <w:rPr>
+        <w:rFonts w:eastAsia="黑体"/>
         <w:b/>
         <w:bCs/>
         <w:color w:themeColor="background1" w:val="FFFFFF"/>
@@ -7707,6 +8087,7 @@
     </w:tblStylePr>
     <w:tblStylePr w:type="nwCell">
       <w:rPr>
+        <w:rFonts w:eastAsia="黑体"/>
         <w:color w:themeColor="background1" w:val="FFFFFF"/>
       </w:rPr>
       <w:tblPr/>
@@ -7750,6 +8131,7 @@
         <w:spacing w:after="0" w:before="0" w:line="240" w:lineRule="auto"/>
       </w:pPr>
       <w:rPr>
+        <w:rFonts w:eastAsia="黑体"/>
         <w:b/>
         <w:bCs/>
         <w:color w:themeColor="background1" w:val="FFFFFF"/>
@@ -7772,6 +8154,7 @@
         <w:spacing w:after="0" w:before="0" w:line="240" w:lineRule="auto"/>
       </w:pPr>
       <w:rPr>
+        <w:rFonts w:eastAsia="黑体"/>
         <w:color w:val="auto"/>
       </w:rPr>
       <w:tblPr/>
@@ -7789,6 +8172,7 @@
     </w:tblStylePr>
     <w:tblStylePr w:type="firstCol">
       <w:rPr>
+        <w:rFonts w:eastAsia="黑体"/>
         <w:b/>
         <w:bCs/>
         <w:color w:themeColor="background1" w:val="FFFFFF"/>
@@ -7808,6 +8192,7 @@
     </w:tblStylePr>
     <w:tblStylePr w:type="lastCol">
       <w:rPr>
+        <w:rFonts w:eastAsia="黑体"/>
         <w:b/>
         <w:bCs/>
         <w:color w:themeColor="background1" w:val="FFFFFF"/>
@@ -7856,6 +8241,7 @@
     </w:tblStylePr>
     <w:tblStylePr w:type="nwCell">
       <w:rPr>
+        <w:rFonts w:eastAsia="黑体"/>
         <w:color w:themeColor="background1" w:val="FFFFFF"/>
       </w:rPr>
       <w:tblPr/>
@@ -7899,6 +8285,7 @@
         <w:spacing w:after="0" w:before="0" w:line="240" w:lineRule="auto"/>
       </w:pPr>
       <w:rPr>
+        <w:rFonts w:eastAsia="黑体"/>
         <w:b/>
         <w:bCs/>
         <w:color w:themeColor="background1" w:val="FFFFFF"/>
@@ -7921,6 +8308,7 @@
         <w:spacing w:after="0" w:before="0" w:line="240" w:lineRule="auto"/>
       </w:pPr>
       <w:rPr>
+        <w:rFonts w:eastAsia="黑体"/>
         <w:color w:val="auto"/>
       </w:rPr>
       <w:tblPr/>
@@ -7938,6 +8326,7 @@
     </w:tblStylePr>
     <w:tblStylePr w:type="firstCol">
       <w:rPr>
+        <w:rFonts w:eastAsia="黑体"/>
         <w:b/>
         <w:bCs/>
         <w:color w:themeColor="background1" w:val="FFFFFF"/>
@@ -7957,6 +8346,7 @@
     </w:tblStylePr>
     <w:tblStylePr w:type="lastCol">
       <w:rPr>
+        <w:rFonts w:eastAsia="黑体"/>
         <w:b/>
         <w:bCs/>
         <w:color w:themeColor="background1" w:val="FFFFFF"/>
@@ -8005,6 +8395,7 @@
     </w:tblStylePr>
     <w:tblStylePr w:type="nwCell">
       <w:rPr>
+        <w:rFonts w:eastAsia="黑体"/>
         <w:color w:themeColor="background1" w:val="FFFFFF"/>
       </w:rPr>
       <w:tblPr/>
@@ -8048,6 +8439,7 @@
         <w:spacing w:after="0" w:before="0" w:line="240" w:lineRule="auto"/>
       </w:pPr>
       <w:rPr>
+        <w:rFonts w:eastAsia="黑体"/>
         <w:b/>
         <w:bCs/>
         <w:color w:themeColor="background1" w:val="FFFFFF"/>
@@ -8070,6 +8462,7 @@
         <w:spacing w:after="0" w:before="0" w:line="240" w:lineRule="auto"/>
       </w:pPr>
       <w:rPr>
+        <w:rFonts w:eastAsia="黑体"/>
         <w:color w:val="auto"/>
       </w:rPr>
       <w:tblPr/>
@@ -8087,6 +8480,7 @@
     </w:tblStylePr>
     <w:tblStylePr w:type="firstCol">
       <w:rPr>
+        <w:rFonts w:eastAsia="黑体"/>
         <w:b/>
         <w:bCs/>
         <w:color w:themeColor="background1" w:val="FFFFFF"/>
@@ -8106,6 +8500,7 @@
     </w:tblStylePr>
     <w:tblStylePr w:type="lastCol">
       <w:rPr>
+        <w:rFonts w:eastAsia="黑体"/>
         <w:b/>
         <w:bCs/>
         <w:color w:themeColor="background1" w:val="FFFFFF"/>
@@ -8154,6 +8549,7 @@
     </w:tblStylePr>
     <w:tblStylePr w:type="nwCell">
       <w:rPr>
+        <w:rFonts w:eastAsia="黑体"/>
         <w:color w:themeColor="background1" w:val="FFFFFF"/>
       </w:rPr>
       <w:tblPr/>
@@ -8178,6 +8574,7 @@
       <w:spacing w:after="0" w:line="240" w:lineRule="auto"/>
     </w:pPr>
     <w:rPr>
+      <w:rFonts w:eastAsia="黑体"/>
       <w:color w:themeColor="text1" w:val="000000"/>
     </w:rPr>
     <w:tblPr>
@@ -8197,7 +8594,7 @@
     </w:tblPr>
     <w:tblStylePr w:type="firstRow">
       <w:rPr>
-        <w:rFonts w:asciiTheme="majorHAnsi" w:cstheme="majorBidi" w:eastAsiaTheme="majorEastAsia" w:hAnsiTheme="majorHAnsi"/>
+        <w:rFonts w:asciiTheme="majorHAnsi" w:cstheme="majorBidi" w:hAnsiTheme="majorHAnsi" w:eastAsia="黑体"/>
       </w:rPr>
       <w:tblPr/>
       <w:tcPr>
@@ -8209,6 +8606,7 @@
     </w:tblStylePr>
     <w:tblStylePr w:type="lastRow">
       <w:rPr>
+        <w:rFonts w:eastAsia="黑体"/>
         <w:b/>
         <w:bCs/>
         <w:color w:themeColor="text2" w:val="1F497D"/>
@@ -8223,12 +8621,14 @@
     </w:tblStylePr>
     <w:tblStylePr w:type="firstCol">
       <w:rPr>
+        <w:rFonts w:eastAsia="黑体"/>
         <w:b/>
         <w:bCs/>
       </w:rPr>
     </w:tblStylePr>
     <w:tblStylePr w:type="lastCol">
       <w:rPr>
+        <w:rFonts w:eastAsia="黑体"/>
         <w:b/>
         <w:bCs/>
       </w:rPr>
@@ -8262,6 +8662,7 @@
       <w:spacing w:after="0" w:line="240" w:lineRule="auto"/>
     </w:pPr>
     <w:rPr>
+      <w:rFonts w:eastAsia="黑体"/>
       <w:color w:themeColor="text1" w:val="000000"/>
     </w:rPr>
     <w:tblPr>
@@ -8281,7 +8682,7 @@
     </w:tblPr>
     <w:tblStylePr w:type="firstRow">
       <w:rPr>
-        <w:rFonts w:asciiTheme="majorHAnsi" w:cstheme="majorBidi" w:eastAsiaTheme="majorEastAsia" w:hAnsiTheme="majorHAnsi"/>
+        <w:rFonts w:asciiTheme="majorHAnsi" w:cstheme="majorBidi" w:hAnsiTheme="majorHAnsi" w:eastAsia="黑体"/>
       </w:rPr>
       <w:tblPr/>
       <w:tcPr>
@@ -8293,6 +8694,7 @@
     </w:tblStylePr>
     <w:tblStylePr w:type="lastRow">
       <w:rPr>
+        <w:rFonts w:eastAsia="黑体"/>
         <w:b/>
         <w:bCs/>
         <w:color w:themeColor="text2" w:val="1F497D"/>
@@ -8307,12 +8709,14 @@
     </w:tblStylePr>
     <w:tblStylePr w:type="firstCol">
       <w:rPr>
+        <w:rFonts w:eastAsia="黑体"/>
         <w:b/>
         <w:bCs/>
       </w:rPr>
     </w:tblStylePr>
     <w:tblStylePr w:type="lastCol">
       <w:rPr>
+        <w:rFonts w:eastAsia="黑体"/>
         <w:b/>
         <w:bCs/>
       </w:rPr>
@@ -8346,6 +8750,7 @@
       <w:spacing w:after="0" w:line="240" w:lineRule="auto"/>
     </w:pPr>
     <w:rPr>
+      <w:rFonts w:eastAsia="黑体"/>
       <w:color w:themeColor="text1" w:val="000000"/>
     </w:rPr>
     <w:tblPr>
@@ -8365,7 +8770,7 @@
     </w:tblPr>
     <w:tblStylePr w:type="firstRow">
       <w:rPr>
-        <w:rFonts w:asciiTheme="majorHAnsi" w:cstheme="majorBidi" w:eastAsiaTheme="majorEastAsia" w:hAnsiTheme="majorHAnsi"/>
+        <w:rFonts w:asciiTheme="majorHAnsi" w:cstheme="majorBidi" w:hAnsiTheme="majorHAnsi" w:eastAsia="黑体"/>
       </w:rPr>
       <w:tblPr/>
       <w:tcPr>
@@ -8377,6 +8782,7 @@
     </w:tblStylePr>
     <w:tblStylePr w:type="lastRow">
       <w:rPr>
+        <w:rFonts w:eastAsia="黑体"/>
         <w:b/>
         <w:bCs/>
         <w:color w:themeColor="text2" w:val="1F497D"/>
@@ -8391,12 +8797,14 @@
     </w:tblStylePr>
     <w:tblStylePr w:type="firstCol">
       <w:rPr>
+        <w:rFonts w:eastAsia="黑体"/>
         <w:b/>
         <w:bCs/>
       </w:rPr>
     </w:tblStylePr>
     <w:tblStylePr w:type="lastCol">
       <w:rPr>
+        <w:rFonts w:eastAsia="黑体"/>
         <w:b/>
         <w:bCs/>
       </w:rPr>
@@ -8430,6 +8838,7 @@
       <w:spacing w:after="0" w:line="240" w:lineRule="auto"/>
     </w:pPr>
     <w:rPr>
+      <w:rFonts w:eastAsia="黑体"/>
       <w:color w:themeColor="text1" w:val="000000"/>
     </w:rPr>
     <w:tblPr>
@@ -8449,7 +8858,7 @@
     </w:tblPr>
     <w:tblStylePr w:type="firstRow">
       <w:rPr>
-        <w:rFonts w:asciiTheme="majorHAnsi" w:cstheme="majorBidi" w:eastAsiaTheme="majorEastAsia" w:hAnsiTheme="majorHAnsi"/>
+        <w:rFonts w:asciiTheme="majorHAnsi" w:cstheme="majorBidi" w:hAnsiTheme="majorHAnsi" w:eastAsia="黑体"/>
       </w:rPr>
       <w:tblPr/>
       <w:tcPr>
@@ -8461,6 +8870,7 @@
     </w:tblStylePr>
     <w:tblStylePr w:type="lastRow">
       <w:rPr>
+        <w:rFonts w:eastAsia="黑体"/>
         <w:b/>
         <w:bCs/>
         <w:color w:themeColor="text2" w:val="1F497D"/>
@@ -8475,12 +8885,14 @@
     </w:tblStylePr>
     <w:tblStylePr w:type="firstCol">
       <w:rPr>
+        <w:rFonts w:eastAsia="黑体"/>
         <w:b/>
         <w:bCs/>
       </w:rPr>
     </w:tblStylePr>
     <w:tblStylePr w:type="lastCol">
       <w:rPr>
+        <w:rFonts w:eastAsia="黑体"/>
         <w:b/>
         <w:bCs/>
       </w:rPr>
@@ -8514,6 +8926,7 @@
       <w:spacing w:after="0" w:line="240" w:lineRule="auto"/>
     </w:pPr>
     <w:rPr>
+      <w:rFonts w:eastAsia="黑体"/>
       <w:color w:themeColor="text1" w:val="000000"/>
     </w:rPr>
     <w:tblPr>
@@ -8533,7 +8946,7 @@
     </w:tblPr>
     <w:tblStylePr w:type="firstRow">
       <w:rPr>
-        <w:rFonts w:asciiTheme="majorHAnsi" w:cstheme="majorBidi" w:eastAsiaTheme="majorEastAsia" w:hAnsiTheme="majorHAnsi"/>
+        <w:rFonts w:asciiTheme="majorHAnsi" w:cstheme="majorBidi" w:hAnsiTheme="majorHAnsi" w:eastAsia="黑体"/>
       </w:rPr>
       <w:tblPr/>
       <w:tcPr>
@@ -8545,6 +8958,7 @@
     </w:tblStylePr>
     <w:tblStylePr w:type="lastRow">
       <w:rPr>
+        <w:rFonts w:eastAsia="黑体"/>
         <w:b/>
         <w:bCs/>
         <w:color w:themeColor="text2" w:val="1F497D"/>
@@ -8559,12 +8973,14 @@
     </w:tblStylePr>
     <w:tblStylePr w:type="firstCol">
       <w:rPr>
+        <w:rFonts w:eastAsia="黑体"/>
         <w:b/>
         <w:bCs/>
       </w:rPr>
     </w:tblStylePr>
     <w:tblStylePr w:type="lastCol">
       <w:rPr>
+        <w:rFonts w:eastAsia="黑体"/>
         <w:b/>
         <w:bCs/>
       </w:rPr>
@@ -8598,6 +9014,7 @@
       <w:spacing w:after="0" w:line="240" w:lineRule="auto"/>
     </w:pPr>
     <w:rPr>
+      <w:rFonts w:eastAsia="黑体"/>
       <w:color w:themeColor="text1" w:val="000000"/>
     </w:rPr>
     <w:tblPr>
@@ -8617,7 +9034,7 @@
     </w:tblPr>
     <w:tblStylePr w:type="firstRow">
       <w:rPr>
-        <w:rFonts w:asciiTheme="majorHAnsi" w:cstheme="majorBidi" w:eastAsiaTheme="majorEastAsia" w:hAnsiTheme="majorHAnsi"/>
+        <w:rFonts w:asciiTheme="majorHAnsi" w:cstheme="majorBidi" w:hAnsiTheme="majorHAnsi" w:eastAsia="黑体"/>
       </w:rPr>
       <w:tblPr/>
       <w:tcPr>
@@ -8629,6 +9046,7 @@
     </w:tblStylePr>
     <w:tblStylePr w:type="lastRow">
       <w:rPr>
+        <w:rFonts w:eastAsia="黑体"/>
         <w:b/>
         <w:bCs/>
         <w:color w:themeColor="text2" w:val="1F497D"/>
@@ -8643,12 +9061,14 @@
     </w:tblStylePr>
     <w:tblStylePr w:type="firstCol">
       <w:rPr>
+        <w:rFonts w:eastAsia="黑体"/>
         <w:b/>
         <w:bCs/>
       </w:rPr>
     </w:tblStylePr>
     <w:tblStylePr w:type="lastCol">
       <w:rPr>
+        <w:rFonts w:eastAsia="黑体"/>
         <w:b/>
         <w:bCs/>
       </w:rPr>
@@ -8682,6 +9102,7 @@
       <w:spacing w:after="0" w:line="240" w:lineRule="auto"/>
     </w:pPr>
     <w:rPr>
+      <w:rFonts w:eastAsia="黑体"/>
       <w:color w:themeColor="text1" w:val="000000"/>
     </w:rPr>
     <w:tblPr>
@@ -8701,7 +9122,7 @@
     </w:tblPr>
     <w:tblStylePr w:type="firstRow">
       <w:rPr>
-        <w:rFonts w:asciiTheme="majorHAnsi" w:cstheme="majorBidi" w:eastAsiaTheme="majorEastAsia" w:hAnsiTheme="majorHAnsi"/>
+        <w:rFonts w:asciiTheme="majorHAnsi" w:cstheme="majorBidi" w:hAnsiTheme="majorHAnsi" w:eastAsia="黑体"/>
       </w:rPr>
       <w:tblPr/>
       <w:tcPr>
@@ -8713,6 +9134,7 @@
     </w:tblStylePr>
     <w:tblStylePr w:type="lastRow">
       <w:rPr>
+        <w:rFonts w:eastAsia="黑体"/>
         <w:b/>
         <w:bCs/>
         <w:color w:themeColor="text2" w:val="1F497D"/>
@@ -8727,12 +9149,14 @@
     </w:tblStylePr>
     <w:tblStylePr w:type="firstCol">
       <w:rPr>
+        <w:rFonts w:eastAsia="黑体"/>
         <w:b/>
         <w:bCs/>
       </w:rPr>
     </w:tblStylePr>
     <w:tblStylePr w:type="lastCol">
       <w:rPr>
+        <w:rFonts w:eastAsia="黑体"/>
         <w:b/>
         <w:bCs/>
       </w:rPr>
@@ -8766,7 +9190,7 @@
       <w:spacing w:after="0" w:line="240" w:lineRule="auto"/>
     </w:pPr>
     <w:rPr>
-      <w:rFonts w:asciiTheme="majorHAnsi" w:cstheme="majorBidi" w:eastAsiaTheme="majorEastAsia" w:hAnsiTheme="majorHAnsi"/>
+      <w:rFonts w:asciiTheme="majorHAnsi" w:cstheme="majorBidi" w:hAnsiTheme="majorHAnsi" w:eastAsia="黑体"/>
       <w:color w:themeColor="text1" w:val="000000"/>
     </w:rPr>
     <w:tblPr>
@@ -8788,6 +9212,7 @@
     </w:tblPr>
     <w:tblStylePr w:type="firstRow">
       <w:rPr>
+        <w:rFonts w:eastAsia="黑体"/>
         <w:sz w:val="24"/>
         <w:szCs w:val="24"/>
       </w:rPr>
@@ -8894,7 +9319,7 @@
       <w:spacing w:after="0" w:line="240" w:lineRule="auto"/>
     </w:pPr>
     <w:rPr>
-      <w:rFonts w:asciiTheme="majorHAnsi" w:cstheme="majorBidi" w:eastAsiaTheme="majorEastAsia" w:hAnsiTheme="majorHAnsi"/>
+      <w:rFonts w:asciiTheme="majorHAnsi" w:cstheme="majorBidi" w:hAnsiTheme="majorHAnsi" w:eastAsia="黑体"/>
       <w:color w:themeColor="text1" w:val="000000"/>
     </w:rPr>
     <w:tblPr>
@@ -8916,6 +9341,7 @@
     </w:tblPr>
     <w:tblStylePr w:type="firstRow">
       <w:rPr>
+        <w:rFonts w:eastAsia="黑体"/>
         <w:sz w:val="24"/>
         <w:szCs w:val="24"/>
       </w:rPr>
@@ -9022,7 +9448,7 @@
       <w:spacing w:after="0" w:line="240" w:lineRule="auto"/>
     </w:pPr>
     <w:rPr>
-      <w:rFonts w:asciiTheme="majorHAnsi" w:cstheme="majorBidi" w:eastAsiaTheme="majorEastAsia" w:hAnsiTheme="majorHAnsi"/>
+      <w:rFonts w:asciiTheme="majorHAnsi" w:cstheme="majorBidi" w:hAnsiTheme="majorHAnsi" w:eastAsia="黑体"/>
       <w:color w:themeColor="text1" w:val="000000"/>
     </w:rPr>
     <w:tblPr>
@@ -9044,6 +9470,7 @@
     </w:tblPr>
     <w:tblStylePr w:type="firstRow">
       <w:rPr>
+        <w:rFonts w:eastAsia="黑体"/>
         <w:sz w:val="24"/>
         <w:szCs w:val="24"/>
       </w:rPr>
@@ -9150,7 +9577,7 @@
       <w:spacing w:after="0" w:line="240" w:lineRule="auto"/>
     </w:pPr>
     <w:rPr>
-      <w:rFonts w:asciiTheme="majorHAnsi" w:cstheme="majorBidi" w:eastAsiaTheme="majorEastAsia" w:hAnsiTheme="majorHAnsi"/>
+      <w:rFonts w:asciiTheme="majorHAnsi" w:cstheme="majorBidi" w:hAnsiTheme="majorHAnsi" w:eastAsia="黑体"/>
       <w:color w:themeColor="text1" w:val="000000"/>
     </w:rPr>
     <w:tblPr>
@@ -9172,6 +9599,7 @@
     </w:tblPr>
     <w:tblStylePr w:type="firstRow">
       <w:rPr>
+        <w:rFonts w:eastAsia="黑体"/>
         <w:sz w:val="24"/>
         <w:szCs w:val="24"/>
       </w:rPr>
@@ -9278,7 +9706,7 @@
       <w:spacing w:after="0" w:line="240" w:lineRule="auto"/>
     </w:pPr>
     <w:rPr>
-      <w:rFonts w:asciiTheme="majorHAnsi" w:cstheme="majorBidi" w:eastAsiaTheme="majorEastAsia" w:hAnsiTheme="majorHAnsi"/>
+      <w:rFonts w:asciiTheme="majorHAnsi" w:cstheme="majorBidi" w:hAnsiTheme="majorHAnsi" w:eastAsia="黑体"/>
       <w:color w:themeColor="text1" w:val="000000"/>
     </w:rPr>
     <w:tblPr>
@@ -9300,6 +9728,7 @@
     </w:tblPr>
     <w:tblStylePr w:type="firstRow">
       <w:rPr>
+        <w:rFonts w:eastAsia="黑体"/>
         <w:sz w:val="24"/>
         <w:szCs w:val="24"/>
       </w:rPr>
@@ -9406,7 +9835,7 @@
       <w:spacing w:after="0" w:line="240" w:lineRule="auto"/>
     </w:pPr>
     <w:rPr>
-      <w:rFonts w:asciiTheme="majorHAnsi" w:cstheme="majorBidi" w:eastAsiaTheme="majorEastAsia" w:hAnsiTheme="majorHAnsi"/>
+      <w:rFonts w:asciiTheme="majorHAnsi" w:cstheme="majorBidi" w:hAnsiTheme="majorHAnsi" w:eastAsia="黑体"/>
       <w:color w:themeColor="text1" w:val="000000"/>
     </w:rPr>
     <w:tblPr>
@@ -9428,6 +9857,7 @@
     </w:tblPr>
     <w:tblStylePr w:type="firstRow">
       <w:rPr>
+        <w:rFonts w:eastAsia="黑体"/>
         <w:sz w:val="24"/>
         <w:szCs w:val="24"/>
       </w:rPr>
@@ -9534,7 +9964,7 @@
       <w:spacing w:after="0" w:line="240" w:lineRule="auto"/>
     </w:pPr>
     <w:rPr>
-      <w:rFonts w:asciiTheme="majorHAnsi" w:cstheme="majorBidi" w:eastAsiaTheme="majorEastAsia" w:hAnsiTheme="majorHAnsi"/>
+      <w:rFonts w:asciiTheme="majorHAnsi" w:cstheme="majorBidi" w:hAnsiTheme="majorHAnsi" w:eastAsia="黑体"/>
       <w:color w:themeColor="text1" w:val="000000"/>
     </w:rPr>
     <w:tblPr>
@@ -9556,6 +9986,7 @@
     </w:tblPr>
     <w:tblStylePr w:type="firstRow">
       <w:rPr>
+        <w:rFonts w:eastAsia="黑体"/>
         <w:sz w:val="24"/>
         <w:szCs w:val="24"/>
       </w:rPr>
@@ -9685,12 +10116,14 @@
     </w:tcPr>
     <w:tblStylePr w:type="firstRow">
       <w:rPr>
+        <w:rFonts w:eastAsia="黑体"/>
         <w:b/>
         <w:bCs/>
       </w:rPr>
     </w:tblStylePr>
     <w:tblStylePr w:type="lastRow">
       <w:rPr>
+        <w:rFonts w:eastAsia="黑体"/>
         <w:b/>
         <w:bCs/>
       </w:rPr>
@@ -9703,12 +10136,14 @@
     </w:tblStylePr>
     <w:tblStylePr w:type="firstCol">
       <w:rPr>
+        <w:rFonts w:eastAsia="黑体"/>
         <w:b/>
         <w:bCs/>
       </w:rPr>
     </w:tblStylePr>
     <w:tblStylePr w:type="lastCol">
       <w:rPr>
+        <w:rFonts w:eastAsia="黑体"/>
         <w:b/>
         <w:bCs/>
       </w:rPr>
@@ -9758,12 +10193,14 @@
     </w:tcPr>
     <w:tblStylePr w:type="firstRow">
       <w:rPr>
+        <w:rFonts w:eastAsia="黑体"/>
         <w:b/>
         <w:bCs/>
       </w:rPr>
     </w:tblStylePr>
     <w:tblStylePr w:type="lastRow">
       <w:rPr>
+        <w:rFonts w:eastAsia="黑体"/>
         <w:b/>
         <w:bCs/>
       </w:rPr>
@@ -9776,12 +10213,14 @@
     </w:tblStylePr>
     <w:tblStylePr w:type="firstCol">
       <w:rPr>
+        <w:rFonts w:eastAsia="黑体"/>
         <w:b/>
         <w:bCs/>
       </w:rPr>
     </w:tblStylePr>
     <w:tblStylePr w:type="lastCol">
       <w:rPr>
+        <w:rFonts w:eastAsia="黑体"/>
         <w:b/>
         <w:bCs/>
       </w:rPr>
@@ -9831,12 +10270,14 @@
     </w:tcPr>
     <w:tblStylePr w:type="firstRow">
       <w:rPr>
+        <w:rFonts w:eastAsia="黑体"/>
         <w:b/>
         <w:bCs/>
       </w:rPr>
     </w:tblStylePr>
     <w:tblStylePr w:type="lastRow">
       <w:rPr>
+        <w:rFonts w:eastAsia="黑体"/>
         <w:b/>
         <w:bCs/>
       </w:rPr>
@@ -9849,12 +10290,14 @@
     </w:tblStylePr>
     <w:tblStylePr w:type="firstCol">
       <w:rPr>
+        <w:rFonts w:eastAsia="黑体"/>
         <w:b/>
         <w:bCs/>
       </w:rPr>
     </w:tblStylePr>
     <w:tblStylePr w:type="lastCol">
       <w:rPr>
+        <w:rFonts w:eastAsia="黑体"/>
         <w:b/>
         <w:bCs/>
       </w:rPr>
@@ -9904,12 +10347,14 @@
     </w:tcPr>
     <w:tblStylePr w:type="firstRow">
       <w:rPr>
+        <w:rFonts w:eastAsia="黑体"/>
         <w:b/>
         <w:bCs/>
       </w:rPr>
     </w:tblStylePr>
     <w:tblStylePr w:type="lastRow">
       <w:rPr>
+        <w:rFonts w:eastAsia="黑体"/>
         <w:b/>
         <w:bCs/>
       </w:rPr>
@@ -9922,12 +10367,14 @@
     </w:tblStylePr>
     <w:tblStylePr w:type="firstCol">
       <w:rPr>
+        <w:rFonts w:eastAsia="黑体"/>
         <w:b/>
         <w:bCs/>
       </w:rPr>
     </w:tblStylePr>
     <w:tblStylePr w:type="lastCol">
       <w:rPr>
+        <w:rFonts w:eastAsia="黑体"/>
         <w:b/>
         <w:bCs/>
       </w:rPr>
@@ -9977,12 +10424,14 @@
     </w:tcPr>
     <w:tblStylePr w:type="firstRow">
       <w:rPr>
+        <w:rFonts w:eastAsia="黑体"/>
         <w:b/>
         <w:bCs/>
       </w:rPr>
     </w:tblStylePr>
     <w:tblStylePr w:type="lastRow">
       <w:rPr>
+        <w:rFonts w:eastAsia="黑体"/>
         <w:b/>
         <w:bCs/>
       </w:rPr>
@@ -9995,12 +10444,14 @@
     </w:tblStylePr>
     <w:tblStylePr w:type="firstCol">
       <w:rPr>
+        <w:rFonts w:eastAsia="黑体"/>
         <w:b/>
         <w:bCs/>
       </w:rPr>
     </w:tblStylePr>
     <w:tblStylePr w:type="lastCol">
       <w:rPr>
+        <w:rFonts w:eastAsia="黑体"/>
         <w:b/>
         <w:bCs/>
       </w:rPr>
@@ -10050,12 +10501,14 @@
     </w:tcPr>
     <w:tblStylePr w:type="firstRow">
       <w:rPr>
+        <w:rFonts w:eastAsia="黑体"/>
         <w:b/>
         <w:bCs/>
       </w:rPr>
     </w:tblStylePr>
     <w:tblStylePr w:type="lastRow">
       <w:rPr>
+        <w:rFonts w:eastAsia="黑体"/>
         <w:b/>
         <w:bCs/>
       </w:rPr>
@@ -10068,12 +10521,14 @@
     </w:tblStylePr>
     <w:tblStylePr w:type="firstCol">
       <w:rPr>
+        <w:rFonts w:eastAsia="黑体"/>
         <w:b/>
         <w:bCs/>
       </w:rPr>
     </w:tblStylePr>
     <w:tblStylePr w:type="lastCol">
       <w:rPr>
+        <w:rFonts w:eastAsia="黑体"/>
         <w:b/>
         <w:bCs/>
       </w:rPr>
@@ -10123,12 +10578,14 @@
     </w:tcPr>
     <w:tblStylePr w:type="firstRow">
       <w:rPr>
+        <w:rFonts w:eastAsia="黑体"/>
         <w:b/>
         <w:bCs/>
       </w:rPr>
     </w:tblStylePr>
     <w:tblStylePr w:type="lastRow">
       <w:rPr>
+        <w:rFonts w:eastAsia="黑体"/>
         <w:b/>
         <w:bCs/>
       </w:rPr>
@@ -10141,12 +10598,14 @@
     </w:tblStylePr>
     <w:tblStylePr w:type="firstCol">
       <w:rPr>
+        <w:rFonts w:eastAsia="黑体"/>
         <w:b/>
         <w:bCs/>
       </w:rPr>
     </w:tblStylePr>
     <w:tblStylePr w:type="lastCol">
       <w:rPr>
+        <w:rFonts w:eastAsia="黑体"/>
         <w:b/>
         <w:bCs/>
       </w:rPr>
@@ -10173,7 +10632,7 @@
       <w:spacing w:after="0" w:line="240" w:lineRule="auto"/>
     </w:pPr>
     <w:rPr>
-      <w:rFonts w:asciiTheme="majorHAnsi" w:cstheme="majorBidi" w:eastAsiaTheme="majorEastAsia" w:hAnsiTheme="majorHAnsi"/>
+      <w:rFonts w:asciiTheme="majorHAnsi" w:cstheme="majorBidi" w:hAnsiTheme="majorHAnsi" w:eastAsia="黑体"/>
       <w:color w:themeColor="text1" w:val="000000"/>
     </w:rPr>
     <w:tblPr>
@@ -10200,6 +10659,7 @@
     </w:tcPr>
     <w:tblStylePr w:type="firstRow">
       <w:rPr>
+        <w:rFonts w:eastAsia="黑体"/>
         <w:b/>
         <w:bCs/>
         <w:color w:themeColor="text1" w:val="000000"/>
@@ -10211,6 +10671,7 @@
     </w:tblStylePr>
     <w:tblStylePr w:type="lastRow">
       <w:rPr>
+        <w:rFonts w:eastAsia="黑体"/>
         <w:b/>
         <w:bCs/>
         <w:color w:themeColor="text1" w:val="000000"/>
@@ -10230,6 +10691,7 @@
     </w:tblStylePr>
     <w:tblStylePr w:type="firstCol">
       <w:rPr>
+        <w:rFonts w:eastAsia="黑体"/>
         <w:b/>
         <w:bCs/>
         <w:color w:themeColor="text1" w:val="000000"/>
@@ -10249,6 +10711,7 @@
     </w:tblStylePr>
     <w:tblStylePr w:type="lastCol">
       <w:rPr>
+        <w:rFonts w:eastAsia="黑体"/>
         <w:b w:val="0"/>
         <w:bCs w:val="0"/>
         <w:color w:themeColor="text1" w:val="000000"/>
@@ -10298,7 +10761,7 @@
       <w:spacing w:after="0" w:line="240" w:lineRule="auto"/>
     </w:pPr>
     <w:rPr>
-      <w:rFonts w:asciiTheme="majorHAnsi" w:cstheme="majorBidi" w:eastAsiaTheme="majorEastAsia" w:hAnsiTheme="majorHAnsi"/>
+      <w:rFonts w:asciiTheme="majorHAnsi" w:cstheme="majorBidi" w:hAnsiTheme="majorHAnsi" w:eastAsia="黑体"/>
       <w:color w:themeColor="text1" w:val="000000"/>
     </w:rPr>
     <w:tblPr>
@@ -10325,6 +10788,7 @@
     </w:tcPr>
     <w:tblStylePr w:type="firstRow">
       <w:rPr>
+        <w:rFonts w:eastAsia="黑体"/>
         <w:b/>
         <w:bCs/>
         <w:color w:themeColor="text1" w:val="000000"/>
@@ -10336,6 +10800,7 @@
     </w:tblStylePr>
     <w:tblStylePr w:type="lastRow">
       <w:rPr>
+        <w:rFonts w:eastAsia="黑体"/>
         <w:b/>
         <w:bCs/>
         <w:color w:themeColor="text1" w:val="000000"/>
@@ -10355,6 +10820,7 @@
     </w:tblStylePr>
     <w:tblStylePr w:type="firstCol">
       <w:rPr>
+        <w:rFonts w:eastAsia="黑体"/>
         <w:b/>
         <w:bCs/>
         <w:color w:themeColor="text1" w:val="000000"/>
@@ -10374,6 +10840,7 @@
     </w:tblStylePr>
     <w:tblStylePr w:type="lastCol">
       <w:rPr>
+        <w:rFonts w:eastAsia="黑体"/>
         <w:b w:val="0"/>
         <w:bCs w:val="0"/>
         <w:color w:themeColor="text1" w:val="000000"/>
@@ -10423,7 +10890,7 @@
       <w:spacing w:after="0" w:line="240" w:lineRule="auto"/>
     </w:pPr>
     <w:rPr>
-      <w:rFonts w:asciiTheme="majorHAnsi" w:cstheme="majorBidi" w:eastAsiaTheme="majorEastAsia" w:hAnsiTheme="majorHAnsi"/>
+      <w:rFonts w:asciiTheme="majorHAnsi" w:cstheme="majorBidi" w:hAnsiTheme="majorHAnsi" w:eastAsia="黑体"/>
       <w:color w:themeColor="text1" w:val="000000"/>
     </w:rPr>
     <w:tblPr>
@@ -10450,6 +10917,7 @@
     </w:tcPr>
     <w:tblStylePr w:type="firstRow">
       <w:rPr>
+        <w:rFonts w:eastAsia="黑体"/>
         <w:b/>
         <w:bCs/>
         <w:color w:themeColor="text1" w:val="000000"/>
@@ -10461,6 +10929,7 @@
     </w:tblStylePr>
     <w:tblStylePr w:type="lastRow">
       <w:rPr>
+        <w:rFonts w:eastAsia="黑体"/>
         <w:b/>
         <w:bCs/>
         <w:color w:themeColor="text1" w:val="000000"/>
@@ -10480,6 +10949,7 @@
     </w:tblStylePr>
     <w:tblStylePr w:type="firstCol">
       <w:rPr>
+        <w:rFonts w:eastAsia="黑体"/>
         <w:b/>
         <w:bCs/>
         <w:color w:themeColor="text1" w:val="000000"/>
@@ -10499,6 +10969,7 @@
     </w:tblStylePr>
     <w:tblStylePr w:type="lastCol">
       <w:rPr>
+        <w:rFonts w:eastAsia="黑体"/>
         <w:b w:val="0"/>
         <w:bCs w:val="0"/>
         <w:color w:themeColor="text1" w:val="000000"/>
@@ -10548,7 +11019,7 @@
       <w:spacing w:after="0" w:line="240" w:lineRule="auto"/>
     </w:pPr>
     <w:rPr>
-      <w:rFonts w:asciiTheme="majorHAnsi" w:cstheme="majorBidi" w:eastAsiaTheme="majorEastAsia" w:hAnsiTheme="majorHAnsi"/>
+      <w:rFonts w:asciiTheme="majorHAnsi" w:cstheme="majorBidi" w:hAnsiTheme="majorHAnsi" w:eastAsia="黑体"/>
       <w:color w:themeColor="text1" w:val="000000"/>
     </w:rPr>
     <w:tblPr>
@@ -10575,6 +11046,7 @@
     </w:tcPr>
     <w:tblStylePr w:type="firstRow">
       <w:rPr>
+        <w:rFonts w:eastAsia="黑体"/>
         <w:b/>
         <w:bCs/>
         <w:color w:themeColor="text1" w:val="000000"/>
@@ -10586,6 +11058,7 @@
     </w:tblStylePr>
     <w:tblStylePr w:type="lastRow">
       <w:rPr>
+        <w:rFonts w:eastAsia="黑体"/>
         <w:b/>
         <w:bCs/>
         <w:color w:themeColor="text1" w:val="000000"/>
@@ -10605,6 +11078,7 @@
     </w:tblStylePr>
     <w:tblStylePr w:type="firstCol">
       <w:rPr>
+        <w:rFonts w:eastAsia="黑体"/>
         <w:b/>
         <w:bCs/>
         <w:color w:themeColor="text1" w:val="000000"/>
@@ -10624,6 +11098,7 @@
     </w:tblStylePr>
     <w:tblStylePr w:type="lastCol">
       <w:rPr>
+        <w:rFonts w:eastAsia="黑体"/>
         <w:b w:val="0"/>
         <w:bCs w:val="0"/>
         <w:color w:themeColor="text1" w:val="000000"/>
@@ -10673,7 +11148,7 @@
       <w:spacing w:after="0" w:line="240" w:lineRule="auto"/>
     </w:pPr>
     <w:rPr>
-      <w:rFonts w:asciiTheme="majorHAnsi" w:cstheme="majorBidi" w:eastAsiaTheme="majorEastAsia" w:hAnsiTheme="majorHAnsi"/>
+      <w:rFonts w:asciiTheme="majorHAnsi" w:cstheme="majorBidi" w:hAnsiTheme="majorHAnsi" w:eastAsia="黑体"/>
       <w:color w:themeColor="text1" w:val="000000"/>
     </w:rPr>
     <w:tblPr>
@@ -10700,6 +11175,7 @@
     </w:tcPr>
     <w:tblStylePr w:type="firstRow">
       <w:rPr>
+        <w:rFonts w:eastAsia="黑体"/>
         <w:b/>
         <w:bCs/>
         <w:color w:themeColor="text1" w:val="000000"/>
@@ -10711,6 +11187,7 @@
     </w:tblStylePr>
     <w:tblStylePr w:type="lastRow">
       <w:rPr>
+        <w:rFonts w:eastAsia="黑体"/>
         <w:b/>
         <w:bCs/>
         <w:color w:themeColor="text1" w:val="000000"/>
@@ -10730,6 +11207,7 @@
     </w:tblStylePr>
     <w:tblStylePr w:type="firstCol">
       <w:rPr>
+        <w:rFonts w:eastAsia="黑体"/>
         <w:b/>
         <w:bCs/>
         <w:color w:themeColor="text1" w:val="000000"/>
@@ -10749,6 +11227,7 @@
     </w:tblStylePr>
     <w:tblStylePr w:type="lastCol">
       <w:rPr>
+        <w:rFonts w:eastAsia="黑体"/>
         <w:b w:val="0"/>
         <w:bCs w:val="0"/>
         <w:color w:themeColor="text1" w:val="000000"/>
@@ -10798,7 +11277,7 @@
       <w:spacing w:after="0" w:line="240" w:lineRule="auto"/>
     </w:pPr>
     <w:rPr>
-      <w:rFonts w:asciiTheme="majorHAnsi" w:cstheme="majorBidi" w:eastAsiaTheme="majorEastAsia" w:hAnsiTheme="majorHAnsi"/>
+      <w:rFonts w:asciiTheme="majorHAnsi" w:cstheme="majorBidi" w:hAnsiTheme="majorHAnsi" w:eastAsia="黑体"/>
       <w:color w:themeColor="text1" w:val="000000"/>
     </w:rPr>
     <w:tblPr>
@@ -10825,6 +11304,7 @@
     </w:tcPr>
     <w:tblStylePr w:type="firstRow">
       <w:rPr>
+        <w:rFonts w:eastAsia="黑体"/>
         <w:b/>
         <w:bCs/>
         <w:color w:themeColor="text1" w:val="000000"/>
@@ -10836,6 +11316,7 @@
     </w:tblStylePr>
     <w:tblStylePr w:type="lastRow">
       <w:rPr>
+        <w:rFonts w:eastAsia="黑体"/>
         <w:b/>
         <w:bCs/>
         <w:color w:themeColor="text1" w:val="000000"/>
@@ -10855,6 +11336,7 @@
     </w:tblStylePr>
     <w:tblStylePr w:type="firstCol">
       <w:rPr>
+        <w:rFonts w:eastAsia="黑体"/>
         <w:b/>
         <w:bCs/>
         <w:color w:themeColor="text1" w:val="000000"/>
@@ -10874,6 +11356,7 @@
     </w:tblStylePr>
     <w:tblStylePr w:type="lastCol">
       <w:rPr>
+        <w:rFonts w:eastAsia="黑体"/>
         <w:b w:val="0"/>
         <w:bCs w:val="0"/>
         <w:color w:themeColor="text1" w:val="000000"/>
@@ -10923,7 +11406,7 @@
       <w:spacing w:after="0" w:line="240" w:lineRule="auto"/>
     </w:pPr>
     <w:rPr>
-      <w:rFonts w:asciiTheme="majorHAnsi" w:cstheme="majorBidi" w:eastAsiaTheme="majorEastAsia" w:hAnsiTheme="majorHAnsi"/>
+      <w:rFonts w:asciiTheme="majorHAnsi" w:cstheme="majorBidi" w:hAnsiTheme="majorHAnsi" w:eastAsia="黑体"/>
       <w:color w:themeColor="text1" w:val="000000"/>
     </w:rPr>
     <w:tblPr>
@@ -10950,6 +11433,7 @@
     </w:tcPr>
     <w:tblStylePr w:type="firstRow">
       <w:rPr>
+        <w:rFonts w:eastAsia="黑体"/>
         <w:b/>
         <w:bCs/>
         <w:color w:themeColor="text1" w:val="000000"/>
@@ -10961,6 +11445,7 @@
     </w:tblStylePr>
     <w:tblStylePr w:type="lastRow">
       <w:rPr>
+        <w:rFonts w:eastAsia="黑体"/>
         <w:b/>
         <w:bCs/>
         <w:color w:themeColor="text1" w:val="000000"/>
@@ -10980,6 +11465,7 @@
     </w:tblStylePr>
     <w:tblStylePr w:type="firstCol">
       <w:rPr>
+        <w:rFonts w:eastAsia="黑体"/>
         <w:b/>
         <w:bCs/>
         <w:color w:themeColor="text1" w:val="000000"/>
@@ -10999,6 +11485,7 @@
     </w:tblStylePr>
     <w:tblStylePr w:type="lastCol">
       <w:rPr>
+        <w:rFonts w:eastAsia="黑体"/>
         <w:b w:val="0"/>
         <w:bCs w:val="0"/>
         <w:color w:themeColor="text1" w:val="000000"/>
@@ -11071,6 +11558,7 @@
     </w:tcPr>
     <w:tblStylePr w:type="firstRow">
       <w:rPr>
+        <w:rFonts w:eastAsia="黑体"/>
         <w:b/>
         <w:bCs/>
         <w:i w:val="0"/>
@@ -11092,6 +11580,7 @@
     </w:tblStylePr>
     <w:tblStylePr w:type="lastRow">
       <w:rPr>
+        <w:rFonts w:eastAsia="黑体"/>
         <w:b/>
         <w:bCs/>
         <w:i w:val="0"/>
@@ -11113,6 +11602,7 @@
     </w:tblStylePr>
     <w:tblStylePr w:type="firstCol">
       <w:rPr>
+        <w:rFonts w:eastAsia="黑体"/>
         <w:b/>
         <w:bCs/>
         <w:i w:val="0"/>
@@ -11132,6 +11622,7 @@
     </w:tblStylePr>
     <w:tblStylePr w:type="lastCol">
       <w:rPr>
+        <w:rFonts w:eastAsia="黑体"/>
         <w:b/>
         <w:bCs/>
         <w:i w:val="0"/>
@@ -11212,6 +11703,7 @@
     </w:tcPr>
     <w:tblStylePr w:type="firstRow">
       <w:rPr>
+        <w:rFonts w:eastAsia="黑体"/>
         <w:b/>
         <w:bCs/>
         <w:i w:val="0"/>
@@ -11233,6 +11725,7 @@
     </w:tblStylePr>
     <w:tblStylePr w:type="lastRow">
       <w:rPr>
+        <w:rFonts w:eastAsia="黑体"/>
         <w:b/>
         <w:bCs/>
         <w:i w:val="0"/>
@@ -11254,6 +11747,7 @@
     </w:tblStylePr>
     <w:tblStylePr w:type="firstCol">
       <w:rPr>
+        <w:rFonts w:eastAsia="黑体"/>
         <w:b/>
         <w:bCs/>
         <w:i w:val="0"/>
@@ -11273,6 +11767,7 @@
     </w:tblStylePr>
     <w:tblStylePr w:type="lastCol">
       <w:rPr>
+        <w:rFonts w:eastAsia="黑体"/>
         <w:b/>
         <w:bCs/>
         <w:i w:val="0"/>
@@ -11353,6 +11848,7 @@
     </w:tcPr>
     <w:tblStylePr w:type="firstRow">
       <w:rPr>
+        <w:rFonts w:eastAsia="黑体"/>
         <w:b/>
         <w:bCs/>
         <w:i w:val="0"/>
@@ -11374,6 +11870,7 @@
     </w:tblStylePr>
     <w:tblStylePr w:type="lastRow">
       <w:rPr>
+        <w:rFonts w:eastAsia="黑体"/>
         <w:b/>
         <w:bCs/>
         <w:i w:val="0"/>
@@ -11395,6 +11892,7 @@
     </w:tblStylePr>
     <w:tblStylePr w:type="firstCol">
       <w:rPr>
+        <w:rFonts w:eastAsia="黑体"/>
         <w:b/>
         <w:bCs/>
         <w:i w:val="0"/>
@@ -11414,6 +11912,7 @@
     </w:tblStylePr>
     <w:tblStylePr w:type="lastCol">
       <w:rPr>
+        <w:rFonts w:eastAsia="黑体"/>
         <w:b/>
         <w:bCs/>
         <w:i w:val="0"/>
@@ -11494,6 +11993,7 @@
     </w:tcPr>
     <w:tblStylePr w:type="firstRow">
       <w:rPr>
+        <w:rFonts w:eastAsia="黑体"/>
         <w:b/>
         <w:bCs/>
         <w:i w:val="0"/>
@@ -11515,6 +12015,7 @@
     </w:tblStylePr>
     <w:tblStylePr w:type="lastRow">
       <w:rPr>
+        <w:rFonts w:eastAsia="黑体"/>
         <w:b/>
         <w:bCs/>
         <w:i w:val="0"/>
@@ -11536,6 +12037,7 @@
     </w:tblStylePr>
     <w:tblStylePr w:type="firstCol">
       <w:rPr>
+        <w:rFonts w:eastAsia="黑体"/>
         <w:b/>
         <w:bCs/>
         <w:i w:val="0"/>
@@ -11555,6 +12057,7 @@
     </w:tblStylePr>
     <w:tblStylePr w:type="lastCol">
       <w:rPr>
+        <w:rFonts w:eastAsia="黑体"/>
         <w:b/>
         <w:bCs/>
         <w:i w:val="0"/>
@@ -11635,6 +12138,7 @@
     </w:tcPr>
     <w:tblStylePr w:type="firstRow">
       <w:rPr>
+        <w:rFonts w:eastAsia="黑体"/>
         <w:b/>
         <w:bCs/>
         <w:i w:val="0"/>
@@ -11656,6 +12160,7 @@
     </w:tblStylePr>
     <w:tblStylePr w:type="lastRow">
       <w:rPr>
+        <w:rFonts w:eastAsia="黑体"/>
         <w:b/>
         <w:bCs/>
         <w:i w:val="0"/>
@@ -11677,6 +12182,7 @@
     </w:tblStylePr>
     <w:tblStylePr w:type="firstCol">
       <w:rPr>
+        <w:rFonts w:eastAsia="黑体"/>
         <w:b/>
         <w:bCs/>
         <w:i w:val="0"/>
@@ -11696,6 +12202,7 @@
     </w:tblStylePr>
     <w:tblStylePr w:type="lastCol">
       <w:rPr>
+        <w:rFonts w:eastAsia="黑体"/>
         <w:b/>
         <w:bCs/>
         <w:i w:val="0"/>
@@ -11776,6 +12283,7 @@
     </w:tcPr>
     <w:tblStylePr w:type="firstRow">
       <w:rPr>
+        <w:rFonts w:eastAsia="黑体"/>
         <w:b/>
         <w:bCs/>
         <w:i w:val="0"/>
@@ -11797,6 +12305,7 @@
     </w:tblStylePr>
     <w:tblStylePr w:type="lastRow">
       <w:rPr>
+        <w:rFonts w:eastAsia="黑体"/>
         <w:b/>
         <w:bCs/>
         <w:i w:val="0"/>
@@ -11818,6 +12327,7 @@
     </w:tblStylePr>
     <w:tblStylePr w:type="firstCol">
       <w:rPr>
+        <w:rFonts w:eastAsia="黑体"/>
         <w:b/>
         <w:bCs/>
         <w:i w:val="0"/>
@@ -11837,6 +12347,7 @@
     </w:tblStylePr>
     <w:tblStylePr w:type="lastCol">
       <w:rPr>
+        <w:rFonts w:eastAsia="黑体"/>
         <w:b/>
         <w:bCs/>
         <w:i w:val="0"/>
@@ -11917,6 +12428,7 @@
     </w:tcPr>
     <w:tblStylePr w:type="firstRow">
       <w:rPr>
+        <w:rFonts w:eastAsia="黑体"/>
         <w:b/>
         <w:bCs/>
         <w:i w:val="0"/>
@@ -11938,6 +12450,7 @@
     </w:tblStylePr>
     <w:tblStylePr w:type="lastRow">
       <w:rPr>
+        <w:rFonts w:eastAsia="黑体"/>
         <w:b/>
         <w:bCs/>
         <w:i w:val="0"/>
@@ -11959,6 +12472,7 @@
     </w:tblStylePr>
     <w:tblStylePr w:type="firstCol">
       <w:rPr>
+        <w:rFonts w:eastAsia="黑体"/>
         <w:b/>
         <w:bCs/>
         <w:i w:val="0"/>
@@ -11978,6 +12492,7 @@
     </w:tblStylePr>
     <w:tblStylePr w:type="lastCol">
       <w:rPr>
+        <w:rFonts w:eastAsia="黑体"/>
         <w:b/>
         <w:bCs/>
         <w:i w:val="0"/>
@@ -12035,6 +12550,7 @@
       <w:spacing w:after="0" w:line="240" w:lineRule="auto"/>
     </w:pPr>
     <w:rPr>
+      <w:rFonts w:eastAsia="黑体"/>
       <w:color w:themeColor="background1" w:val="FFFFFF"/>
     </w:rPr>
     <w:tblPr>
@@ -12053,6 +12569,7 @@
     </w:tcPr>
     <w:tblStylePr w:type="firstRow">
       <w:rPr>
+        <w:rFonts w:eastAsia="黑体"/>
         <w:b/>
         <w:bCs/>
       </w:rPr>
@@ -12149,6 +12666,7 @@
       <w:spacing w:after="0" w:line="240" w:lineRule="auto"/>
     </w:pPr>
     <w:rPr>
+      <w:rFonts w:eastAsia="黑体"/>
       <w:color w:themeColor="background1" w:val="FFFFFF"/>
     </w:rPr>
     <w:tblPr>
@@ -12167,6 +12685,7 @@
     </w:tcPr>
     <w:tblStylePr w:type="firstRow">
       <w:rPr>
+        <w:rFonts w:eastAsia="黑体"/>
         <w:b/>
         <w:bCs/>
       </w:rPr>
@@ -12263,6 +12782,7 @@
       <w:spacing w:after="0" w:line="240" w:lineRule="auto"/>
     </w:pPr>
     <w:rPr>
+      <w:rFonts w:eastAsia="黑体"/>
       <w:color w:themeColor="background1" w:val="FFFFFF"/>
     </w:rPr>
     <w:tblPr>
@@ -12281,6 +12801,7 @@
     </w:tcPr>
     <w:tblStylePr w:type="firstRow">
       <w:rPr>
+        <w:rFonts w:eastAsia="黑体"/>
         <w:b/>
         <w:bCs/>
       </w:rPr>
@@ -12377,6 +12898,7 @@
       <w:spacing w:after="0" w:line="240" w:lineRule="auto"/>
     </w:pPr>
     <w:rPr>
+      <w:rFonts w:eastAsia="黑体"/>
       <w:color w:themeColor="background1" w:val="FFFFFF"/>
     </w:rPr>
     <w:tblPr>
@@ -12395,6 +12917,7 @@
     </w:tcPr>
     <w:tblStylePr w:type="firstRow">
       <w:rPr>
+        <w:rFonts w:eastAsia="黑体"/>
         <w:b/>
         <w:bCs/>
       </w:rPr>
@@ -12491,6 +13014,7 @@
       <w:spacing w:after="0" w:line="240" w:lineRule="auto"/>
     </w:pPr>
     <w:rPr>
+      <w:rFonts w:eastAsia="黑体"/>
       <w:color w:themeColor="background1" w:val="FFFFFF"/>
     </w:rPr>
     <w:tblPr>
@@ -12509,6 +13033,7 @@
     </w:tcPr>
     <w:tblStylePr w:type="firstRow">
       <w:rPr>
+        <w:rFonts w:eastAsia="黑体"/>
         <w:b/>
         <w:bCs/>
       </w:rPr>
@@ -12605,6 +13130,7 @@
       <w:spacing w:after="0" w:line="240" w:lineRule="auto"/>
     </w:pPr>
     <w:rPr>
+      <w:rFonts w:eastAsia="黑体"/>
       <w:color w:themeColor="background1" w:val="FFFFFF"/>
     </w:rPr>
     <w:tblPr>
@@ -12623,6 +13149,7 @@
     </w:tcPr>
     <w:tblStylePr w:type="firstRow">
       <w:rPr>
+        <w:rFonts w:eastAsia="黑体"/>
         <w:b/>
         <w:bCs/>
       </w:rPr>
@@ -12719,6 +13246,7 @@
       <w:spacing w:after="0" w:line="240" w:lineRule="auto"/>
     </w:pPr>
     <w:rPr>
+      <w:rFonts w:eastAsia="黑体"/>
       <w:color w:themeColor="background1" w:val="FFFFFF"/>
     </w:rPr>
     <w:tblPr>
@@ -12737,6 +13265,7 @@
     </w:tcPr>
     <w:tblStylePr w:type="firstRow">
       <w:rPr>
+        <w:rFonts w:eastAsia="黑体"/>
         <w:b/>
         <w:bCs/>
       </w:rPr>
@@ -12833,6 +13362,7 @@
       <w:spacing w:after="0" w:line="240" w:lineRule="auto"/>
     </w:pPr>
     <w:rPr>
+      <w:rFonts w:eastAsia="黑体"/>
       <w:color w:themeColor="text1" w:val="000000"/>
     </w:rPr>
     <w:tblPr>
@@ -12859,6 +13389,7 @@
     </w:tcPr>
     <w:tblStylePr w:type="firstRow">
       <w:rPr>
+        <w:rFonts w:eastAsia="黑体"/>
         <w:b/>
         <w:bCs/>
       </w:rPr>
@@ -12877,6 +13408,7 @@
     </w:tblStylePr>
     <w:tblStylePr w:type="lastRow">
       <w:rPr>
+        <w:rFonts w:eastAsia="黑体"/>
         <w:b/>
         <w:bCs/>
         <w:color w:themeColor="background1" w:val="FFFFFF"/>
@@ -12891,6 +13423,7 @@
     </w:tblStylePr>
     <w:tblStylePr w:type="firstCol">
       <w:rPr>
+        <w:rFonts w:eastAsia="黑体"/>
         <w:color w:themeColor="background1" w:val="FFFFFF"/>
       </w:rPr>
       <w:tblPr/>
@@ -12908,6 +13441,7 @@
     </w:tblStylePr>
     <w:tblStylePr w:type="lastCol">
       <w:rPr>
+        <w:rFonts w:eastAsia="黑体"/>
         <w:color w:themeColor="background1" w:val="FFFFFF"/>
       </w:rPr>
       <w:tblPr/>
@@ -12937,11 +13471,13 @@
     </w:tblStylePr>
     <w:tblStylePr w:type="neCell">
       <w:rPr>
+        <w:rFonts w:eastAsia="黑体"/>
         <w:color w:themeColor="text1" w:val="000000"/>
       </w:rPr>
     </w:tblStylePr>
     <w:tblStylePr w:type="nwCell">
       <w:rPr>
+        <w:rFonts w:eastAsia="黑体"/>
         <w:color w:themeColor="text1" w:val="000000"/>
       </w:rPr>
     </w:tblStylePr>
@@ -12955,6 +13491,7 @@
       <w:spacing w:after="0" w:line="240" w:lineRule="auto"/>
     </w:pPr>
     <w:rPr>
+      <w:rFonts w:eastAsia="黑体"/>
       <w:color w:themeColor="text1" w:val="000000"/>
     </w:rPr>
     <w:tblPr>
@@ -12981,6 +13518,7 @@
     </w:tcPr>
     <w:tblStylePr w:type="firstRow">
       <w:rPr>
+        <w:rFonts w:eastAsia="黑体"/>
         <w:b/>
         <w:bCs/>
       </w:rPr>
@@ -12999,6 +13537,7 @@
     </w:tblStylePr>
     <w:tblStylePr w:type="lastRow">
       <w:rPr>
+        <w:rFonts w:eastAsia="黑体"/>
         <w:b/>
         <w:bCs/>
         <w:color w:themeColor="background1" w:val="FFFFFF"/>
@@ -13013,6 +13552,7 @@
     </w:tblStylePr>
     <w:tblStylePr w:type="firstCol">
       <w:rPr>
+        <w:rFonts w:eastAsia="黑体"/>
         <w:color w:themeColor="background1" w:val="FFFFFF"/>
       </w:rPr>
       <w:tblPr/>
@@ -13030,6 +13570,7 @@
     </w:tblStylePr>
     <w:tblStylePr w:type="lastCol">
       <w:rPr>
+        <w:rFonts w:eastAsia="黑体"/>
         <w:color w:themeColor="background1" w:val="FFFFFF"/>
       </w:rPr>
       <w:tblPr/>
@@ -13059,11 +13600,13 @@
     </w:tblStylePr>
     <w:tblStylePr w:type="neCell">
       <w:rPr>
+        <w:rFonts w:eastAsia="黑体"/>
         <w:color w:themeColor="text1" w:val="000000"/>
       </w:rPr>
     </w:tblStylePr>
     <w:tblStylePr w:type="nwCell">
       <w:rPr>
+        <w:rFonts w:eastAsia="黑体"/>
         <w:color w:themeColor="text1" w:val="000000"/>
       </w:rPr>
     </w:tblStylePr>
@@ -13077,6 +13620,7 @@
       <w:spacing w:after="0" w:line="240" w:lineRule="auto"/>
     </w:pPr>
     <w:rPr>
+      <w:rFonts w:eastAsia="黑体"/>
       <w:color w:themeColor="text1" w:val="000000"/>
     </w:rPr>
     <w:tblPr>
@@ -13103,6 +13647,7 @@
     </w:tcPr>
     <w:tblStylePr w:type="firstRow">
       <w:rPr>
+        <w:rFonts w:eastAsia="黑体"/>
         <w:b/>
         <w:bCs/>
       </w:rPr>
@@ -13121,6 +13666,7 @@
     </w:tblStylePr>
     <w:tblStylePr w:type="lastRow">
       <w:rPr>
+        <w:rFonts w:eastAsia="黑体"/>
         <w:b/>
         <w:bCs/>
         <w:color w:themeColor="background1" w:val="FFFFFF"/>
@@ -13135,6 +13681,7 @@
     </w:tblStylePr>
     <w:tblStylePr w:type="firstCol">
       <w:rPr>
+        <w:rFonts w:eastAsia="黑体"/>
         <w:color w:themeColor="background1" w:val="FFFFFF"/>
       </w:rPr>
       <w:tblPr/>
@@ -13152,6 +13699,7 @@
     </w:tblStylePr>
     <w:tblStylePr w:type="lastCol">
       <w:rPr>
+        <w:rFonts w:eastAsia="黑体"/>
         <w:color w:themeColor="background1" w:val="FFFFFF"/>
       </w:rPr>
       <w:tblPr/>
@@ -13181,11 +13729,13 @@
     </w:tblStylePr>
     <w:tblStylePr w:type="neCell">
       <w:rPr>
+        <w:rFonts w:eastAsia="黑体"/>
         <w:color w:themeColor="text1" w:val="000000"/>
       </w:rPr>
     </w:tblStylePr>
     <w:tblStylePr w:type="nwCell">
       <w:rPr>
+        <w:rFonts w:eastAsia="黑体"/>
         <w:color w:themeColor="text1" w:val="000000"/>
       </w:rPr>
     </w:tblStylePr>
@@ -13199,6 +13749,7 @@
       <w:spacing w:after="0" w:line="240" w:lineRule="auto"/>
     </w:pPr>
     <w:rPr>
+      <w:rFonts w:eastAsia="黑体"/>
       <w:color w:themeColor="text1" w:val="000000"/>
     </w:rPr>
     <w:tblPr>
@@ -13225,6 +13776,7 @@
     </w:tcPr>
     <w:tblStylePr w:type="firstRow">
       <w:rPr>
+        <w:rFonts w:eastAsia="黑体"/>
         <w:b/>
         <w:bCs/>
       </w:rPr>
@@ -13243,6 +13795,7 @@
     </w:tblStylePr>
     <w:tblStylePr w:type="lastRow">
       <w:rPr>
+        <w:rFonts w:eastAsia="黑体"/>
         <w:b/>
         <w:bCs/>
         <w:color w:themeColor="background1" w:val="FFFFFF"/>
@@ -13257,6 +13810,7 @@
     </w:tblStylePr>
     <w:tblStylePr w:type="firstCol">
       <w:rPr>
+        <w:rFonts w:eastAsia="黑体"/>
         <w:color w:themeColor="background1" w:val="FFFFFF"/>
       </w:rPr>
       <w:tblPr/>
@@ -13274,6 +13828,7 @@
     </w:tblStylePr>
     <w:tblStylePr w:type="lastCol">
       <w:rPr>
+        <w:rFonts w:eastAsia="黑体"/>
         <w:color w:themeColor="background1" w:val="FFFFFF"/>
       </w:rPr>
       <w:tblPr/>
@@ -13311,6 +13866,7 @@
       <w:spacing w:after="0" w:line="240" w:lineRule="auto"/>
     </w:pPr>
     <w:rPr>
+      <w:rFonts w:eastAsia="黑体"/>
       <w:color w:themeColor="text1" w:val="000000"/>
     </w:rPr>
     <w:tblPr>
@@ -13337,6 +13893,7 @@
     </w:tcPr>
     <w:tblStylePr w:type="firstRow">
       <w:rPr>
+        <w:rFonts w:eastAsia="黑体"/>
         <w:b/>
         <w:bCs/>
       </w:rPr>
@@ -13355,6 +13912,7 @@
     </w:tblStylePr>
     <w:tblStylePr w:type="lastRow">
       <w:rPr>
+        <w:rFonts w:eastAsia="黑体"/>
         <w:b/>
         <w:bCs/>
         <w:color w:themeColor="background1" w:val="FFFFFF"/>
@@ -13369,6 +13927,7 @@
     </w:tblStylePr>
     <w:tblStylePr w:type="firstCol">
       <w:rPr>
+        <w:rFonts w:eastAsia="黑体"/>
         <w:color w:themeColor="background1" w:val="FFFFFF"/>
       </w:rPr>
       <w:tblPr/>
@@ -13386,6 +13945,7 @@
     </w:tblStylePr>
     <w:tblStylePr w:type="lastCol">
       <w:rPr>
+        <w:rFonts w:eastAsia="黑体"/>
         <w:color w:themeColor="background1" w:val="FFFFFF"/>
       </w:rPr>
       <w:tblPr/>
@@ -13415,11 +13975,13 @@
     </w:tblStylePr>
     <w:tblStylePr w:type="neCell">
       <w:rPr>
+        <w:rFonts w:eastAsia="黑体"/>
         <w:color w:themeColor="text1" w:val="000000"/>
       </w:rPr>
     </w:tblStylePr>
     <w:tblStylePr w:type="nwCell">
       <w:rPr>
+        <w:rFonts w:eastAsia="黑体"/>
         <w:color w:themeColor="text1" w:val="000000"/>
       </w:rPr>
     </w:tblStylePr>
@@ -13433,6 +13995,7 @@
       <w:spacing w:after="0" w:line="240" w:lineRule="auto"/>
     </w:pPr>
     <w:rPr>
+      <w:rFonts w:eastAsia="黑体"/>
       <w:color w:themeColor="text1" w:val="000000"/>
     </w:rPr>
     <w:tblPr>
@@ -13459,6 +14022,7 @@
     </w:tcPr>
     <w:tblStylePr w:type="firstRow">
       <w:rPr>
+        <w:rFonts w:eastAsia="黑体"/>
         <w:b/>
         <w:bCs/>
       </w:rPr>
@@ -13477,6 +14041,7 @@
     </w:tblStylePr>
     <w:tblStylePr w:type="lastRow">
       <w:rPr>
+        <w:rFonts w:eastAsia="黑体"/>
         <w:b/>
         <w:bCs/>
         <w:color w:themeColor="background1" w:val="FFFFFF"/>
@@ -13491,6 +14056,7 @@
     </w:tblStylePr>
     <w:tblStylePr w:type="firstCol">
       <w:rPr>
+        <w:rFonts w:eastAsia="黑体"/>
         <w:color w:themeColor="background1" w:val="FFFFFF"/>
       </w:rPr>
       <w:tblPr/>
@@ -13508,6 +14074,7 @@
     </w:tblStylePr>
     <w:tblStylePr w:type="lastCol">
       <w:rPr>
+        <w:rFonts w:eastAsia="黑体"/>
         <w:color w:themeColor="background1" w:val="FFFFFF"/>
       </w:rPr>
       <w:tblPr/>
@@ -13537,11 +14104,13 @@
     </w:tblStylePr>
     <w:tblStylePr w:type="neCell">
       <w:rPr>
+        <w:rFonts w:eastAsia="黑体"/>
         <w:color w:themeColor="text1" w:val="000000"/>
       </w:rPr>
     </w:tblStylePr>
     <w:tblStylePr w:type="nwCell">
       <w:rPr>
+        <w:rFonts w:eastAsia="黑体"/>
         <w:color w:themeColor="text1" w:val="000000"/>
       </w:rPr>
     </w:tblStylePr>
@@ -13555,6 +14124,7 @@
       <w:spacing w:after="0" w:line="240" w:lineRule="auto"/>
     </w:pPr>
     <w:rPr>
+      <w:rFonts w:eastAsia="黑体"/>
       <w:color w:themeColor="text1" w:val="000000"/>
     </w:rPr>
     <w:tblPr>
@@ -13581,6 +14151,7 @@
     </w:tcPr>
     <w:tblStylePr w:type="firstRow">
       <w:rPr>
+        <w:rFonts w:eastAsia="黑体"/>
         <w:b/>
         <w:bCs/>
       </w:rPr>
@@ -13599,6 +14170,7 @@
     </w:tblStylePr>
     <w:tblStylePr w:type="lastRow">
       <w:rPr>
+        <w:rFonts w:eastAsia="黑体"/>
         <w:b/>
         <w:bCs/>
         <w:color w:themeColor="background1" w:val="FFFFFF"/>
@@ -13613,6 +14185,7 @@
     </w:tblStylePr>
     <w:tblStylePr w:type="firstCol">
       <w:rPr>
+        <w:rFonts w:eastAsia="黑体"/>
         <w:color w:themeColor="background1" w:val="FFFFFF"/>
       </w:rPr>
       <w:tblPr/>
@@ -13630,6 +14203,7 @@
     </w:tblStylePr>
     <w:tblStylePr w:type="lastCol">
       <w:rPr>
+        <w:rFonts w:eastAsia="黑体"/>
         <w:color w:themeColor="background1" w:val="FFFFFF"/>
       </w:rPr>
       <w:tblPr/>
@@ -13659,11 +14233,13 @@
     </w:tblStylePr>
     <w:tblStylePr w:type="neCell">
       <w:rPr>
+        <w:rFonts w:eastAsia="黑体"/>
         <w:color w:themeColor="text1" w:val="000000"/>
       </w:rPr>
     </w:tblStylePr>
     <w:tblStylePr w:type="nwCell">
       <w:rPr>
+        <w:rFonts w:eastAsia="黑体"/>
         <w:color w:themeColor="text1" w:val="000000"/>
       </w:rPr>
     </w:tblStylePr>
@@ -13677,6 +14253,7 @@
       <w:spacing w:after="0" w:line="240" w:lineRule="auto"/>
     </w:pPr>
     <w:rPr>
+      <w:rFonts w:eastAsia="黑体"/>
       <w:color w:themeColor="text1" w:val="000000"/>
     </w:rPr>
     <w:tblPr>
@@ -13695,6 +14272,7 @@
     </w:tcPr>
     <w:tblStylePr w:type="firstRow">
       <w:rPr>
+        <w:rFonts w:eastAsia="黑体"/>
         <w:b/>
         <w:bCs/>
         <w:color w:themeColor="background1" w:val="FFFFFF"/>
@@ -13709,6 +14287,7 @@
     </w:tblStylePr>
     <w:tblStylePr w:type="lastRow">
       <w:rPr>
+        <w:rFonts w:eastAsia="黑体"/>
         <w:b/>
         <w:bCs/>
         <w:color w:themeColor="accent2" w:themeShade="CC" w:val="9E3A38"/>
@@ -13723,12 +14302,14 @@
     </w:tblStylePr>
     <w:tblStylePr w:type="firstCol">
       <w:rPr>
+        <w:rFonts w:eastAsia="黑体"/>
         <w:b/>
         <w:bCs/>
       </w:rPr>
     </w:tblStylePr>
     <w:tblStylePr w:type="lastCol">
       <w:rPr>
+        <w:rFonts w:eastAsia="黑体"/>
         <w:b/>
         <w:bCs/>
       </w:rPr>
@@ -13763,6 +14344,7 @@
       <w:spacing w:after="0" w:line="240" w:lineRule="auto"/>
     </w:pPr>
     <w:rPr>
+      <w:rFonts w:eastAsia="黑体"/>
       <w:color w:themeColor="text1" w:val="000000"/>
     </w:rPr>
     <w:tblPr>
@@ -13781,6 +14363,7 @@
     </w:tcPr>
     <w:tblStylePr w:type="firstRow">
       <w:rPr>
+        <w:rFonts w:eastAsia="黑体"/>
         <w:b/>
         <w:bCs/>
         <w:color w:themeColor="background1" w:val="FFFFFF"/>
@@ -13795,6 +14378,7 @@
     </w:tblStylePr>
     <w:tblStylePr w:type="lastRow">
       <w:rPr>
+        <w:rFonts w:eastAsia="黑体"/>
         <w:b/>
         <w:bCs/>
         <w:color w:themeColor="accent2" w:themeShade="CC" w:val="9E3A38"/>
@@ -13809,12 +14393,14 @@
     </w:tblStylePr>
     <w:tblStylePr w:type="firstCol">
       <w:rPr>
+        <w:rFonts w:eastAsia="黑体"/>
         <w:b/>
         <w:bCs/>
       </w:rPr>
     </w:tblStylePr>
     <w:tblStylePr w:type="lastCol">
       <w:rPr>
+        <w:rFonts w:eastAsia="黑体"/>
         <w:b/>
         <w:bCs/>
       </w:rPr>
@@ -13849,6 +14435,7 @@
       <w:spacing w:after="0" w:line="240" w:lineRule="auto"/>
     </w:pPr>
     <w:rPr>
+      <w:rFonts w:eastAsia="黑体"/>
       <w:color w:themeColor="text1" w:val="000000"/>
     </w:rPr>
     <w:tblPr>
@@ -13867,6 +14454,7 @@
     </w:tcPr>
     <w:tblStylePr w:type="firstRow">
       <w:rPr>
+        <w:rFonts w:eastAsia="黑体"/>
         <w:b/>
         <w:bCs/>
         <w:color w:themeColor="background1" w:val="FFFFFF"/>
@@ -13881,6 +14469,7 @@
     </w:tblStylePr>
     <w:tblStylePr w:type="lastRow">
       <w:rPr>
+        <w:rFonts w:eastAsia="黑体"/>
         <w:b/>
         <w:bCs/>
         <w:color w:themeColor="accent2" w:themeShade="CC" w:val="9E3A38"/>
@@ -13895,12 +14484,14 @@
     </w:tblStylePr>
     <w:tblStylePr w:type="firstCol">
       <w:rPr>
+        <w:rFonts w:eastAsia="黑体"/>
         <w:b/>
         <w:bCs/>
       </w:rPr>
     </w:tblStylePr>
     <w:tblStylePr w:type="lastCol">
       <w:rPr>
+        <w:rFonts w:eastAsia="黑体"/>
         <w:b/>
         <w:bCs/>
       </w:rPr>
@@ -13935,6 +14526,7 @@
       <w:spacing w:after="0" w:line="240" w:lineRule="auto"/>
     </w:pPr>
     <w:rPr>
+      <w:rFonts w:eastAsia="黑体"/>
       <w:color w:themeColor="text1" w:val="000000"/>
     </w:rPr>
     <w:tblPr>
@@ -13953,6 +14545,7 @@
     </w:tcPr>
     <w:tblStylePr w:type="firstRow">
       <w:rPr>
+        <w:rFonts w:eastAsia="黑体"/>
         <w:b/>
         <w:bCs/>
         <w:color w:themeColor="background1" w:val="FFFFFF"/>
@@ -13967,6 +14560,7 @@
     </w:tblStylePr>
     <w:tblStylePr w:type="lastRow">
       <w:rPr>
+        <w:rFonts w:eastAsia="黑体"/>
         <w:b/>
         <w:bCs/>
         <w:color w:themeColor="accent4" w:themeShade="CC" w:val="664E82"/>
@@ -13981,12 +14575,14 @@
     </w:tblStylePr>
     <w:tblStylePr w:type="firstCol">
       <w:rPr>
+        <w:rFonts w:eastAsia="黑体"/>
         <w:b/>
         <w:bCs/>
       </w:rPr>
     </w:tblStylePr>
     <w:tblStylePr w:type="lastCol">
       <w:rPr>
+        <w:rFonts w:eastAsia="黑体"/>
         <w:b/>
         <w:bCs/>
       </w:rPr>
@@ -14021,6 +14617,7 @@
       <w:spacing w:after="0" w:line="240" w:lineRule="auto"/>
     </w:pPr>
     <w:rPr>
+      <w:rFonts w:eastAsia="黑体"/>
       <w:color w:themeColor="text1" w:val="000000"/>
     </w:rPr>
     <w:tblPr>
@@ -14039,6 +14636,7 @@
     </w:tcPr>
     <w:tblStylePr w:type="firstRow">
       <w:rPr>
+        <w:rFonts w:eastAsia="黑体"/>
         <w:b/>
         <w:bCs/>
         <w:color w:themeColor="background1" w:val="FFFFFF"/>
@@ -14053,6 +14651,7 @@
     </w:tblStylePr>
     <w:tblStylePr w:type="lastRow">
       <w:rPr>
+        <w:rFonts w:eastAsia="黑体"/>
         <w:b/>
         <w:bCs/>
         <w:color w:themeColor="accent3" w:themeShade="CC" w:val="7E9C40"/>
@@ -14067,12 +14666,14 @@
     </w:tblStylePr>
     <w:tblStylePr w:type="firstCol">
       <w:rPr>
+        <w:rFonts w:eastAsia="黑体"/>
         <w:b/>
         <w:bCs/>
       </w:rPr>
     </w:tblStylePr>
     <w:tblStylePr w:type="lastCol">
       <w:rPr>
+        <w:rFonts w:eastAsia="黑体"/>
         <w:b/>
         <w:bCs/>
       </w:rPr>
@@ -14107,6 +14708,7 @@
       <w:spacing w:after="0" w:line="240" w:lineRule="auto"/>
     </w:pPr>
     <w:rPr>
+      <w:rFonts w:eastAsia="黑体"/>
       <w:color w:themeColor="text1" w:val="000000"/>
     </w:rPr>
     <w:tblPr>
@@ -14125,6 +14727,7 @@
     </w:tcPr>
     <w:tblStylePr w:type="firstRow">
       <w:rPr>
+        <w:rFonts w:eastAsia="黑体"/>
         <w:b/>
         <w:bCs/>
         <w:color w:themeColor="background1" w:val="FFFFFF"/>
@@ -14139,6 +14742,7 @@
     </w:tblStylePr>
     <w:tblStylePr w:type="lastRow">
       <w:rPr>
+        <w:rFonts w:eastAsia="黑体"/>
         <w:b/>
         <w:bCs/>
         <w:color w:themeColor="accent6" w:themeShade="CC" w:val="F2730A"/>
@@ -14153,12 +14757,14 @@
     </w:tblStylePr>
     <w:tblStylePr w:type="firstCol">
       <w:rPr>
+        <w:rFonts w:eastAsia="黑体"/>
         <w:b/>
         <w:bCs/>
       </w:rPr>
     </w:tblStylePr>
     <w:tblStylePr w:type="lastCol">
       <w:rPr>
+        <w:rFonts w:eastAsia="黑体"/>
         <w:b/>
         <w:bCs/>
       </w:rPr>
@@ -14193,6 +14799,7 @@
       <w:spacing w:after="0" w:line="240" w:lineRule="auto"/>
     </w:pPr>
     <w:rPr>
+      <w:rFonts w:eastAsia="黑体"/>
       <w:color w:themeColor="text1" w:val="000000"/>
     </w:rPr>
     <w:tblPr>
@@ -14211,6 +14818,7 @@
     </w:tcPr>
     <w:tblStylePr w:type="firstRow">
       <w:rPr>
+        <w:rFonts w:eastAsia="黑体"/>
         <w:b/>
         <w:bCs/>
         <w:color w:themeColor="background1" w:val="FFFFFF"/>
@@ -14225,6 +14833,7 @@
     </w:tblStylePr>
     <w:tblStylePr w:type="lastRow">
       <w:rPr>
+        <w:rFonts w:eastAsia="黑体"/>
         <w:b/>
         <w:bCs/>
         <w:color w:themeColor="accent5" w:themeShade="CC" w:val="348DA5"/>
@@ -14239,12 +14848,14 @@
     </w:tblStylePr>
     <w:tblStylePr w:type="firstCol">
       <w:rPr>
+        <w:rFonts w:eastAsia="黑体"/>
         <w:b/>
         <w:bCs/>
       </w:rPr>
     </w:tblStylePr>
     <w:tblStylePr w:type="lastCol">
       <w:rPr>
+        <w:rFonts w:eastAsia="黑体"/>
         <w:b/>
         <w:bCs/>
       </w:rPr>
@@ -14279,6 +14890,7 @@
       <w:spacing w:after="0" w:line="240" w:lineRule="auto"/>
     </w:pPr>
     <w:rPr>
+      <w:rFonts w:eastAsia="黑体"/>
       <w:color w:themeColor="text1" w:val="000000"/>
     </w:rPr>
     <w:tblPr>
@@ -14300,6 +14912,7 @@
     </w:tcPr>
     <w:tblStylePr w:type="firstRow">
       <w:rPr>
+        <w:rFonts w:eastAsia="黑体"/>
         <w:b/>
         <w:bCs/>
       </w:rPr>
@@ -14310,6 +14923,7 @@
     </w:tblStylePr>
     <w:tblStylePr w:type="lastRow">
       <w:rPr>
+        <w:rFonts w:eastAsia="黑体"/>
         <w:b/>
         <w:bCs/>
         <w:color w:themeColor="text1" w:val="000000"/>
@@ -14321,6 +14935,7 @@
     </w:tblStylePr>
     <w:tblStylePr w:type="firstCol">
       <w:rPr>
+        <w:rFonts w:eastAsia="黑体"/>
         <w:color w:themeColor="background1" w:val="FFFFFF"/>
       </w:rPr>
       <w:tblPr/>
@@ -14330,6 +14945,7 @@
     </w:tblStylePr>
     <w:tblStylePr w:type="lastCol">
       <w:rPr>
+        <w:rFonts w:eastAsia="黑体"/>
         <w:color w:themeColor="background1" w:val="FFFFFF"/>
       </w:rPr>
       <w:tblPr/>
@@ -14359,6 +14975,7 @@
       <w:spacing w:after="0" w:line="240" w:lineRule="auto"/>
     </w:pPr>
     <w:rPr>
+      <w:rFonts w:eastAsia="黑体"/>
       <w:color w:themeColor="text1" w:val="000000"/>
     </w:rPr>
     <w:tblPr>
@@ -14380,6 +14997,7 @@
     </w:tcPr>
     <w:tblStylePr w:type="firstRow">
       <w:rPr>
+        <w:rFonts w:eastAsia="黑体"/>
         <w:b/>
         <w:bCs/>
       </w:rPr>
@@ -14390,6 +15008,7 @@
     </w:tblStylePr>
     <w:tblStylePr w:type="lastRow">
       <w:rPr>
+        <w:rFonts w:eastAsia="黑体"/>
         <w:b/>
         <w:bCs/>
         <w:color w:themeColor="text1" w:val="000000"/>
@@ -14401,6 +15020,7 @@
     </w:tblStylePr>
     <w:tblStylePr w:type="firstCol">
       <w:rPr>
+        <w:rFonts w:eastAsia="黑体"/>
         <w:color w:themeColor="background1" w:val="FFFFFF"/>
       </w:rPr>
       <w:tblPr/>
@@ -14410,6 +15030,7 @@
     </w:tblStylePr>
     <w:tblStylePr w:type="lastCol">
       <w:rPr>
+        <w:rFonts w:eastAsia="黑体"/>
         <w:color w:themeColor="background1" w:val="FFFFFF"/>
       </w:rPr>
       <w:tblPr/>
@@ -14439,6 +15060,7 @@
       <w:spacing w:after="0" w:line="240" w:lineRule="auto"/>
     </w:pPr>
     <w:rPr>
+      <w:rFonts w:eastAsia="黑体"/>
       <w:color w:themeColor="text1" w:val="000000"/>
     </w:rPr>
     <w:tblPr>
@@ -14460,6 +15082,7 @@
     </w:tcPr>
     <w:tblStylePr w:type="firstRow">
       <w:rPr>
+        <w:rFonts w:eastAsia="黑体"/>
         <w:b/>
         <w:bCs/>
       </w:rPr>
@@ -14470,6 +15093,7 @@
     </w:tblStylePr>
     <w:tblStylePr w:type="lastRow">
       <w:rPr>
+        <w:rFonts w:eastAsia="黑体"/>
         <w:b/>
         <w:bCs/>
         <w:color w:themeColor="text1" w:val="000000"/>
@@ -14481,6 +15105,7 @@
     </w:tblStylePr>
     <w:tblStylePr w:type="firstCol">
       <w:rPr>
+        <w:rFonts w:eastAsia="黑体"/>
         <w:color w:themeColor="background1" w:val="FFFFFF"/>
       </w:rPr>
       <w:tblPr/>
@@ -14490,6 +15115,7 @@
     </w:tblStylePr>
     <w:tblStylePr w:type="lastCol">
       <w:rPr>
+        <w:rFonts w:eastAsia="黑体"/>
         <w:color w:themeColor="background1" w:val="FFFFFF"/>
       </w:rPr>
       <w:tblPr/>
@@ -14519,6 +15145,7 @@
       <w:spacing w:after="0" w:line="240" w:lineRule="auto"/>
     </w:pPr>
     <w:rPr>
+      <w:rFonts w:eastAsia="黑体"/>
       <w:color w:themeColor="text1" w:val="000000"/>
     </w:rPr>
     <w:tblPr>
@@ -14540,6 +15167,7 @@
     </w:tcPr>
     <w:tblStylePr w:type="firstRow">
       <w:rPr>
+        <w:rFonts w:eastAsia="黑体"/>
         <w:b/>
         <w:bCs/>
       </w:rPr>
@@ -14550,6 +15178,7 @@
     </w:tblStylePr>
     <w:tblStylePr w:type="lastRow">
       <w:rPr>
+        <w:rFonts w:eastAsia="黑体"/>
         <w:b/>
         <w:bCs/>
         <w:color w:themeColor="text1" w:val="000000"/>
@@ -14561,6 +15190,7 @@
     </w:tblStylePr>
     <w:tblStylePr w:type="firstCol">
       <w:rPr>
+        <w:rFonts w:eastAsia="黑体"/>
         <w:color w:themeColor="background1" w:val="FFFFFF"/>
       </w:rPr>
       <w:tblPr/>
@@ -14570,6 +15200,7 @@
     </w:tblStylePr>
     <w:tblStylePr w:type="lastCol">
       <w:rPr>
+        <w:rFonts w:eastAsia="黑体"/>
         <w:color w:themeColor="background1" w:val="FFFFFF"/>
       </w:rPr>
       <w:tblPr/>
@@ -14599,6 +15230,7 @@
       <w:spacing w:after="0" w:line="240" w:lineRule="auto"/>
     </w:pPr>
     <w:rPr>
+      <w:rFonts w:eastAsia="黑体"/>
       <w:color w:themeColor="text1" w:val="000000"/>
     </w:rPr>
     <w:tblPr>
@@ -14620,6 +15252,7 @@
     </w:tcPr>
     <w:tblStylePr w:type="firstRow">
       <w:rPr>
+        <w:rFonts w:eastAsia="黑体"/>
         <w:b/>
         <w:bCs/>
       </w:rPr>
@@ -14630,6 +15263,7 @@
     </w:tblStylePr>
     <w:tblStylePr w:type="lastRow">
       <w:rPr>
+        <w:rFonts w:eastAsia="黑体"/>
         <w:b/>
         <w:bCs/>
         <w:color w:themeColor="text1" w:val="000000"/>
@@ -14641,6 +15275,7 @@
     </w:tblStylePr>
     <w:tblStylePr w:type="firstCol">
       <w:rPr>
+        <w:rFonts w:eastAsia="黑体"/>
         <w:color w:themeColor="background1" w:val="FFFFFF"/>
       </w:rPr>
       <w:tblPr/>
@@ -14650,6 +15285,7 @@
     </w:tblStylePr>
     <w:tblStylePr w:type="lastCol">
       <w:rPr>
+        <w:rFonts w:eastAsia="黑体"/>
         <w:color w:themeColor="background1" w:val="FFFFFF"/>
       </w:rPr>
       <w:tblPr/>
@@ -14679,6 +15315,7 @@
       <w:spacing w:after="0" w:line="240" w:lineRule="auto"/>
     </w:pPr>
     <w:rPr>
+      <w:rFonts w:eastAsia="黑体"/>
       <w:color w:themeColor="text1" w:val="000000"/>
     </w:rPr>
     <w:tblPr>
@@ -14700,6 +15337,7 @@
     </w:tcPr>
     <w:tblStylePr w:type="firstRow">
       <w:rPr>
+        <w:rFonts w:eastAsia="黑体"/>
         <w:b/>
         <w:bCs/>
       </w:rPr>
@@ -14710,6 +15348,7 @@
     </w:tblStylePr>
     <w:tblStylePr w:type="lastRow">
       <w:rPr>
+        <w:rFonts w:eastAsia="黑体"/>
         <w:b/>
         <w:bCs/>
         <w:color w:themeColor="text1" w:val="000000"/>
@@ -14721,6 +15360,7 @@
     </w:tblStylePr>
     <w:tblStylePr w:type="firstCol">
       <w:rPr>
+        <w:rFonts w:eastAsia="黑体"/>
         <w:color w:themeColor="background1" w:val="FFFFFF"/>
       </w:rPr>
       <w:tblPr/>
@@ -14730,6 +15370,7 @@
     </w:tblStylePr>
     <w:tblStylePr w:type="lastCol">
       <w:rPr>
+        <w:rFonts w:eastAsia="黑体"/>
         <w:color w:themeColor="background1" w:val="FFFFFF"/>
       </w:rPr>
       <w:tblPr/>
@@ -14759,6 +15400,7 @@
       <w:spacing w:after="0" w:line="240" w:lineRule="auto"/>
     </w:pPr>
     <w:rPr>
+      <w:rFonts w:eastAsia="黑体"/>
       <w:color w:themeColor="text1" w:val="000000"/>
     </w:rPr>
     <w:tblPr>
@@ -14780,6 +15422,7 @@
     </w:tcPr>
     <w:tblStylePr w:type="firstRow">
       <w:rPr>
+        <w:rFonts w:eastAsia="黑体"/>
         <w:b/>
         <w:bCs/>
       </w:rPr>
@@ -14790,6 +15433,7 @@
     </w:tblStylePr>
     <w:tblStylePr w:type="lastRow">
       <w:rPr>
+        <w:rFonts w:eastAsia="黑体"/>
         <w:b/>
         <w:bCs/>
         <w:color w:themeColor="text1" w:val="000000"/>
@@ -14801,6 +15445,7 @@
     </w:tblStylePr>
     <w:tblStylePr w:type="firstCol">
       <w:rPr>
+        <w:rFonts w:eastAsia="黑体"/>
         <w:color w:themeColor="background1" w:val="FFFFFF"/>
       </w:rPr>
       <w:tblPr/>
@@ -14810,6 +15455,7 @@
     </w:tblStylePr>
     <w:tblStylePr w:type="lastCol">
       <w:rPr>
+        <w:rFonts w:eastAsia="黑体"/>
         <w:color w:themeColor="background1" w:val="FFFFFF"/>
       </w:rPr>
       <w:tblPr/>
@@ -14842,6 +15488,7 @@
     <w:name w:val="KeywordTok"/>
     <w:basedOn w:val="VerbatimChar"/>
     <w:rPr>
+      <w:rFonts w:eastAsia="黑体"/>
       <w:b/>
       <w:color w:val="007020"/>
     </w:rPr>
@@ -14850,6 +15497,7 @@
     <w:name w:val="DataTypeTok"/>
     <w:basedOn w:val="VerbatimChar"/>
     <w:rPr>
+      <w:rFonts w:eastAsia="黑体"/>
       <w:color w:val="902000"/>
     </w:rPr>
   </w:style>
@@ -14857,6 +15505,7 @@
     <w:name w:val="DecValTok"/>
     <w:basedOn w:val="VerbatimChar"/>
     <w:rPr>
+      <w:rFonts w:eastAsia="黑体"/>
       <w:color w:val="40a070"/>
     </w:rPr>
   </w:style>
@@ -14864,6 +15513,7 @@
     <w:name w:val="BaseNTok"/>
     <w:basedOn w:val="VerbatimChar"/>
     <w:rPr>
+      <w:rFonts w:eastAsia="黑体"/>
       <w:color w:val="40a070"/>
     </w:rPr>
   </w:style>
@@ -14871,6 +15521,7 @@
     <w:name w:val="FloatTok"/>
     <w:basedOn w:val="VerbatimChar"/>
     <w:rPr>
+      <w:rFonts w:eastAsia="黑体"/>
       <w:color w:val="40a070"/>
     </w:rPr>
   </w:style>
@@ -14878,6 +15529,7 @@
     <w:name w:val="ConstantTok"/>
     <w:basedOn w:val="VerbatimChar"/>
     <w:rPr>
+      <w:rFonts w:eastAsia="黑体"/>
       <w:color w:val="880000"/>
     </w:rPr>
   </w:style>
@@ -14885,6 +15537,7 @@
     <w:name w:val="CharTok"/>
     <w:basedOn w:val="VerbatimChar"/>
     <w:rPr>
+      <w:rFonts w:eastAsia="黑体"/>
       <w:color w:val="4070a0"/>
     </w:rPr>
   </w:style>
@@ -14892,6 +15545,7 @@
     <w:name w:val="SpecialCharTok"/>
     <w:basedOn w:val="VerbatimChar"/>
     <w:rPr>
+      <w:rFonts w:eastAsia="黑体"/>
       <w:color w:val="4070a0"/>
     </w:rPr>
   </w:style>
@@ -14899,6 +15553,7 @@
     <w:name w:val="StringTok"/>
     <w:basedOn w:val="VerbatimChar"/>
     <w:rPr>
+      <w:rFonts w:eastAsia="黑体"/>
       <w:color w:val="4070a0"/>
     </w:rPr>
   </w:style>
@@ -14906,6 +15561,7 @@
     <w:name w:val="VerbatimStringTok"/>
     <w:basedOn w:val="VerbatimChar"/>
     <w:rPr>
+      <w:rFonts w:eastAsia="黑体"/>
       <w:color w:val="4070a0"/>
     </w:rPr>
   </w:style>
@@ -14913,6 +15569,7 @@
     <w:name w:val="SpecialStringTok"/>
     <w:basedOn w:val="VerbatimChar"/>
     <w:rPr>
+      <w:rFonts w:eastAsia="黑体"/>
       <w:color w:val="bb6688"/>
     </w:rPr>
   </w:style>
@@ -14920,6 +15577,7 @@
     <w:name w:val="ImportTok"/>
     <w:basedOn w:val="VerbatimChar"/>
     <w:rPr>
+      <w:rFonts w:eastAsia="黑体"/>
       <w:b/>
       <w:color w:val="008000"/>
     </w:rPr>
@@ -14928,6 +15586,7 @@
     <w:name w:val="CommentTok"/>
     <w:basedOn w:val="VerbatimChar"/>
     <w:rPr>
+      <w:rFonts w:eastAsia="黑体"/>
       <w:i/>
       <w:color w:val="60a0b0"/>
     </w:rPr>
@@ -14936,6 +15595,7 @@
     <w:name w:val="DocumentationTok"/>
     <w:basedOn w:val="VerbatimChar"/>
     <w:rPr>
+      <w:rFonts w:eastAsia="黑体"/>
       <w:i/>
       <w:color w:val="ba2121"/>
     </w:rPr>
@@ -14944,6 +15604,7 @@
     <w:name w:val="AnnotationTok"/>
     <w:basedOn w:val="VerbatimChar"/>
     <w:rPr>
+      <w:rFonts w:eastAsia="黑体"/>
       <w:b/>
       <w:i/>
       <w:color w:val="60a0b0"/>
@@ -14953,6 +15614,7 @@
     <w:name w:val="CommentVarTok"/>
     <w:basedOn w:val="VerbatimChar"/>
     <w:rPr>
+      <w:rFonts w:eastAsia="黑体"/>
       <w:b/>
       <w:i/>
       <w:color w:val="60a0b0"/>
@@ -14962,6 +15624,7 @@
     <w:name w:val="OtherTok"/>
     <w:basedOn w:val="VerbatimChar"/>
     <w:rPr>
+      <w:rFonts w:eastAsia="黑体"/>
       <w:color w:val="007020"/>
     </w:rPr>
   </w:style>
@@ -14969,6 +15632,7 @@
     <w:name w:val="FunctionTok"/>
     <w:basedOn w:val="VerbatimChar"/>
     <w:rPr>
+      <w:rFonts w:eastAsia="黑体"/>
       <w:color w:val="06287e"/>
     </w:rPr>
   </w:style>
@@ -14976,6 +15640,7 @@
     <w:name w:val="VariableTok"/>
     <w:basedOn w:val="VerbatimChar"/>
     <w:rPr>
+      <w:rFonts w:eastAsia="黑体"/>
       <w:color w:val="19177c"/>
     </w:rPr>
   </w:style>
@@ -14983,6 +15648,7 @@
     <w:name w:val="ControlFlowTok"/>
     <w:basedOn w:val="VerbatimChar"/>
     <w:rPr>
+      <w:rFonts w:eastAsia="黑体"/>
       <w:b/>
       <w:color w:val="007020"/>
     </w:rPr>
@@ -14991,6 +15657,7 @@
     <w:name w:val="OperatorTok"/>
     <w:basedOn w:val="VerbatimChar"/>
     <w:rPr>
+      <w:rFonts w:eastAsia="黑体"/>
       <w:color w:val="666666"/>
     </w:rPr>
   </w:style>
@@ -14998,18 +15665,22 @@
     <w:name w:val="BuiltInTok"/>
     <w:basedOn w:val="VerbatimChar"/>
     <w:rPr>
+      <w:rFonts w:eastAsia="黑体"/>
       <w:color w:val="008000"/>
     </w:rPr>
   </w:style>
   <w:style w:type="character" w:customStyle="1" w:styleId="ExtensionTok">
     <w:name w:val="ExtensionTok"/>
     <w:basedOn w:val="VerbatimChar"/>
-    <w:rPr/>
+    <w:rPr>
+      <w:rFonts w:eastAsia="黑体"/>
+    </w:rPr>
   </w:style>
   <w:style w:type="character" w:customStyle="1" w:styleId="PreprocessorTok">
     <w:name w:val="PreprocessorTok"/>
     <w:basedOn w:val="VerbatimChar"/>
     <w:rPr>
+      <w:rFonts w:eastAsia="黑体"/>
       <w:color w:val="bc7a00"/>
     </w:rPr>
   </w:style>
@@ -15017,18 +15688,22 @@
     <w:name w:val="AttributeTok"/>
     <w:basedOn w:val="VerbatimChar"/>
     <w:rPr>
+      <w:rFonts w:eastAsia="黑体"/>
       <w:color w:val="7d9029"/>
     </w:rPr>
   </w:style>
   <w:style w:type="character" w:customStyle="1" w:styleId="RegionMarkerTok">
     <w:name w:val="RegionMarkerTok"/>
     <w:basedOn w:val="VerbatimChar"/>
-    <w:rPr/>
+    <w:rPr>
+      <w:rFonts w:eastAsia="黑体"/>
+    </w:rPr>
   </w:style>
   <w:style w:type="character" w:customStyle="1" w:styleId="InformationTok">
     <w:name w:val="InformationTok"/>
     <w:basedOn w:val="VerbatimChar"/>
     <w:rPr>
+      <w:rFonts w:eastAsia="黑体"/>
       <w:b/>
       <w:i/>
       <w:color w:val="60a0b0"/>
@@ -15038,6 +15713,7 @@
     <w:name w:val="WarningTok"/>
     <w:basedOn w:val="VerbatimChar"/>
     <w:rPr>
+      <w:rFonts w:eastAsia="黑体"/>
       <w:b/>
       <w:i/>
       <w:color w:val="60a0b0"/>
@@ -15047,6 +15723,7 @@
     <w:name w:val="AlertTok"/>
     <w:basedOn w:val="VerbatimChar"/>
     <w:rPr>
+      <w:rFonts w:eastAsia="黑体"/>
       <w:b/>
       <w:color w:val="ff0000"/>
     </w:rPr>
@@ -15055,6 +15732,7 @@
     <w:name w:val="ErrorTok"/>
     <w:basedOn w:val="VerbatimChar"/>
     <w:rPr>
+      <w:rFonts w:eastAsia="黑体"/>
       <w:b/>
       <w:color w:val="ff0000"/>
     </w:rPr>
@@ -15062,7 +15740,9 @@
   <w:style w:type="character" w:customStyle="1" w:styleId="NormalTok">
     <w:name w:val="NormalTok"/>
     <w:basedOn w:val="VerbatimChar"/>
-    <w:rPr/>
+    <w:rPr>
+      <w:rFonts w:eastAsia="黑体"/>
+    </w:rPr>
   </w:style>
 </w:styles>
 </file>
@@ -15111,12 +15791,12 @@
     <a:fontScheme name="Office">
       <a:majorFont>
         <a:latin typeface="Calibri"/>
-        <a:ea typeface=""/>
+        <a:ea typeface="黑体"/>
         <a:cs typeface=""/>
         <a:font script="Jpan" typeface="ＭＳ ゴシック"/>
         <a:font script="Hang" typeface="맑은 고딕"/>
-        <a:font script="Hans" typeface="宋体"/>
-        <a:font script="Hant" typeface="新細明體"/>
+        <a:font script="Hans" typeface="黑体"/>
+        <a:font script="Hant" typeface="黑体"/>
         <a:font script="Arab" typeface="Times New Roman"/>
         <a:font script="Hebr" typeface="Times New Roman"/>
         <a:font script="Thai" typeface="Angsana New"/>
@@ -15146,12 +15826,12 @@
       </a:majorFont>
       <a:minorFont>
         <a:latin typeface="Cambria"/>
-        <a:ea typeface=""/>
+        <a:ea typeface="黑体"/>
         <a:cs typeface=""/>
         <a:font script="Jpan" typeface="ＭＳ 明朝"/>
         <a:font script="Hang" typeface="맑은 고딕"/>
-        <a:font script="Hans" typeface="宋体"/>
-        <a:font script="Hant" typeface="新細明體"/>
+        <a:font script="Hans" typeface="黑体"/>
+        <a:font script="Hant" typeface="黑体"/>
         <a:font script="Arab" typeface="Arial"/>
         <a:font script="Hebr" typeface="Arial"/>
         <a:font script="Thai" typeface="Cordia New"/>

--- a/01-电源电路/02-开关电源/并联谐振PRC变换器/并联谐振电路/并联谐振电路.docx
+++ b/01-电源电路/02-开关电源/并联谐振PRC变换器/并联谐振电路/并联谐振电路.docx
@@ -2720,7 +2720,7 @@
           <w:color w:val="555555"/>
           <w:sz w:val="21"/>
         </w:rPr>
-        <w:t>材料收集者：杜文杰，WX手机：19519196569，QQ:3478827729</w:t>
+        <w:t>材料收集者：杜文杰，微信/手机：19519196569，QQ:3478827729</w:t>
       </w:r>
     </w:p>
     <w:sectPr>
